--- a/course-content/authoring/shared/homework-problems/T4S.docx
+++ b/course-content/authoring/shared/homework-problems/T4S.docx
@@ -6,10 +6,16 @@
     <w:p>
       <w:pPr>
         <w:pStyle w:val="Heading1"/>
-      </w:pPr>
-      <w:r>
-        <w:rPr>
-          <w:rFonts w:ascii="Microsoft YaHei" w:hAnsi="Microsoft YaHei" w:eastAsia="Microsoft YaHei"/>
+        <w:spacing w:line="240" w:lineRule="auto" w:before="0" w:after="80"/>
+        <w:ind w:firstLine="0"/>
+        <w:jc w:val="center"/>
+      </w:pPr>
+      <w:r>
+        <w:rPr>
+          <w:rFonts w:ascii="Times New Roman" w:hAnsi="Times New Roman" w:eastAsia="SimHei"/>
+          <w:b w:val="0"/>
+          <w:color w:val="000000"/>
+          <w:sz w:val="32"/>
         </w:rPr>
         <w:t xml:space="preserve">自动控制原理 作业4：结构比较与跨域解释（含参考答案）</w:t>
       </w:r>
@@ -17,85 +23,126 @@
     <w:p>
       <w:pPr>
         <w:pStyle w:val="FirstParagraph"/>
-      </w:pPr>
-      <w:r>
-        <w:rPr>
-          <w:rFonts w:ascii="Microsoft YaHei" w:hAnsi="Microsoft YaHei" w:eastAsia="Microsoft YaHei"/>
+        <w:spacing w:line="240" w:lineRule="auto" w:before="0" w:after="80"/>
+        <w:ind w:firstLine="480"/>
+      </w:pPr>
+      <w:r>
+        <w:rPr>
+          <w:rFonts w:ascii="Times New Roman" w:hAnsi="Times New Roman" w:eastAsia="SimSun"/>
+          <w:b w:val="0"/>
+          <w:color w:val="000000"/>
+          <w:sz w:val="24"/>
         </w:rPr>
         <w:t xml:space="preserve">本文件收录</w:t>
       </w:r>
       <w:r>
         <w:rPr>
-          <w:rFonts w:ascii="Microsoft YaHei" w:hAnsi="Microsoft YaHei" w:eastAsia="Microsoft YaHei"/>
-        </w:rPr>
-        <w:t xml:space="preserve"> </w:t>
-      </w:r>
-      <w:r>
-        <w:rPr>
-          <w:rStyle w:val="VerbatimChar"/>
-          <w:rFonts w:ascii="Microsoft YaHei" w:hAnsi="Microsoft YaHei" w:eastAsia="Microsoft YaHei"/>
+          <w:rFonts w:ascii="Times New Roman" w:hAnsi="Times New Roman" w:eastAsia="SimSun"/>
+          <w:b w:val="0"/>
+          <w:color w:val="000000"/>
+          <w:sz w:val="24"/>
+        </w:rPr>
+        <w:t xml:space="preserve"> </w:t>
+      </w:r>
+      <w:r>
+        <w:rPr>
+          <w:rStyle w:val="VerbatimChar"/>
+          <w:rFonts w:ascii="Times New Roman" w:hAnsi="Times New Roman" w:eastAsia="SimSun"/>
+          <w:b w:val="0"/>
+          <w:color w:val="000000"/>
+          <w:sz w:val="24"/>
         </w:rPr>
         <w:t xml:space="preserve">T4-1</w:t>
       </w:r>
       <w:r>
         <w:rPr>
-          <w:rFonts w:ascii="Microsoft YaHei" w:hAnsi="Microsoft YaHei" w:eastAsia="Microsoft YaHei"/>
-        </w:rPr>
-        <w:t xml:space="preserve"> </w:t>
-      </w:r>
-      <w:r>
-        <w:rPr>
-          <w:rFonts w:ascii="Microsoft YaHei" w:hAnsi="Microsoft YaHei" w:eastAsia="Microsoft YaHei"/>
+          <w:rFonts w:ascii="Times New Roman" w:hAnsi="Times New Roman" w:eastAsia="SimSun"/>
+          <w:b w:val="0"/>
+          <w:color w:val="000000"/>
+          <w:sz w:val="24"/>
+        </w:rPr>
+        <w:t xml:space="preserve"> </w:t>
+      </w:r>
+      <w:r>
+        <w:rPr>
+          <w:rFonts w:ascii="Times New Roman" w:hAnsi="Times New Roman" w:eastAsia="SimSun"/>
+          <w:b w:val="0"/>
+          <w:color w:val="000000"/>
+          <w:sz w:val="24"/>
         </w:rPr>
         <w:t xml:space="preserve">到</w:t>
       </w:r>
       <w:r>
         <w:rPr>
-          <w:rFonts w:ascii="Microsoft YaHei" w:hAnsi="Microsoft YaHei" w:eastAsia="Microsoft YaHei"/>
-        </w:rPr>
-        <w:t xml:space="preserve"> </w:t>
-      </w:r>
-      <w:r>
-        <w:rPr>
-          <w:rStyle w:val="VerbatimChar"/>
-          <w:rFonts w:ascii="Microsoft YaHei" w:hAnsi="Microsoft YaHei" w:eastAsia="Microsoft YaHei"/>
+          <w:rFonts w:ascii="Times New Roman" w:hAnsi="Times New Roman" w:eastAsia="SimSun"/>
+          <w:b w:val="0"/>
+          <w:color w:val="000000"/>
+          <w:sz w:val="24"/>
+        </w:rPr>
+        <w:t xml:space="preserve"> </w:t>
+      </w:r>
+      <w:r>
+        <w:rPr>
+          <w:rStyle w:val="VerbatimChar"/>
+          <w:rFonts w:ascii="Times New Roman" w:hAnsi="Times New Roman" w:eastAsia="SimSun"/>
+          <w:b w:val="0"/>
+          <w:color w:val="000000"/>
+          <w:sz w:val="24"/>
         </w:rPr>
         <w:t xml:space="preserve">T4-3</w:t>
       </w:r>
       <w:r>
         <w:rPr>
-          <w:rFonts w:ascii="Microsoft YaHei" w:hAnsi="Microsoft YaHei" w:eastAsia="Microsoft YaHei"/>
-        </w:rPr>
-        <w:t xml:space="preserve"> </w:t>
-      </w:r>
-      <w:r>
-        <w:rPr>
-          <w:rFonts w:ascii="Microsoft YaHei" w:hAnsi="Microsoft YaHei" w:eastAsia="Microsoft YaHei"/>
+          <w:rFonts w:ascii="Times New Roman" w:hAnsi="Times New Roman" w:eastAsia="SimSun"/>
+          <w:b w:val="0"/>
+          <w:color w:val="000000"/>
+          <w:sz w:val="24"/>
+        </w:rPr>
+        <w:t xml:space="preserve"> </w:t>
+      </w:r>
+      <w:r>
+        <w:rPr>
+          <w:rFonts w:ascii="Times New Roman" w:hAnsi="Times New Roman" w:eastAsia="SimSun"/>
+          <w:b w:val="0"/>
+          <w:color w:val="000000"/>
+          <w:sz w:val="24"/>
         </w:rPr>
         <w:t xml:space="preserve">的闭题参考答案，以及</w:t>
       </w:r>
       <w:r>
         <w:rPr>
-          <w:rFonts w:ascii="Microsoft YaHei" w:hAnsi="Microsoft YaHei" w:eastAsia="Microsoft YaHei"/>
-        </w:rPr>
-        <w:t xml:space="preserve"> </w:t>
-      </w:r>
-      <w:r>
-        <w:rPr>
-          <w:rStyle w:val="VerbatimChar"/>
-          <w:rFonts w:ascii="Microsoft YaHei" w:hAnsi="Microsoft YaHei" w:eastAsia="Microsoft YaHei"/>
+          <w:rFonts w:ascii="Times New Roman" w:hAnsi="Times New Roman" w:eastAsia="SimSun"/>
+          <w:b w:val="0"/>
+          <w:color w:val="000000"/>
+          <w:sz w:val="24"/>
+        </w:rPr>
+        <w:t xml:space="preserve"> </w:t>
+      </w:r>
+      <w:r>
+        <w:rPr>
+          <w:rStyle w:val="VerbatimChar"/>
+          <w:rFonts w:ascii="Times New Roman" w:hAnsi="Times New Roman" w:eastAsia="SimSun"/>
+          <w:b w:val="0"/>
+          <w:color w:val="000000"/>
+          <w:sz w:val="24"/>
         </w:rPr>
         <w:t xml:space="preserve">O4</w:t>
       </w:r>
       <w:r>
         <w:rPr>
-          <w:rFonts w:ascii="Microsoft YaHei" w:hAnsi="Microsoft YaHei" w:eastAsia="Microsoft YaHei"/>
-        </w:rPr>
-        <w:t xml:space="preserve"> </w:t>
-      </w:r>
-      <w:r>
-        <w:rPr>
-          <w:rFonts w:ascii="Microsoft YaHei" w:hAnsi="Microsoft YaHei" w:eastAsia="Microsoft YaHei"/>
+          <w:rFonts w:ascii="Times New Roman" w:hAnsi="Times New Roman" w:eastAsia="SimSun"/>
+          <w:b w:val="0"/>
+          <w:color w:val="000000"/>
+          <w:sz w:val="24"/>
+        </w:rPr>
+        <w:t xml:space="preserve"> </w:t>
+      </w:r>
+      <w:r>
+        <w:rPr>
+          <w:rFonts w:ascii="Times New Roman" w:hAnsi="Times New Roman" w:eastAsia="SimSun"/>
+          <w:b w:val="0"/>
+          <w:color w:val="000000"/>
+          <w:sz w:val="24"/>
         </w:rPr>
         <w:t xml:space="preserve">开放题示例答案。</w:t>
       </w:r>
@@ -104,10 +151,15 @@
     <w:p>
       <w:pPr>
         <w:pStyle w:val="Heading2"/>
-      </w:pPr>
-      <w:r>
-        <w:rPr>
-          <w:rFonts w:ascii="Microsoft YaHei" w:hAnsi="Microsoft YaHei" w:eastAsia="Microsoft YaHei"/>
+        <w:spacing w:line="240" w:lineRule="auto" w:before="0" w:after="80"/>
+        <w:ind w:firstLine="0"/>
+      </w:pPr>
+      <w:r>
+        <w:rPr>
+          <w:rFonts w:ascii="Times New Roman" w:hAnsi="Times New Roman" w:eastAsia="SimSun"/>
+          <w:b/>
+          <w:color w:val="000000"/>
+          <w:sz w:val="28"/>
         </w:rPr>
         <w:t xml:space="preserve">T4-1 型别、误差系数与稳态误差（20分）</w:t>
       </w:r>
@@ -116,10 +168,15 @@
     <w:p>
       <w:pPr>
         <w:pStyle w:val="Heading3"/>
-      </w:pPr>
-      <w:r>
-        <w:rPr>
-          <w:rFonts w:ascii="Microsoft YaHei" w:hAnsi="Microsoft YaHei" w:eastAsia="Microsoft YaHei"/>
+        <w:spacing w:line="240" w:lineRule="auto" w:before="0" w:after="80"/>
+        <w:ind w:firstLine="0"/>
+      </w:pPr>
+      <w:r>
+        <w:rPr>
+          <w:rFonts w:ascii="Times New Roman" w:hAnsi="Times New Roman" w:eastAsia="SimHei"/>
+          <w:b w:val="0"/>
+          <w:color w:val="000000"/>
+          <w:sz w:val="24"/>
         </w:rPr>
         <w:t xml:space="preserve">题干</w:t>
       </w:r>
@@ -127,10 +184,15 @@
     <w:p>
       <w:pPr>
         <w:pStyle w:val="FirstParagraph"/>
-      </w:pPr>
-      <w:r>
-        <w:rPr>
-          <w:rFonts w:ascii="Microsoft YaHei" w:hAnsi="Microsoft YaHei" w:eastAsia="Microsoft YaHei"/>
+        <w:spacing w:line="240" w:lineRule="auto" w:before="0" w:after="80"/>
+        <w:ind w:firstLine="480"/>
+      </w:pPr>
+      <w:r>
+        <w:rPr>
+          <w:rFonts w:ascii="Times New Roman" w:hAnsi="Times New Roman" w:eastAsia="SimSun"/>
+          <w:b w:val="0"/>
+          <w:color w:val="000000"/>
+          <w:sz w:val="24"/>
         </w:rPr>
         <w:t xml:space="preserve">已知某单位负反馈系统的开环传递函数为</w:t>
       </w:r>
@@ -138,6 +200,8 @@
     <w:p>
       <w:pPr>
         <w:pStyle w:val="BodyText"/>
+        <w:spacing w:line="240" w:lineRule="auto" w:before="0" w:after="80"/>
+        <w:ind w:firstLine="0"/>
       </w:pPr>
       <m:oMathPara>
         <m:oMathParaPr>
@@ -268,10 +332,15 @@
     <w:p>
       <w:pPr>
         <w:pStyle w:val="FirstParagraph"/>
-      </w:pPr>
-      <w:r>
-        <w:rPr>
-          <w:rFonts w:ascii="Microsoft YaHei" w:hAnsi="Microsoft YaHei" w:eastAsia="Microsoft YaHei"/>
+        <w:spacing w:line="240" w:lineRule="auto" w:before="0" w:after="80"/>
+        <w:ind w:firstLine="480"/>
+      </w:pPr>
+      <w:r>
+        <w:rPr>
+          <w:rFonts w:ascii="Times New Roman" w:hAnsi="Times New Roman" w:eastAsia="SimSun"/>
+          <w:b w:val="0"/>
+          <w:color w:val="000000"/>
+          <w:sz w:val="24"/>
         </w:rPr>
         <w:t xml:space="preserve">请回答：</w:t>
       </w:r>
@@ -283,10 +352,15 @@
           <w:numId w:val="1001"/>
         </w:numPr>
         <w:pStyle w:val="Compact"/>
-      </w:pPr>
-      <w:r>
-        <w:rPr>
-          <w:rFonts w:ascii="Microsoft YaHei" w:hAnsi="Microsoft YaHei" w:eastAsia="Microsoft YaHei"/>
+        <w:spacing w:line="240" w:lineRule="auto" w:before="0" w:after="80"/>
+        <w:ind w:firstLine="480"/>
+      </w:pPr>
+      <w:r>
+        <w:rPr>
+          <w:rFonts w:ascii="Times New Roman" w:hAnsi="Times New Roman" w:eastAsia="SimSun"/>
+          <w:b w:val="0"/>
+          <w:color w:val="000000"/>
+          <w:sz w:val="24"/>
         </w:rPr>
         <w:t xml:space="preserve">判断该系统的型别。</w:t>
       </w:r>
@@ -298,16 +372,24 @@
           <w:numId w:val="1001"/>
         </w:numPr>
         <w:pStyle w:val="Compact"/>
-      </w:pPr>
-      <w:r>
-        <w:rPr>
-          <w:rFonts w:ascii="Microsoft YaHei" w:hAnsi="Microsoft YaHei" w:eastAsia="Microsoft YaHei"/>
+        <w:spacing w:line="240" w:lineRule="auto" w:before="0" w:after="80"/>
+        <w:ind w:firstLine="480"/>
+      </w:pPr>
+      <w:r>
+        <w:rPr>
+          <w:rFonts w:ascii="Times New Roman" w:hAnsi="Times New Roman" w:eastAsia="SimSun"/>
+          <w:b w:val="0"/>
+          <w:color w:val="000000"/>
+          <w:sz w:val="24"/>
         </w:rPr>
         <w:t xml:space="preserve">计算位置误差系数</w:t>
       </w:r>
       <w:r>
         <w:rPr>
-          <w:rFonts w:ascii="Microsoft YaHei" w:hAnsi="Microsoft YaHei" w:eastAsia="Microsoft YaHei"/>
+          <w:rFonts w:ascii="Times New Roman" w:hAnsi="Times New Roman" w:eastAsia="SimSun"/>
+          <w:b w:val="0"/>
+          <w:color w:val="000000"/>
+          <w:sz w:val="24"/>
         </w:rPr>
         <w:t xml:space="preserve"> </w:t>
       </w:r>
@@ -327,13 +409,19 @@
       </m:oMath>
       <w:r>
         <w:rPr>
-          <w:rFonts w:ascii="Microsoft YaHei" w:hAnsi="Microsoft YaHei" w:eastAsia="Microsoft YaHei"/>
+          <w:rFonts w:ascii="Times New Roman" w:hAnsi="Times New Roman" w:eastAsia="SimSun"/>
+          <w:b w:val="0"/>
+          <w:color w:val="000000"/>
+          <w:sz w:val="24"/>
         </w:rPr>
         <w:t xml:space="preserve">、速度误差系数</w:t>
       </w:r>
       <w:r>
         <w:rPr>
-          <w:rFonts w:ascii="Microsoft YaHei" w:hAnsi="Microsoft YaHei" w:eastAsia="Microsoft YaHei"/>
+          <w:rFonts w:ascii="Times New Roman" w:hAnsi="Times New Roman" w:eastAsia="SimSun"/>
+          <w:b w:val="0"/>
+          <w:color w:val="000000"/>
+          <w:sz w:val="24"/>
         </w:rPr>
         <w:t xml:space="preserve"> </w:t>
       </w:r>
@@ -353,19 +441,28 @@
       </m:oMath>
       <w:r>
         <w:rPr>
-          <w:rFonts w:ascii="Microsoft YaHei" w:hAnsi="Microsoft YaHei" w:eastAsia="Microsoft YaHei"/>
-        </w:rPr>
-        <w:t xml:space="preserve"> </w:t>
-      </w:r>
-      <w:r>
-        <w:rPr>
-          <w:rFonts w:ascii="Microsoft YaHei" w:hAnsi="Microsoft YaHei" w:eastAsia="Microsoft YaHei"/>
+          <w:rFonts w:ascii="Times New Roman" w:hAnsi="Times New Roman" w:eastAsia="SimSun"/>
+          <w:b w:val="0"/>
+          <w:color w:val="000000"/>
+          <w:sz w:val="24"/>
+        </w:rPr>
+        <w:t xml:space="preserve"> </w:t>
+      </w:r>
+      <w:r>
+        <w:rPr>
+          <w:rFonts w:ascii="Times New Roman" w:hAnsi="Times New Roman" w:eastAsia="SimSun"/>
+          <w:b w:val="0"/>
+          <w:color w:val="000000"/>
+          <w:sz w:val="24"/>
         </w:rPr>
         <w:t xml:space="preserve">与加速度误差系数</w:t>
       </w:r>
       <w:r>
         <w:rPr>
-          <w:rFonts w:ascii="Microsoft YaHei" w:hAnsi="Microsoft YaHei" w:eastAsia="Microsoft YaHei"/>
+          <w:rFonts w:ascii="Times New Roman" w:hAnsi="Times New Roman" w:eastAsia="SimSun"/>
+          <w:b w:val="0"/>
+          <w:color w:val="000000"/>
+          <w:sz w:val="24"/>
         </w:rPr>
         <w:t xml:space="preserve"> </w:t>
       </w:r>
@@ -385,7 +482,10 @@
       </m:oMath>
       <w:r>
         <w:rPr>
-          <w:rFonts w:ascii="Microsoft YaHei" w:hAnsi="Microsoft YaHei" w:eastAsia="Microsoft YaHei"/>
+          <w:rFonts w:ascii="Times New Roman" w:hAnsi="Times New Roman" w:eastAsia="SimSun"/>
+          <w:b w:val="0"/>
+          <w:color w:val="000000"/>
+          <w:sz w:val="24"/>
         </w:rPr>
         <w:t xml:space="preserve">。</w:t>
       </w:r>
@@ -397,10 +497,15 @@
           <w:numId w:val="1001"/>
         </w:numPr>
         <w:pStyle w:val="Compact"/>
-      </w:pPr>
-      <w:r>
-        <w:rPr>
-          <w:rFonts w:ascii="Microsoft YaHei" w:hAnsi="Microsoft YaHei" w:eastAsia="Microsoft YaHei"/>
+        <w:spacing w:line="240" w:lineRule="auto" w:before="0" w:after="80"/>
+        <w:ind w:firstLine="480"/>
+      </w:pPr>
+      <w:r>
+        <w:rPr>
+          <w:rFonts w:ascii="Times New Roman" w:hAnsi="Times New Roman" w:eastAsia="SimSun"/>
+          <w:b w:val="0"/>
+          <w:color w:val="000000"/>
+          <w:sz w:val="24"/>
         </w:rPr>
         <w:t xml:space="preserve">求单位阶跃输入、单位斜坡输入与单位抛物输入下的稳态误差。</w:t>
       </w:r>
@@ -412,10 +517,15 @@
           <w:numId w:val="1001"/>
         </w:numPr>
         <w:pStyle w:val="Compact"/>
-      </w:pPr>
-      <w:r>
-        <w:rPr>
-          <w:rFonts w:ascii="Microsoft YaHei" w:hAnsi="Microsoft YaHei" w:eastAsia="Microsoft YaHei"/>
+        <w:spacing w:line="240" w:lineRule="auto" w:before="0" w:after="80"/>
+        <w:ind w:firstLine="480"/>
+      </w:pPr>
+      <w:r>
+        <w:rPr>
+          <w:rFonts w:ascii="Times New Roman" w:hAnsi="Times New Roman" w:eastAsia="SimSun"/>
+          <w:b w:val="0"/>
+          <w:color w:val="000000"/>
+          <w:sz w:val="24"/>
         </w:rPr>
         <w:t xml:space="preserve">结合结果，用一句话概括该结构“能保证什么、不能保证什么”的稳态跟踪能力。</w:t>
       </w:r>
@@ -425,10 +535,15 @@
     <w:p>
       <w:pPr>
         <w:pStyle w:val="Heading3"/>
-      </w:pPr>
-      <w:r>
-        <w:rPr>
-          <w:rFonts w:ascii="Microsoft YaHei" w:hAnsi="Microsoft YaHei" w:eastAsia="Microsoft YaHei"/>
+        <w:spacing w:line="240" w:lineRule="auto" w:before="0" w:after="80"/>
+        <w:ind w:firstLine="0"/>
+      </w:pPr>
+      <w:r>
+        <w:rPr>
+          <w:rFonts w:ascii="Times New Roman" w:hAnsi="Times New Roman" w:eastAsia="SimHei"/>
+          <w:b w:val="0"/>
+          <w:color w:val="000000"/>
+          <w:sz w:val="24"/>
         </w:rPr>
         <w:t xml:space="preserve">标准答案</w:t>
       </w:r>
@@ -436,85 +551,126 @@
     <w:p>
       <w:pPr>
         <w:pStyle w:val="FirstParagraph"/>
-      </w:pPr>
-      <w:r>
-        <w:rPr>
-          <w:rFonts w:ascii="Microsoft YaHei" w:hAnsi="Microsoft YaHei" w:eastAsia="Microsoft YaHei"/>
+        <w:spacing w:line="240" w:lineRule="auto" w:before="0" w:after="80"/>
+        <w:ind w:firstLine="480"/>
+      </w:pPr>
+      <w:r>
+        <w:rPr>
+          <w:rFonts w:ascii="Times New Roman" w:hAnsi="Times New Roman" w:eastAsia="SimSun"/>
+          <w:b w:val="0"/>
+          <w:color w:val="000000"/>
+          <w:sz w:val="24"/>
         </w:rPr>
         <w:t xml:space="preserve">开环传递函数中原点处有</w:t>
       </w:r>
       <w:r>
         <w:rPr>
-          <w:rFonts w:ascii="Microsoft YaHei" w:hAnsi="Microsoft YaHei" w:eastAsia="Microsoft YaHei"/>
-        </w:rPr>
-        <w:t xml:space="preserve"> </w:t>
-      </w:r>
-      <w:r>
-        <w:rPr>
-          <w:rStyle w:val="VerbatimChar"/>
-          <w:rFonts w:ascii="Microsoft YaHei" w:hAnsi="Microsoft YaHei" w:eastAsia="Microsoft YaHei"/>
+          <w:rFonts w:ascii="Times New Roman" w:hAnsi="Times New Roman" w:eastAsia="SimSun"/>
+          <w:b w:val="0"/>
+          <w:color w:val="000000"/>
+          <w:sz w:val="24"/>
+        </w:rPr>
+        <w:t xml:space="preserve"> </w:t>
+      </w:r>
+      <w:r>
+        <w:rPr>
+          <w:rStyle w:val="VerbatimChar"/>
+          <w:rFonts w:ascii="Times New Roman" w:hAnsi="Times New Roman" w:eastAsia="SimSun"/>
+          <w:b w:val="0"/>
+          <w:color w:val="000000"/>
+          <w:sz w:val="24"/>
         </w:rPr>
         <w:t xml:space="preserve">1</w:t>
       </w:r>
       <w:r>
         <w:rPr>
-          <w:rFonts w:ascii="Microsoft YaHei" w:hAnsi="Microsoft YaHei" w:eastAsia="Microsoft YaHei"/>
-        </w:rPr>
-        <w:t xml:space="preserve"> </w:t>
-      </w:r>
-      <w:r>
-        <w:rPr>
-          <w:rFonts w:ascii="Microsoft YaHei" w:hAnsi="Microsoft YaHei" w:eastAsia="Microsoft YaHei"/>
+          <w:rFonts w:ascii="Times New Roman" w:hAnsi="Times New Roman" w:eastAsia="SimSun"/>
+          <w:b w:val="0"/>
+          <w:color w:val="000000"/>
+          <w:sz w:val="24"/>
+        </w:rPr>
+        <w:t xml:space="preserve"> </w:t>
+      </w:r>
+      <w:r>
+        <w:rPr>
+          <w:rFonts w:ascii="Times New Roman" w:hAnsi="Times New Roman" w:eastAsia="SimSun"/>
+          <w:b w:val="0"/>
+          <w:color w:val="000000"/>
+          <w:sz w:val="24"/>
         </w:rPr>
         <w:t xml:space="preserve">个积分环节，因此系统是</w:t>
       </w:r>
       <w:r>
         <w:rPr>
-          <w:rFonts w:ascii="Microsoft YaHei" w:hAnsi="Microsoft YaHei" w:eastAsia="Microsoft YaHei"/>
-        </w:rPr>
-        <w:t xml:space="preserve"> </w:t>
-      </w:r>
-      <w:r>
-        <w:rPr>
-          <w:rStyle w:val="VerbatimChar"/>
-          <w:rFonts w:ascii="Microsoft YaHei" w:hAnsi="Microsoft YaHei" w:eastAsia="Microsoft YaHei"/>
+          <w:rFonts w:ascii="Times New Roman" w:hAnsi="Times New Roman" w:eastAsia="SimSun"/>
+          <w:b w:val="0"/>
+          <w:color w:val="000000"/>
+          <w:sz w:val="24"/>
+        </w:rPr>
+        <w:t xml:space="preserve"> </w:t>
+      </w:r>
+      <w:r>
+        <w:rPr>
+          <w:rStyle w:val="VerbatimChar"/>
+          <w:rFonts w:ascii="Times New Roman" w:hAnsi="Times New Roman" w:eastAsia="SimSun"/>
+          <w:b w:val="0"/>
+          <w:color w:val="000000"/>
+          <w:sz w:val="24"/>
         </w:rPr>
         <w:t xml:space="preserve">I</w:t>
       </w:r>
       <w:r>
         <w:rPr>
-          <w:rFonts w:ascii="Microsoft YaHei" w:hAnsi="Microsoft YaHei" w:eastAsia="Microsoft YaHei"/>
-        </w:rPr>
-        <w:t xml:space="preserve"> </w:t>
-      </w:r>
-      <w:r>
-        <w:rPr>
-          <w:rFonts w:ascii="Microsoft YaHei" w:hAnsi="Microsoft YaHei" w:eastAsia="Microsoft YaHei"/>
+          <w:rFonts w:ascii="Times New Roman" w:hAnsi="Times New Roman" w:eastAsia="SimSun"/>
+          <w:b w:val="0"/>
+          <w:color w:val="000000"/>
+          <w:sz w:val="24"/>
+        </w:rPr>
+        <w:t xml:space="preserve"> </w:t>
+      </w:r>
+      <w:r>
+        <w:rPr>
+          <w:rFonts w:ascii="Times New Roman" w:hAnsi="Times New Roman" w:eastAsia="SimSun"/>
+          <w:b w:val="0"/>
+          <w:color w:val="000000"/>
+          <w:sz w:val="24"/>
         </w:rPr>
         <w:t xml:space="preserve">型系统，也就是</w:t>
       </w:r>
       <w:r>
         <w:rPr>
-          <w:rFonts w:ascii="Microsoft YaHei" w:hAnsi="Microsoft YaHei" w:eastAsia="Microsoft YaHei"/>
-        </w:rPr>
-        <w:t xml:space="preserve"> </w:t>
-      </w:r>
-      <w:r>
-        <w:rPr>
-          <w:rStyle w:val="VerbatimChar"/>
-          <w:rFonts w:ascii="Microsoft YaHei" w:hAnsi="Microsoft YaHei" w:eastAsia="Microsoft YaHei"/>
+          <w:rFonts w:ascii="Times New Roman" w:hAnsi="Times New Roman" w:eastAsia="SimSun"/>
+          <w:b w:val="0"/>
+          <w:color w:val="000000"/>
+          <w:sz w:val="24"/>
+        </w:rPr>
+        <w:t xml:space="preserve"> </w:t>
+      </w:r>
+      <w:r>
+        <w:rPr>
+          <w:rStyle w:val="VerbatimChar"/>
+          <w:rFonts w:ascii="Times New Roman" w:hAnsi="Times New Roman" w:eastAsia="SimSun"/>
+          <w:b w:val="0"/>
+          <w:color w:val="000000"/>
+          <w:sz w:val="24"/>
         </w:rPr>
         <w:t xml:space="preserve">1</w:t>
       </w:r>
       <w:r>
         <w:rPr>
-          <w:rFonts w:ascii="Microsoft YaHei" w:hAnsi="Microsoft YaHei" w:eastAsia="Microsoft YaHei"/>
-        </w:rPr>
-        <w:t xml:space="preserve"> </w:t>
-      </w:r>
-      <w:r>
-        <w:rPr>
-          <w:rFonts w:ascii="Microsoft YaHei" w:hAnsi="Microsoft YaHei" w:eastAsia="Microsoft YaHei"/>
+          <w:rFonts w:ascii="Times New Roman" w:hAnsi="Times New Roman" w:eastAsia="SimSun"/>
+          <w:b w:val="0"/>
+          <w:color w:val="000000"/>
+          <w:sz w:val="24"/>
+        </w:rPr>
+        <w:t xml:space="preserve"> </w:t>
+      </w:r>
+      <w:r>
+        <w:rPr>
+          <w:rFonts w:ascii="Times New Roman" w:hAnsi="Times New Roman" w:eastAsia="SimSun"/>
+          <w:b w:val="0"/>
+          <w:color w:val="000000"/>
+          <w:sz w:val="24"/>
         </w:rPr>
         <w:t xml:space="preserve">型系统。（4分）</w:t>
       </w:r>
@@ -522,10 +678,15 @@
     <w:p>
       <w:pPr>
         <w:pStyle w:val="BodyText"/>
-      </w:pPr>
-      <w:r>
-        <w:rPr>
-          <w:rFonts w:ascii="Microsoft YaHei" w:hAnsi="Microsoft YaHei" w:eastAsia="Microsoft YaHei"/>
+        <w:spacing w:line="240" w:lineRule="auto" w:before="0" w:after="80"/>
+        <w:ind w:firstLine="480"/>
+      </w:pPr>
+      <w:r>
+        <w:rPr>
+          <w:rFonts w:ascii="Times New Roman" w:hAnsi="Times New Roman" w:eastAsia="SimSun"/>
+          <w:b w:val="0"/>
+          <w:color w:val="000000"/>
+          <w:sz w:val="24"/>
         </w:rPr>
         <w:t xml:space="preserve">按稳态误差系数定义：</w:t>
       </w:r>
@@ -533,6 +694,8 @@
     <w:p>
       <w:pPr>
         <w:pStyle w:val="BodyText"/>
+        <w:spacing w:line="240" w:lineRule="auto" w:before="0" w:after="80"/>
+        <w:ind w:firstLine="0"/>
       </w:pPr>
       <m:oMathPara>
         <m:oMathParaPr>
@@ -747,6 +910,8 @@
     <w:p>
       <w:pPr>
         <w:pStyle w:val="FirstParagraph"/>
+        <w:spacing w:line="240" w:lineRule="auto" w:before="0" w:after="80"/>
+        <w:ind w:firstLine="0"/>
       </w:pPr>
       <m:oMathPara>
         <m:oMathParaPr>
@@ -973,6 +1138,8 @@
     <w:p>
       <w:pPr>
         <w:pStyle w:val="FirstParagraph"/>
+        <w:spacing w:line="240" w:lineRule="auto" w:before="0" w:after="80"/>
+        <w:ind w:firstLine="0"/>
       </w:pPr>
       <m:oMathPara>
         <m:oMathParaPr>
@@ -1190,10 +1357,15 @@
     <w:p>
       <w:pPr>
         <w:pStyle w:val="FirstParagraph"/>
-      </w:pPr>
-      <w:r>
-        <w:rPr>
-          <w:rFonts w:ascii="Microsoft YaHei" w:hAnsi="Microsoft YaHei" w:eastAsia="Microsoft YaHei"/>
+        <w:spacing w:line="240" w:lineRule="auto" w:before="0" w:after="80"/>
+        <w:ind w:firstLine="480"/>
+      </w:pPr>
+      <w:r>
+        <w:rPr>
+          <w:rFonts w:ascii="Times New Roman" w:hAnsi="Times New Roman" w:eastAsia="SimSun"/>
+          <w:b w:val="0"/>
+          <w:color w:val="000000"/>
+          <w:sz w:val="24"/>
         </w:rPr>
         <w:t xml:space="preserve">因此三类典型输入下的稳态误差分别为：</w:t>
       </w:r>
@@ -1201,6 +1373,8 @@
     <w:p>
       <w:pPr>
         <w:pStyle w:val="BodyText"/>
+        <w:spacing w:line="240" w:lineRule="auto" w:before="0" w:after="80"/>
+        <w:ind w:firstLine="0"/>
       </w:pPr>
       <m:oMathPara>
         <m:oMathParaPr>
@@ -1295,6 +1469,8 @@
     <w:p>
       <w:pPr>
         <w:pStyle w:val="FirstParagraph"/>
+        <w:spacing w:line="240" w:lineRule="auto" w:before="0" w:after="80"/>
+        <w:ind w:firstLine="0"/>
       </w:pPr>
       <m:oMathPara>
         <m:oMathParaPr>
@@ -1392,6 +1568,8 @@
     <w:p>
       <w:pPr>
         <w:pStyle w:val="FirstParagraph"/>
+        <w:spacing w:line="240" w:lineRule="auto" w:before="0" w:after="80"/>
+        <w:ind w:firstLine="0"/>
       </w:pPr>
       <m:oMathPara>
         <m:oMathParaPr>
@@ -1486,10 +1664,15 @@
     <w:p>
       <w:pPr>
         <w:pStyle w:val="FirstParagraph"/>
-      </w:pPr>
-      <w:r>
-        <w:rPr>
-          <w:rFonts w:ascii="Microsoft YaHei" w:hAnsi="Microsoft YaHei" w:eastAsia="Microsoft YaHei"/>
+        <w:spacing w:line="240" w:lineRule="auto" w:before="0" w:after="80"/>
+        <w:ind w:firstLine="480"/>
+      </w:pPr>
+      <w:r>
+        <w:rPr>
+          <w:rFonts w:ascii="Times New Roman" w:hAnsi="Times New Roman" w:eastAsia="SimSun"/>
+          <w:b w:val="0"/>
+          <w:color w:val="000000"/>
+          <w:sz w:val="24"/>
         </w:rPr>
         <w:t xml:space="preserve">一句话概括：该结构能够对单位阶跃实现零稳态误差，对单位斜坡只能保证有限稳态误差，而对单位抛物输入不能保证有界稳态跟踪误差。（4分）</w:t>
       </w:r>
@@ -1499,10 +1682,15 @@
     <w:p>
       <w:pPr>
         <w:pStyle w:val="Heading3"/>
-      </w:pPr>
-      <w:r>
-        <w:rPr>
-          <w:rFonts w:ascii="Microsoft YaHei" w:hAnsi="Microsoft YaHei" w:eastAsia="Microsoft YaHei"/>
+        <w:spacing w:line="240" w:lineRule="auto" w:before="0" w:after="80"/>
+        <w:ind w:firstLine="0"/>
+      </w:pPr>
+      <w:r>
+        <w:rPr>
+          <w:rFonts w:ascii="Times New Roman" w:hAnsi="Times New Roman" w:eastAsia="SimHei"/>
+          <w:b w:val="0"/>
+          <w:color w:val="000000"/>
+          <w:sz w:val="24"/>
         </w:rPr>
         <w:t xml:space="preserve">分步评分标准</w:t>
       </w:r>
@@ -1514,62 +1702,91 @@
           <w:numId w:val="1002"/>
         </w:numPr>
         <w:pStyle w:val="Compact"/>
+        <w:spacing w:line="240" w:lineRule="auto" w:before="0" w:after="80"/>
+        <w:ind w:firstLine="480"/>
       </w:pPr>
       <w:r>
         <w:rPr>
           <w:bCs/>
-          <w:rFonts w:ascii="Microsoft YaHei" w:hAnsi="Microsoft YaHei" w:eastAsia="Microsoft YaHei"/>
-          <w:b/>
+          <w:rFonts w:ascii="Times New Roman" w:hAnsi="Times New Roman" w:eastAsia="SimHei"/>
+          <w:b w:val="0"/>
+          <w:i w:val="0"/>
+          <w:color w:val="000000"/>
+          <w:sz w:val="24"/>
         </w:rPr>
         <w:t xml:space="preserve">型别判断</w:t>
       </w:r>
       <w:r>
         <w:rPr>
-          <w:rFonts w:ascii="Microsoft YaHei" w:hAnsi="Microsoft YaHei" w:eastAsia="Microsoft YaHei"/>
+          <w:rFonts w:ascii="Times New Roman" w:hAnsi="Times New Roman" w:eastAsia="SimSun"/>
+          <w:b w:val="0"/>
+          <w:color w:val="000000"/>
+          <w:sz w:val="24"/>
         </w:rPr>
         <w:t xml:space="preserve">（4分）：明确指出系统为</w:t>
       </w:r>
       <w:r>
         <w:rPr>
-          <w:rFonts w:ascii="Microsoft YaHei" w:hAnsi="Microsoft YaHei" w:eastAsia="Microsoft YaHei"/>
-        </w:rPr>
-        <w:t xml:space="preserve"> </w:t>
-      </w:r>
-      <w:r>
-        <w:rPr>
-          <w:rStyle w:val="VerbatimChar"/>
-          <w:rFonts w:ascii="Microsoft YaHei" w:hAnsi="Microsoft YaHei" w:eastAsia="Microsoft YaHei"/>
+          <w:rFonts w:ascii="Times New Roman" w:hAnsi="Times New Roman" w:eastAsia="SimSun"/>
+          <w:b w:val="0"/>
+          <w:color w:val="000000"/>
+          <w:sz w:val="24"/>
+        </w:rPr>
+        <w:t xml:space="preserve"> </w:t>
+      </w:r>
+      <w:r>
+        <w:rPr>
+          <w:rStyle w:val="VerbatimChar"/>
+          <w:rFonts w:ascii="Times New Roman" w:hAnsi="Times New Roman" w:eastAsia="SimSun"/>
+          <w:b w:val="0"/>
+          <w:color w:val="000000"/>
+          <w:sz w:val="24"/>
         </w:rPr>
         <w:t xml:space="preserve">1</w:t>
       </w:r>
       <w:r>
         <w:rPr>
-          <w:rFonts w:ascii="Microsoft YaHei" w:hAnsi="Microsoft YaHei" w:eastAsia="Microsoft YaHei"/>
-        </w:rPr>
-        <w:t xml:space="preserve"> </w:t>
-      </w:r>
-      <w:r>
-        <w:rPr>
-          <w:rFonts w:ascii="Microsoft YaHei" w:hAnsi="Microsoft YaHei" w:eastAsia="Microsoft YaHei"/>
+          <w:rFonts w:ascii="Times New Roman" w:hAnsi="Times New Roman" w:eastAsia="SimSun"/>
+          <w:b w:val="0"/>
+          <w:color w:val="000000"/>
+          <w:sz w:val="24"/>
+        </w:rPr>
+        <w:t xml:space="preserve"> </w:t>
+      </w:r>
+      <w:r>
+        <w:rPr>
+          <w:rFonts w:ascii="Times New Roman" w:hAnsi="Times New Roman" w:eastAsia="SimSun"/>
+          <w:b w:val="0"/>
+          <w:color w:val="000000"/>
+          <w:sz w:val="24"/>
         </w:rPr>
         <w:t xml:space="preserve">型系统。若只说“有一个积分环节”但未落到型别，最多给</w:t>
       </w:r>
       <w:r>
         <w:rPr>
-          <w:rFonts w:ascii="Microsoft YaHei" w:hAnsi="Microsoft YaHei" w:eastAsia="Microsoft YaHei"/>
-        </w:rPr>
-        <w:t xml:space="preserve"> </w:t>
-      </w:r>
-      <w:r>
-        <w:rPr>
-          <w:rStyle w:val="VerbatimChar"/>
-          <w:rFonts w:ascii="Microsoft YaHei" w:hAnsi="Microsoft YaHei" w:eastAsia="Microsoft YaHei"/>
+          <w:rFonts w:ascii="Times New Roman" w:hAnsi="Times New Roman" w:eastAsia="SimSun"/>
+          <w:b w:val="0"/>
+          <w:color w:val="000000"/>
+          <w:sz w:val="24"/>
+        </w:rPr>
+        <w:t xml:space="preserve"> </w:t>
+      </w:r>
+      <w:r>
+        <w:rPr>
+          <w:rStyle w:val="VerbatimChar"/>
+          <w:rFonts w:ascii="Times New Roman" w:hAnsi="Times New Roman" w:eastAsia="SimSun"/>
+          <w:b w:val="0"/>
+          <w:color w:val="000000"/>
+          <w:sz w:val="24"/>
         </w:rPr>
         <w:t xml:space="preserve">2分</w:t>
       </w:r>
       <w:r>
         <w:rPr>
-          <w:rFonts w:ascii="Microsoft YaHei" w:hAnsi="Microsoft YaHei" w:eastAsia="Microsoft YaHei"/>
+          <w:rFonts w:ascii="Times New Roman" w:hAnsi="Times New Roman" w:eastAsia="SimSun"/>
+          <w:b w:val="0"/>
+          <w:color w:val="000000"/>
+          <w:sz w:val="24"/>
         </w:rPr>
         <w:t xml:space="preserve">。</w:t>
       </w:r>
@@ -1581,107 +1798,157 @@
           <w:numId w:val="1002"/>
         </w:numPr>
         <w:pStyle w:val="Compact"/>
+        <w:spacing w:line="240" w:lineRule="auto" w:before="0" w:after="80"/>
+        <w:ind w:firstLine="480"/>
       </w:pPr>
       <w:r>
         <w:rPr>
           <w:bCs/>
-          <w:rFonts w:ascii="Microsoft YaHei" w:hAnsi="Microsoft YaHei" w:eastAsia="Microsoft YaHei"/>
-          <w:b/>
+          <w:rFonts w:ascii="Times New Roman" w:hAnsi="Times New Roman" w:eastAsia="SimHei"/>
+          <w:b w:val="0"/>
+          <w:i w:val="0"/>
+          <w:color w:val="000000"/>
+          <w:sz w:val="24"/>
         </w:rPr>
         <w:t xml:space="preserve">误差系数计算</w:t>
       </w:r>
       <w:r>
         <w:rPr>
-          <w:rFonts w:ascii="Microsoft YaHei" w:hAnsi="Microsoft YaHei" w:eastAsia="Microsoft YaHei"/>
+          <w:rFonts w:ascii="Times New Roman" w:hAnsi="Times New Roman" w:eastAsia="SimSun"/>
+          <w:b w:val="0"/>
+          <w:color w:val="000000"/>
+          <w:sz w:val="24"/>
         </w:rPr>
         <w:t xml:space="preserve">（6分）：</w:t>
       </w:r>
       <w:r>
         <w:rPr>
           <w:rStyle w:val="VerbatimChar"/>
-          <w:rFonts w:ascii="Microsoft YaHei" w:hAnsi="Microsoft YaHei" w:eastAsia="Microsoft YaHei"/>
+          <w:rFonts w:ascii="Times New Roman" w:hAnsi="Times New Roman" w:eastAsia="SimSun"/>
+          <w:b w:val="0"/>
+          <w:color w:val="000000"/>
+          <w:sz w:val="24"/>
         </w:rPr>
         <w:t xml:space="preserve">K_p</w:t>
       </w:r>
       <w:r>
         <w:rPr>
-          <w:rFonts w:ascii="Microsoft YaHei" w:hAnsi="Microsoft YaHei" w:eastAsia="Microsoft YaHei"/>
+          <w:rFonts w:ascii="Times New Roman" w:hAnsi="Times New Roman" w:eastAsia="SimSun"/>
+          <w:b w:val="0"/>
+          <w:color w:val="000000"/>
+          <w:sz w:val="24"/>
         </w:rPr>
         <w:t xml:space="preserve">、</w:t>
       </w:r>
       <w:r>
         <w:rPr>
           <w:rStyle w:val="VerbatimChar"/>
-          <w:rFonts w:ascii="Microsoft YaHei" w:hAnsi="Microsoft YaHei" w:eastAsia="Microsoft YaHei"/>
+          <w:rFonts w:ascii="Times New Roman" w:hAnsi="Times New Roman" w:eastAsia="SimSun"/>
+          <w:b w:val="0"/>
+          <w:color w:val="000000"/>
+          <w:sz w:val="24"/>
         </w:rPr>
         <w:t xml:space="preserve">K_v</w:t>
       </w:r>
       <w:r>
         <w:rPr>
-          <w:rFonts w:ascii="Microsoft YaHei" w:hAnsi="Microsoft YaHei" w:eastAsia="Microsoft YaHei"/>
+          <w:rFonts w:ascii="Times New Roman" w:hAnsi="Times New Roman" w:eastAsia="SimSun"/>
+          <w:b w:val="0"/>
+          <w:color w:val="000000"/>
+          <w:sz w:val="24"/>
         </w:rPr>
         <w:t xml:space="preserve">、</w:t>
       </w:r>
       <w:r>
         <w:rPr>
           <w:rStyle w:val="VerbatimChar"/>
-          <w:rFonts w:ascii="Microsoft YaHei" w:hAnsi="Microsoft YaHei" w:eastAsia="Microsoft YaHei"/>
+          <w:rFonts w:ascii="Times New Roman" w:hAnsi="Times New Roman" w:eastAsia="SimSun"/>
+          <w:b w:val="0"/>
+          <w:color w:val="000000"/>
+          <w:sz w:val="24"/>
         </w:rPr>
         <w:t xml:space="preserve">K_a</w:t>
       </w:r>
       <w:r>
         <w:rPr>
-          <w:rFonts w:ascii="Microsoft YaHei" w:hAnsi="Microsoft YaHei" w:eastAsia="Microsoft YaHei"/>
-        </w:rPr>
-        <w:t xml:space="preserve"> </w:t>
-      </w:r>
-      <w:r>
-        <w:rPr>
-          <w:rFonts w:ascii="Microsoft YaHei" w:hAnsi="Microsoft YaHei" w:eastAsia="Microsoft YaHei"/>
+          <w:rFonts w:ascii="Times New Roman" w:hAnsi="Times New Roman" w:eastAsia="SimSun"/>
+          <w:b w:val="0"/>
+          <w:color w:val="000000"/>
+          <w:sz w:val="24"/>
+        </w:rPr>
+        <w:t xml:space="preserve"> </w:t>
+      </w:r>
+      <w:r>
+        <w:rPr>
+          <w:rFonts w:ascii="Times New Roman" w:hAnsi="Times New Roman" w:eastAsia="SimSun"/>
+          <w:b w:val="0"/>
+          <w:color w:val="000000"/>
+          <w:sz w:val="24"/>
         </w:rPr>
         <w:t xml:space="preserve">三个结果分别按</w:t>
       </w:r>
       <w:r>
         <w:rPr>
-          <w:rFonts w:ascii="Microsoft YaHei" w:hAnsi="Microsoft YaHei" w:eastAsia="Microsoft YaHei"/>
-        </w:rPr>
-        <w:t xml:space="preserve"> </w:t>
-      </w:r>
-      <w:r>
-        <w:rPr>
-          <w:rStyle w:val="VerbatimChar"/>
-          <w:rFonts w:ascii="Microsoft YaHei" w:hAnsi="Microsoft YaHei" w:eastAsia="Microsoft YaHei"/>
+          <w:rFonts w:ascii="Times New Roman" w:hAnsi="Times New Roman" w:eastAsia="SimSun"/>
+          <w:b w:val="0"/>
+          <w:color w:val="000000"/>
+          <w:sz w:val="24"/>
+        </w:rPr>
+        <w:t xml:space="preserve"> </w:t>
+      </w:r>
+      <w:r>
+        <w:rPr>
+          <w:rStyle w:val="VerbatimChar"/>
+          <w:rFonts w:ascii="Times New Roman" w:hAnsi="Times New Roman" w:eastAsia="SimSun"/>
+          <w:b w:val="0"/>
+          <w:color w:val="000000"/>
+          <w:sz w:val="24"/>
         </w:rPr>
         <w:t xml:space="preserve">2/2/2</w:t>
       </w:r>
       <w:r>
         <w:rPr>
-          <w:rFonts w:ascii="Microsoft YaHei" w:hAnsi="Microsoft YaHei" w:eastAsia="Microsoft YaHei"/>
-        </w:rPr>
-        <w:t xml:space="preserve"> </w:t>
-      </w:r>
-      <w:r>
-        <w:rPr>
-          <w:rFonts w:ascii="Microsoft YaHei" w:hAnsi="Microsoft YaHei" w:eastAsia="Microsoft YaHei"/>
+          <w:rFonts w:ascii="Times New Roman" w:hAnsi="Times New Roman" w:eastAsia="SimSun"/>
+          <w:b w:val="0"/>
+          <w:color w:val="000000"/>
+          <w:sz w:val="24"/>
+        </w:rPr>
+        <w:t xml:space="preserve"> </w:t>
+      </w:r>
+      <w:r>
+        <w:rPr>
+          <w:rFonts w:ascii="Times New Roman" w:hAnsi="Times New Roman" w:eastAsia="SimSun"/>
+          <w:b w:val="0"/>
+          <w:color w:val="000000"/>
+          <w:sz w:val="24"/>
         </w:rPr>
         <w:t xml:space="preserve">分计。若极限写法正确但算错常数，酌情扣</w:t>
       </w:r>
       <w:r>
         <w:rPr>
-          <w:rFonts w:ascii="Microsoft YaHei" w:hAnsi="Microsoft YaHei" w:eastAsia="Microsoft YaHei"/>
-        </w:rPr>
-        <w:t xml:space="preserve"> </w:t>
-      </w:r>
-      <w:r>
-        <w:rPr>
-          <w:rStyle w:val="VerbatimChar"/>
-          <w:rFonts w:ascii="Microsoft YaHei" w:hAnsi="Microsoft YaHei" w:eastAsia="Microsoft YaHei"/>
+          <w:rFonts w:ascii="Times New Roman" w:hAnsi="Times New Roman" w:eastAsia="SimSun"/>
+          <w:b w:val="0"/>
+          <w:color w:val="000000"/>
+          <w:sz w:val="24"/>
+        </w:rPr>
+        <w:t xml:space="preserve"> </w:t>
+      </w:r>
+      <w:r>
+        <w:rPr>
+          <w:rStyle w:val="VerbatimChar"/>
+          <w:rFonts w:ascii="Times New Roman" w:hAnsi="Times New Roman" w:eastAsia="SimSun"/>
+          <w:b w:val="0"/>
+          <w:color w:val="000000"/>
+          <w:sz w:val="24"/>
         </w:rPr>
         <w:t xml:space="preserve">1分</w:t>
       </w:r>
       <w:r>
         <w:rPr>
-          <w:rFonts w:ascii="Microsoft YaHei" w:hAnsi="Microsoft YaHei" w:eastAsia="Microsoft YaHei"/>
+          <w:rFonts w:ascii="Times New Roman" w:hAnsi="Times New Roman" w:eastAsia="SimSun"/>
+          <w:b w:val="0"/>
+          <w:color w:val="000000"/>
+          <w:sz w:val="24"/>
         </w:rPr>
         <w:t xml:space="preserve">。</w:t>
       </w:r>
@@ -1693,43 +1960,63 @@
           <w:numId w:val="1002"/>
         </w:numPr>
         <w:pStyle w:val="Compact"/>
+        <w:spacing w:line="240" w:lineRule="auto" w:before="0" w:after="80"/>
+        <w:ind w:firstLine="480"/>
       </w:pPr>
       <w:r>
         <w:rPr>
           <w:bCs/>
-          <w:rFonts w:ascii="Microsoft YaHei" w:hAnsi="Microsoft YaHei" w:eastAsia="Microsoft YaHei"/>
-          <w:b/>
+          <w:rFonts w:ascii="Times New Roman" w:hAnsi="Times New Roman" w:eastAsia="SimHei"/>
+          <w:b w:val="0"/>
+          <w:i w:val="0"/>
+          <w:color w:val="000000"/>
+          <w:sz w:val="24"/>
         </w:rPr>
         <w:t xml:space="preserve">稳态误差计算</w:t>
       </w:r>
       <w:r>
         <w:rPr>
-          <w:rFonts w:ascii="Microsoft YaHei" w:hAnsi="Microsoft YaHei" w:eastAsia="Microsoft YaHei"/>
+          <w:rFonts w:ascii="Times New Roman" w:hAnsi="Times New Roman" w:eastAsia="SimSun"/>
+          <w:b w:val="0"/>
+          <w:color w:val="000000"/>
+          <w:sz w:val="24"/>
         </w:rPr>
         <w:t xml:space="preserve">（6分）：单位阶跃、单位斜坡、单位抛物输入的结果分别按</w:t>
       </w:r>
       <w:r>
         <w:rPr>
-          <w:rFonts w:ascii="Microsoft YaHei" w:hAnsi="Microsoft YaHei" w:eastAsia="Microsoft YaHei"/>
-        </w:rPr>
-        <w:t xml:space="preserve"> </w:t>
-      </w:r>
-      <w:r>
-        <w:rPr>
-          <w:rStyle w:val="VerbatimChar"/>
-          <w:rFonts w:ascii="Microsoft YaHei" w:hAnsi="Microsoft YaHei" w:eastAsia="Microsoft YaHei"/>
+          <w:rFonts w:ascii="Times New Roman" w:hAnsi="Times New Roman" w:eastAsia="SimSun"/>
+          <w:b w:val="0"/>
+          <w:color w:val="000000"/>
+          <w:sz w:val="24"/>
+        </w:rPr>
+        <w:t xml:space="preserve"> </w:t>
+      </w:r>
+      <w:r>
+        <w:rPr>
+          <w:rStyle w:val="VerbatimChar"/>
+          <w:rFonts w:ascii="Times New Roman" w:hAnsi="Times New Roman" w:eastAsia="SimSun"/>
+          <w:b w:val="0"/>
+          <w:color w:val="000000"/>
+          <w:sz w:val="24"/>
         </w:rPr>
         <w:t xml:space="preserve">2/2/2</w:t>
       </w:r>
       <w:r>
         <w:rPr>
-          <w:rFonts w:ascii="Microsoft YaHei" w:hAnsi="Microsoft YaHei" w:eastAsia="Microsoft YaHei"/>
-        </w:rPr>
-        <w:t xml:space="preserve"> </w:t>
-      </w:r>
-      <w:r>
-        <w:rPr>
-          <w:rFonts w:ascii="Microsoft YaHei" w:hAnsi="Microsoft YaHei" w:eastAsia="Microsoft YaHei"/>
+          <w:rFonts w:ascii="Times New Roman" w:hAnsi="Times New Roman" w:eastAsia="SimSun"/>
+          <w:b w:val="0"/>
+          <w:color w:val="000000"/>
+          <w:sz w:val="24"/>
+        </w:rPr>
+        <w:t xml:space="preserve"> </w:t>
+      </w:r>
+      <w:r>
+        <w:rPr>
+          <w:rFonts w:ascii="Times New Roman" w:hAnsi="Times New Roman" w:eastAsia="SimSun"/>
+          <w:b w:val="0"/>
+          <w:color w:val="000000"/>
+          <w:sz w:val="24"/>
         </w:rPr>
         <w:t xml:space="preserve">分计。若公式对应关系写反，本项不得满分。</w:t>
       </w:r>
@@ -1741,26 +2028,41 @@
           <w:numId w:val="1002"/>
         </w:numPr>
         <w:pStyle w:val="Compact"/>
+        <w:spacing w:line="240" w:lineRule="auto" w:before="0" w:after="80"/>
+        <w:ind w:firstLine="480"/>
       </w:pPr>
       <w:r>
         <w:rPr>
           <w:bCs/>
-          <w:rFonts w:ascii="Microsoft YaHei" w:hAnsi="Microsoft YaHei" w:eastAsia="Microsoft YaHei"/>
-          <w:b/>
+          <w:rFonts w:ascii="Times New Roman" w:hAnsi="Times New Roman" w:eastAsia="SimHei"/>
+          <w:b w:val="0"/>
+          <w:i w:val="0"/>
+          <w:color w:val="000000"/>
+          <w:sz w:val="24"/>
         </w:rPr>
         <w:t xml:space="preserve">能力概括</w:t>
       </w:r>
       <w:r>
         <w:rPr>
-          <w:rFonts w:ascii="Microsoft YaHei" w:hAnsi="Microsoft YaHei" w:eastAsia="Microsoft YaHei"/>
+          <w:rFonts w:ascii="Times New Roman" w:hAnsi="Times New Roman" w:eastAsia="SimSun"/>
+          <w:b w:val="0"/>
+          <w:color w:val="000000"/>
+          <w:sz w:val="24"/>
         </w:rPr>
         <w:t xml:space="preserve">（4分）：能准确概括“阶跃零误差、斜坡有限误差、抛物无界误差”的跟踪能力边界。</w:t>
       </w:r>
     </w:p>
     <w:p>
-      <w:r>
-        <w:rPr>
-          <w:rFonts w:ascii="Microsoft YaHei" w:hAnsi="Microsoft YaHei" w:eastAsia="Microsoft YaHei"/>
+      <w:pPr>
+        <w:spacing w:line="240" w:lineRule="auto" w:before="0" w:after="80"/>
+        <w:ind w:firstLine="0"/>
+      </w:pPr>
+      <w:r>
+        <w:rPr>
+          <w:rFonts w:ascii="Times New Roman" w:hAnsi="Times New Roman" w:eastAsia="SimSun"/>
+          <w:b w:val="0"/>
+          <w:color w:val="000000"/>
+          <w:sz w:val="24"/>
         </w:rPr>
         <w:pict>
           <v:rect style="width:0;height:1.5pt" o:hralign="center" o:hrstd="t" o:hr="t"/>
@@ -1773,10 +2075,15 @@
     <w:p>
       <w:pPr>
         <w:pStyle w:val="Heading2"/>
-      </w:pPr>
-      <w:r>
-        <w:rPr>
-          <w:rFonts w:ascii="Microsoft YaHei" w:hAnsi="Microsoft YaHei" w:eastAsia="Microsoft YaHei"/>
+        <w:spacing w:line="240" w:lineRule="auto" w:before="0" w:after="80"/>
+        <w:ind w:firstLine="0"/>
+      </w:pPr>
+      <w:r>
+        <w:rPr>
+          <w:rFonts w:ascii="Times New Roman" w:hAnsi="Times New Roman" w:eastAsia="SimSun"/>
+          <w:b/>
+          <w:color w:val="000000"/>
+          <w:sz w:val="28"/>
         </w:rPr>
         <w:t xml:space="preserve">T4-2 极点、零点、型别、相位的联动解释（20分）</w:t>
       </w:r>
@@ -1785,10 +2092,15 @@
     <w:p>
       <w:pPr>
         <w:pStyle w:val="Heading3"/>
-      </w:pPr>
-      <w:r>
-        <w:rPr>
-          <w:rFonts w:ascii="Microsoft YaHei" w:hAnsi="Microsoft YaHei" w:eastAsia="Microsoft YaHei"/>
+        <w:spacing w:line="240" w:lineRule="auto" w:before="0" w:after="80"/>
+        <w:ind w:firstLine="0"/>
+      </w:pPr>
+      <w:r>
+        <w:rPr>
+          <w:rFonts w:ascii="Times New Roman" w:hAnsi="Times New Roman" w:eastAsia="SimHei"/>
+          <w:b w:val="0"/>
+          <w:color w:val="000000"/>
+          <w:sz w:val="24"/>
         </w:rPr>
         <w:t xml:space="preserve">题干</w:t>
       </w:r>
@@ -1796,10 +2108,15 @@
     <w:p>
       <w:pPr>
         <w:pStyle w:val="FirstParagraph"/>
-      </w:pPr>
-      <w:r>
-        <w:rPr>
-          <w:rFonts w:ascii="Microsoft YaHei" w:hAnsi="Microsoft YaHei" w:eastAsia="Microsoft YaHei"/>
+        <w:spacing w:line="240" w:lineRule="auto" w:before="0" w:after="80"/>
+        <w:ind w:firstLine="480"/>
+      </w:pPr>
+      <w:r>
+        <w:rPr>
+          <w:rFonts w:ascii="Times New Roman" w:hAnsi="Times New Roman" w:eastAsia="SimSun"/>
+          <w:b w:val="0"/>
+          <w:color w:val="000000"/>
+          <w:sz w:val="24"/>
         </w:rPr>
         <w:t xml:space="preserve">某单位负反馈系统的基线开环为</w:t>
       </w:r>
@@ -1807,6 +2124,8 @@
     <w:p>
       <w:pPr>
         <w:pStyle w:val="BodyText"/>
+        <w:spacing w:line="240" w:lineRule="auto" w:before="0" w:after="80"/>
+        <w:ind w:firstLine="0"/>
       </w:pPr>
       <m:oMathPara>
         <m:oMathParaPr>
@@ -1915,10 +2234,15 @@
     <w:p>
       <w:pPr>
         <w:pStyle w:val="FirstParagraph"/>
-      </w:pPr>
-      <w:r>
-        <w:rPr>
-          <w:rFonts w:ascii="Microsoft YaHei" w:hAnsi="Microsoft YaHei" w:eastAsia="Microsoft YaHei"/>
+        <w:spacing w:line="240" w:lineRule="auto" w:before="0" w:after="80"/>
+        <w:ind w:firstLine="480"/>
+      </w:pPr>
+      <w:r>
+        <w:rPr>
+          <w:rFonts w:ascii="Times New Roman" w:hAnsi="Times New Roman" w:eastAsia="SimSun"/>
+          <w:b w:val="0"/>
+          <w:color w:val="000000"/>
+          <w:sz w:val="24"/>
         </w:rPr>
         <w:t xml:space="preserve">现考虑两种结构改动：</w:t>
       </w:r>
@@ -1930,10 +2254,15 @@
           <w:numId w:val="1003"/>
         </w:numPr>
         <w:pStyle w:val="Compact"/>
-      </w:pPr>
-      <w:r>
-        <w:rPr>
-          <w:rFonts w:ascii="Microsoft YaHei" w:hAnsi="Microsoft YaHei" w:eastAsia="Microsoft YaHei"/>
+        <w:spacing w:line="240" w:lineRule="auto" w:before="0" w:after="80"/>
+        <w:ind w:firstLine="480"/>
+      </w:pPr>
+      <w:r>
+        <w:rPr>
+          <w:rFonts w:ascii="Times New Roman" w:hAnsi="Times New Roman" w:eastAsia="SimSun"/>
+          <w:b w:val="0"/>
+          <w:color w:val="000000"/>
+          <w:sz w:val="24"/>
         </w:rPr>
         <w:t xml:space="preserve">方案 A：在前向通道加入一个左半平面零点，得到</w:t>
       </w:r>
@@ -1941,6 +2270,8 @@
     <w:p>
       <w:pPr>
         <w:pStyle w:val="Compact"/>
+        <w:spacing w:line="240" w:lineRule="auto" w:before="0" w:after="80"/>
+        <w:ind w:firstLine="0"/>
       </w:pPr>
       <m:oMathPara>
         <m:oMathParaPr>
@@ -2078,35 +2409,52 @@
           <w:numId w:val="1003"/>
         </w:numPr>
         <w:pStyle w:val="Compact"/>
-      </w:pPr>
-      <w:r>
-        <w:rPr>
-          <w:rFonts w:ascii="Microsoft YaHei" w:hAnsi="Microsoft YaHei" w:eastAsia="Microsoft YaHei"/>
+        <w:spacing w:line="240" w:lineRule="auto" w:before="0" w:after="80"/>
+        <w:ind w:firstLine="480"/>
+      </w:pPr>
+      <w:r>
+        <w:rPr>
+          <w:rFonts w:ascii="Times New Roman" w:hAnsi="Times New Roman" w:eastAsia="SimSun"/>
+          <w:b w:val="0"/>
+          <w:color w:val="000000"/>
+          <w:sz w:val="24"/>
         </w:rPr>
         <w:t xml:space="preserve">方案 B：在前向通道加入一个</w:t>
       </w:r>
       <w:r>
         <w:rPr>
-          <w:rFonts w:ascii="Microsoft YaHei" w:hAnsi="Microsoft YaHei" w:eastAsia="Microsoft YaHei"/>
-        </w:rPr>
-        <w:t xml:space="preserve"> </w:t>
-      </w:r>
-      <w:r>
-        <w:rPr>
-          <w:rStyle w:val="VerbatimChar"/>
-          <w:rFonts w:ascii="Microsoft YaHei" w:hAnsi="Microsoft YaHei" w:eastAsia="Microsoft YaHei"/>
+          <w:rFonts w:ascii="Times New Roman" w:hAnsi="Times New Roman" w:eastAsia="SimSun"/>
+          <w:b w:val="0"/>
+          <w:color w:val="000000"/>
+          <w:sz w:val="24"/>
+        </w:rPr>
+        <w:t xml:space="preserve"> </w:t>
+      </w:r>
+      <w:r>
+        <w:rPr>
+          <w:rStyle w:val="VerbatimChar"/>
+          <w:rFonts w:ascii="Times New Roman" w:hAnsi="Times New Roman" w:eastAsia="SimSun"/>
+          <w:b w:val="0"/>
+          <w:color w:val="000000"/>
+          <w:sz w:val="24"/>
         </w:rPr>
         <w:t xml:space="preserve">PI</w:t>
       </w:r>
       <w:r>
         <w:rPr>
-          <w:rFonts w:ascii="Microsoft YaHei" w:hAnsi="Microsoft YaHei" w:eastAsia="Microsoft YaHei"/>
-        </w:rPr>
-        <w:t xml:space="preserve"> </w:t>
-      </w:r>
-      <w:r>
-        <w:rPr>
-          <w:rFonts w:ascii="Microsoft YaHei" w:hAnsi="Microsoft YaHei" w:eastAsia="Microsoft YaHei"/>
+          <w:rFonts w:ascii="Times New Roman" w:hAnsi="Times New Roman" w:eastAsia="SimSun"/>
+          <w:b w:val="0"/>
+          <w:color w:val="000000"/>
+          <w:sz w:val="24"/>
+        </w:rPr>
+        <w:t xml:space="preserve"> </w:t>
+      </w:r>
+      <w:r>
+        <w:rPr>
+          <w:rFonts w:ascii="Times New Roman" w:hAnsi="Times New Roman" w:eastAsia="SimSun"/>
+          <w:b w:val="0"/>
+          <w:color w:val="000000"/>
+          <w:sz w:val="24"/>
         </w:rPr>
         <w:t xml:space="preserve">环节，得到</w:t>
       </w:r>
@@ -2114,6 +2462,8 @@
     <w:p>
       <w:pPr>
         <w:pStyle w:val="Compact"/>
+        <w:spacing w:line="240" w:lineRule="auto" w:before="0" w:after="80"/>
+        <w:ind w:firstLine="0"/>
       </w:pPr>
       <m:oMathPara>
         <m:oMathParaPr>
@@ -2250,10 +2600,15 @@
     <w:p>
       <w:pPr>
         <w:pStyle w:val="FirstParagraph"/>
-      </w:pPr>
-      <w:r>
-        <w:rPr>
-          <w:rFonts w:ascii="Microsoft YaHei" w:hAnsi="Microsoft YaHei" w:eastAsia="Microsoft YaHei"/>
+        <w:spacing w:line="240" w:lineRule="auto" w:before="0" w:after="80"/>
+        <w:ind w:firstLine="480"/>
+      </w:pPr>
+      <w:r>
+        <w:rPr>
+          <w:rFonts w:ascii="Times New Roman" w:hAnsi="Times New Roman" w:eastAsia="SimSun"/>
+          <w:b w:val="0"/>
+          <w:color w:val="000000"/>
+          <w:sz w:val="24"/>
         </w:rPr>
         <w:t xml:space="preserve">已知实验现象如下：</w:t>
       </w:r>
@@ -2265,10 +2620,15 @@
           <w:numId w:val="1004"/>
         </w:numPr>
         <w:pStyle w:val="Compact"/>
-      </w:pPr>
-      <w:r>
-        <w:rPr>
-          <w:rFonts w:ascii="Microsoft YaHei" w:hAnsi="Microsoft YaHei" w:eastAsia="Microsoft YaHei"/>
+        <w:spacing w:line="240" w:lineRule="auto" w:before="0" w:after="80"/>
+        <w:ind w:firstLine="480"/>
+      </w:pPr>
+      <w:r>
+        <w:rPr>
+          <w:rFonts w:ascii="Times New Roman" w:hAnsi="Times New Roman" w:eastAsia="SimSun"/>
+          <w:b w:val="0"/>
+          <w:color w:val="000000"/>
+          <w:sz w:val="24"/>
         </w:rPr>
         <w:t xml:space="preserve">相比基线，方案 A 的阶跃响应更快、超调略有增加，交越附近的相位更有利，但恒值给定下的长期偏差改善有限。</w:t>
       </w:r>
@@ -2280,10 +2640,15 @@
           <w:numId w:val="1004"/>
         </w:numPr>
         <w:pStyle w:val="Compact"/>
-      </w:pPr>
-      <w:r>
-        <w:rPr>
-          <w:rFonts w:ascii="Microsoft YaHei" w:hAnsi="Microsoft YaHei" w:eastAsia="Microsoft YaHei"/>
+        <w:spacing w:line="240" w:lineRule="auto" w:before="0" w:after="80"/>
+        <w:ind w:firstLine="480"/>
+      </w:pPr>
+      <w:r>
+        <w:rPr>
+          <w:rFonts w:ascii="Times New Roman" w:hAnsi="Times New Roman" w:eastAsia="SimSun"/>
+          <w:b w:val="0"/>
+          <w:color w:val="000000"/>
+          <w:sz w:val="24"/>
         </w:rPr>
         <w:t xml:space="preserve">相比基线，方案 B 的恒值给定长期偏差显著减小，低频作用明显增强，但交越附近更吃相位，动态过程不一定更快。</w:t>
       </w:r>
@@ -2291,10 +2656,15 @@
     <w:p>
       <w:pPr>
         <w:pStyle w:val="FirstParagraph"/>
-      </w:pPr>
-      <w:r>
-        <w:rPr>
-          <w:rFonts w:ascii="Microsoft YaHei" w:hAnsi="Microsoft YaHei" w:eastAsia="Microsoft YaHei"/>
+        <w:spacing w:line="240" w:lineRule="auto" w:before="0" w:after="80"/>
+        <w:ind w:firstLine="480"/>
+      </w:pPr>
+      <w:r>
+        <w:rPr>
+          <w:rFonts w:ascii="Times New Roman" w:hAnsi="Times New Roman" w:eastAsia="SimSun"/>
+          <w:b w:val="0"/>
+          <w:color w:val="000000"/>
+          <w:sz w:val="24"/>
         </w:rPr>
         <w:t xml:space="preserve">请回答：</w:t>
       </w:r>
@@ -2306,61 +2676,90 @@
           <w:numId w:val="1005"/>
         </w:numPr>
         <w:pStyle w:val="Compact"/>
-      </w:pPr>
-      <w:r>
-        <w:rPr>
-          <w:rFonts w:ascii="Microsoft YaHei" w:hAnsi="Microsoft YaHei" w:eastAsia="Microsoft YaHei"/>
+        <w:spacing w:line="240" w:lineRule="auto" w:before="0" w:after="80"/>
+        <w:ind w:firstLine="480"/>
+      </w:pPr>
+      <w:r>
+        <w:rPr>
+          <w:rFonts w:ascii="Times New Roman" w:hAnsi="Times New Roman" w:eastAsia="SimSun"/>
+          <w:b w:val="0"/>
+          <w:color w:val="000000"/>
+          <w:sz w:val="24"/>
         </w:rPr>
         <w:t xml:space="preserve">判断</w:t>
       </w:r>
       <w:r>
         <w:rPr>
-          <w:rFonts w:ascii="Microsoft YaHei" w:hAnsi="Microsoft YaHei" w:eastAsia="Microsoft YaHei"/>
-        </w:rPr>
-        <w:t xml:space="preserve"> </w:t>
-      </w:r>
-      <w:r>
-        <w:rPr>
-          <w:rStyle w:val="VerbatimChar"/>
-          <w:rFonts w:ascii="Microsoft YaHei" w:hAnsi="Microsoft YaHei" w:eastAsia="Microsoft YaHei"/>
+          <w:rFonts w:ascii="Times New Roman" w:hAnsi="Times New Roman" w:eastAsia="SimSun"/>
+          <w:b w:val="0"/>
+          <w:color w:val="000000"/>
+          <w:sz w:val="24"/>
+        </w:rPr>
+        <w:t xml:space="preserve"> </w:t>
+      </w:r>
+      <w:r>
+        <w:rPr>
+          <w:rStyle w:val="VerbatimChar"/>
+          <w:rFonts w:ascii="Times New Roman" w:hAnsi="Times New Roman" w:eastAsia="SimSun"/>
+          <w:b w:val="0"/>
+          <w:color w:val="000000"/>
+          <w:sz w:val="24"/>
         </w:rPr>
         <w:t xml:space="preserve">L_0</w:t>
       </w:r>
       <w:r>
         <w:rPr>
-          <w:rFonts w:ascii="Microsoft YaHei" w:hAnsi="Microsoft YaHei" w:eastAsia="Microsoft YaHei"/>
+          <w:rFonts w:ascii="Times New Roman" w:hAnsi="Times New Roman" w:eastAsia="SimSun"/>
+          <w:b w:val="0"/>
+          <w:color w:val="000000"/>
+          <w:sz w:val="24"/>
         </w:rPr>
         <w:t xml:space="preserve">、</w:t>
       </w:r>
       <w:r>
         <w:rPr>
           <w:rStyle w:val="VerbatimChar"/>
-          <w:rFonts w:ascii="Microsoft YaHei" w:hAnsi="Microsoft YaHei" w:eastAsia="Microsoft YaHei"/>
+          <w:rFonts w:ascii="Times New Roman" w:hAnsi="Times New Roman" w:eastAsia="SimSun"/>
+          <w:b w:val="0"/>
+          <w:color w:val="000000"/>
+          <w:sz w:val="24"/>
         </w:rPr>
         <w:t xml:space="preserve">L_A</w:t>
       </w:r>
       <w:r>
         <w:rPr>
-          <w:rFonts w:ascii="Microsoft YaHei" w:hAnsi="Microsoft YaHei" w:eastAsia="Microsoft YaHei"/>
+          <w:rFonts w:ascii="Times New Roman" w:hAnsi="Times New Roman" w:eastAsia="SimSun"/>
+          <w:b w:val="0"/>
+          <w:color w:val="000000"/>
+          <w:sz w:val="24"/>
         </w:rPr>
         <w:t xml:space="preserve">、</w:t>
       </w:r>
       <w:r>
         <w:rPr>
           <w:rStyle w:val="VerbatimChar"/>
-          <w:rFonts w:ascii="Microsoft YaHei" w:hAnsi="Microsoft YaHei" w:eastAsia="Microsoft YaHei"/>
+          <w:rFonts w:ascii="Times New Roman" w:hAnsi="Times New Roman" w:eastAsia="SimSun"/>
+          <w:b w:val="0"/>
+          <w:color w:val="000000"/>
+          <w:sz w:val="24"/>
         </w:rPr>
         <w:t xml:space="preserve">L_B</w:t>
       </w:r>
       <w:r>
         <w:rPr>
-          <w:rFonts w:ascii="Microsoft YaHei" w:hAnsi="Microsoft YaHei" w:eastAsia="Microsoft YaHei"/>
-        </w:rPr>
-        <w:t xml:space="preserve"> </w:t>
-      </w:r>
-      <w:r>
-        <w:rPr>
-          <w:rFonts w:ascii="Microsoft YaHei" w:hAnsi="Microsoft YaHei" w:eastAsia="Microsoft YaHei"/>
+          <w:rFonts w:ascii="Times New Roman" w:hAnsi="Times New Roman" w:eastAsia="SimSun"/>
+          <w:b w:val="0"/>
+          <w:color w:val="000000"/>
+          <w:sz w:val="24"/>
+        </w:rPr>
+        <w:t xml:space="preserve"> </w:t>
+      </w:r>
+      <w:r>
+        <w:rPr>
+          <w:rFonts w:ascii="Times New Roman" w:hAnsi="Times New Roman" w:eastAsia="SimSun"/>
+          <w:b w:val="0"/>
+          <w:color w:val="000000"/>
+          <w:sz w:val="24"/>
         </w:rPr>
         <w:t xml:space="preserve">的型别分别是什么，并指出造成差异的结构因素。</w:t>
       </w:r>
@@ -2372,10 +2771,15 @@
           <w:numId w:val="1005"/>
         </w:numPr>
         <w:pStyle w:val="Compact"/>
-      </w:pPr>
-      <w:r>
-        <w:rPr>
-          <w:rFonts w:ascii="Microsoft YaHei" w:hAnsi="Microsoft YaHei" w:eastAsia="Microsoft YaHei"/>
+        <w:spacing w:line="240" w:lineRule="auto" w:before="0" w:after="80"/>
+        <w:ind w:firstLine="480"/>
+      </w:pPr>
+      <w:r>
+        <w:rPr>
+          <w:rFonts w:ascii="Times New Roman" w:hAnsi="Times New Roman" w:eastAsia="SimSun"/>
+          <w:b w:val="0"/>
+          <w:color w:val="000000"/>
+          <w:sz w:val="24"/>
         </w:rPr>
         <w:t xml:space="preserve">分别从“时域 / 稳态 / 频域”三个角度解释方案 A 与方案 B 的主要收益和主要代价。</w:t>
       </w:r>
@@ -2387,10 +2791,15 @@
           <w:numId w:val="1005"/>
         </w:numPr>
         <w:pStyle w:val="Compact"/>
-      </w:pPr>
-      <w:r>
-        <w:rPr>
-          <w:rFonts w:ascii="Microsoft YaHei" w:hAnsi="Microsoft YaHei" w:eastAsia="Microsoft YaHei"/>
+        <w:spacing w:line="240" w:lineRule="auto" w:before="0" w:after="80"/>
+        <w:ind w:firstLine="480"/>
+      </w:pPr>
+      <w:r>
+        <w:rPr>
+          <w:rFonts w:ascii="Times New Roman" w:hAnsi="Times New Roman" w:eastAsia="SimSun"/>
+          <w:b w:val="0"/>
+          <w:color w:val="000000"/>
+          <w:sz w:val="24"/>
         </w:rPr>
         <w:t xml:space="preserve">用一句话概括：为什么方案 A 与方案 B 不能被看成同一种改善路线。</w:t>
       </w:r>
@@ -2400,10 +2809,15 @@
     <w:p>
       <w:pPr>
         <w:pStyle w:val="Heading3"/>
-      </w:pPr>
-      <w:r>
-        <w:rPr>
-          <w:rFonts w:ascii="Microsoft YaHei" w:hAnsi="Microsoft YaHei" w:eastAsia="Microsoft YaHei"/>
+        <w:spacing w:line="240" w:lineRule="auto" w:before="0" w:after="80"/>
+        <w:ind w:firstLine="0"/>
+      </w:pPr>
+      <w:r>
+        <w:rPr>
+          <w:rFonts w:ascii="Times New Roman" w:hAnsi="Times New Roman" w:eastAsia="SimHei"/>
+          <w:b w:val="0"/>
+          <w:color w:val="000000"/>
+          <w:sz w:val="24"/>
         </w:rPr>
         <w:t xml:space="preserve">标准答案</w:t>
       </w:r>
@@ -2411,136 +2825,201 @@
     <w:p>
       <w:pPr>
         <w:pStyle w:val="FirstParagraph"/>
-      </w:pPr>
-      <w:r>
-        <w:rPr>
-          <w:rStyle w:val="VerbatimChar"/>
-          <w:rFonts w:ascii="Microsoft YaHei" w:hAnsi="Microsoft YaHei" w:eastAsia="Microsoft YaHei"/>
+        <w:spacing w:line="240" w:lineRule="auto" w:before="0" w:after="80"/>
+        <w:ind w:firstLine="480"/>
+      </w:pPr>
+      <w:r>
+        <w:rPr>
+          <w:rStyle w:val="VerbatimChar"/>
+          <w:rFonts w:ascii="Times New Roman" w:hAnsi="Times New Roman" w:eastAsia="SimSun"/>
+          <w:b w:val="0"/>
+          <w:color w:val="000000"/>
+          <w:sz w:val="24"/>
         </w:rPr>
         <w:t xml:space="preserve">L_0</w:t>
       </w:r>
       <w:r>
         <w:rPr>
-          <w:rFonts w:ascii="Microsoft YaHei" w:hAnsi="Microsoft YaHei" w:eastAsia="Microsoft YaHei"/>
-        </w:rPr>
-        <w:t xml:space="preserve"> </w:t>
-      </w:r>
-      <w:r>
-        <w:rPr>
-          <w:rFonts w:ascii="Microsoft YaHei" w:hAnsi="Microsoft YaHei" w:eastAsia="Microsoft YaHei"/>
+          <w:rFonts w:ascii="Times New Roman" w:hAnsi="Times New Roman" w:eastAsia="SimSun"/>
+          <w:b w:val="0"/>
+          <w:color w:val="000000"/>
+          <w:sz w:val="24"/>
+        </w:rPr>
+        <w:t xml:space="preserve"> </w:t>
+      </w:r>
+      <w:r>
+        <w:rPr>
+          <w:rFonts w:ascii="Times New Roman" w:hAnsi="Times New Roman" w:eastAsia="SimSun"/>
+          <w:b w:val="0"/>
+          <w:color w:val="000000"/>
+          <w:sz w:val="24"/>
         </w:rPr>
         <w:t xml:space="preserve">与</w:t>
       </w:r>
       <w:r>
         <w:rPr>
-          <w:rFonts w:ascii="Microsoft YaHei" w:hAnsi="Microsoft YaHei" w:eastAsia="Microsoft YaHei"/>
-        </w:rPr>
-        <w:t xml:space="preserve"> </w:t>
-      </w:r>
-      <w:r>
-        <w:rPr>
-          <w:rStyle w:val="VerbatimChar"/>
-          <w:rFonts w:ascii="Microsoft YaHei" w:hAnsi="Microsoft YaHei" w:eastAsia="Microsoft YaHei"/>
+          <w:rFonts w:ascii="Times New Roman" w:hAnsi="Times New Roman" w:eastAsia="SimSun"/>
+          <w:b w:val="0"/>
+          <w:color w:val="000000"/>
+          <w:sz w:val="24"/>
+        </w:rPr>
+        <w:t xml:space="preserve"> </w:t>
+      </w:r>
+      <w:r>
+        <w:rPr>
+          <w:rStyle w:val="VerbatimChar"/>
+          <w:rFonts w:ascii="Times New Roman" w:hAnsi="Times New Roman" w:eastAsia="SimSun"/>
+          <w:b w:val="0"/>
+          <w:color w:val="000000"/>
+          <w:sz w:val="24"/>
         </w:rPr>
         <w:t xml:space="preserve">L_A</w:t>
       </w:r>
       <w:r>
         <w:rPr>
-          <w:rFonts w:ascii="Microsoft YaHei" w:hAnsi="Microsoft YaHei" w:eastAsia="Microsoft YaHei"/>
-        </w:rPr>
-        <w:t xml:space="preserve"> </w:t>
-      </w:r>
-      <w:r>
-        <w:rPr>
-          <w:rFonts w:ascii="Microsoft YaHei" w:hAnsi="Microsoft YaHei" w:eastAsia="Microsoft YaHei"/>
+          <w:rFonts w:ascii="Times New Roman" w:hAnsi="Times New Roman" w:eastAsia="SimSun"/>
+          <w:b w:val="0"/>
+          <w:color w:val="000000"/>
+          <w:sz w:val="24"/>
+        </w:rPr>
+        <w:t xml:space="preserve"> </w:t>
+      </w:r>
+      <w:r>
+        <w:rPr>
+          <w:rFonts w:ascii="Times New Roman" w:hAnsi="Times New Roman" w:eastAsia="SimSun"/>
+          <w:b w:val="0"/>
+          <w:color w:val="000000"/>
+          <w:sz w:val="24"/>
         </w:rPr>
         <w:t xml:space="preserve">的开环中都没有原点积分环节，因此二者都是</w:t>
       </w:r>
       <w:r>
         <w:rPr>
-          <w:rFonts w:ascii="Microsoft YaHei" w:hAnsi="Microsoft YaHei" w:eastAsia="Microsoft YaHei"/>
-        </w:rPr>
-        <w:t xml:space="preserve"> </w:t>
-      </w:r>
-      <w:r>
-        <w:rPr>
-          <w:rStyle w:val="VerbatimChar"/>
-          <w:rFonts w:ascii="Microsoft YaHei" w:hAnsi="Microsoft YaHei" w:eastAsia="Microsoft YaHei"/>
+          <w:rFonts w:ascii="Times New Roman" w:hAnsi="Times New Roman" w:eastAsia="SimSun"/>
+          <w:b w:val="0"/>
+          <w:color w:val="000000"/>
+          <w:sz w:val="24"/>
+        </w:rPr>
+        <w:t xml:space="preserve"> </w:t>
+      </w:r>
+      <w:r>
+        <w:rPr>
+          <w:rStyle w:val="VerbatimChar"/>
+          <w:rFonts w:ascii="Times New Roman" w:hAnsi="Times New Roman" w:eastAsia="SimSun"/>
+          <w:b w:val="0"/>
+          <w:color w:val="000000"/>
+          <w:sz w:val="24"/>
         </w:rPr>
         <w:t xml:space="preserve">0</w:t>
       </w:r>
       <w:r>
         <w:rPr>
-          <w:rFonts w:ascii="Microsoft YaHei" w:hAnsi="Microsoft YaHei" w:eastAsia="Microsoft YaHei"/>
-        </w:rPr>
-        <w:t xml:space="preserve"> </w:t>
-      </w:r>
-      <w:r>
-        <w:rPr>
-          <w:rFonts w:ascii="Microsoft YaHei" w:hAnsi="Microsoft YaHei" w:eastAsia="Microsoft YaHei"/>
+          <w:rFonts w:ascii="Times New Roman" w:hAnsi="Times New Roman" w:eastAsia="SimSun"/>
+          <w:b w:val="0"/>
+          <w:color w:val="000000"/>
+          <w:sz w:val="24"/>
+        </w:rPr>
+        <w:t xml:space="preserve"> </w:t>
+      </w:r>
+      <w:r>
+        <w:rPr>
+          <w:rFonts w:ascii="Times New Roman" w:hAnsi="Times New Roman" w:eastAsia="SimSun"/>
+          <w:b w:val="0"/>
+          <w:color w:val="000000"/>
+          <w:sz w:val="24"/>
         </w:rPr>
         <w:t xml:space="preserve">型系统；</w:t>
       </w:r>
       <w:r>
         <w:rPr>
           <w:rStyle w:val="VerbatimChar"/>
-          <w:rFonts w:ascii="Microsoft YaHei" w:hAnsi="Microsoft YaHei" w:eastAsia="Microsoft YaHei"/>
+          <w:rFonts w:ascii="Times New Roman" w:hAnsi="Times New Roman" w:eastAsia="SimSun"/>
+          <w:b w:val="0"/>
+          <w:color w:val="000000"/>
+          <w:sz w:val="24"/>
         </w:rPr>
         <w:t xml:space="preserve">L_B</w:t>
       </w:r>
       <w:r>
         <w:rPr>
-          <w:rFonts w:ascii="Microsoft YaHei" w:hAnsi="Microsoft YaHei" w:eastAsia="Microsoft YaHei"/>
-        </w:rPr>
-        <w:t xml:space="preserve"> </w:t>
-      </w:r>
-      <w:r>
-        <w:rPr>
-          <w:rFonts w:ascii="Microsoft YaHei" w:hAnsi="Microsoft YaHei" w:eastAsia="Microsoft YaHei"/>
+          <w:rFonts w:ascii="Times New Roman" w:hAnsi="Times New Roman" w:eastAsia="SimSun"/>
+          <w:b w:val="0"/>
+          <w:color w:val="000000"/>
+          <w:sz w:val="24"/>
+        </w:rPr>
+        <w:t xml:space="preserve"> </w:t>
+      </w:r>
+      <w:r>
+        <w:rPr>
+          <w:rFonts w:ascii="Times New Roman" w:hAnsi="Times New Roman" w:eastAsia="SimSun"/>
+          <w:b w:val="0"/>
+          <w:color w:val="000000"/>
+          <w:sz w:val="24"/>
         </w:rPr>
         <w:t xml:space="preserve">中引入了</w:t>
       </w:r>
       <w:r>
         <w:rPr>
-          <w:rFonts w:ascii="Microsoft YaHei" w:hAnsi="Microsoft YaHei" w:eastAsia="Microsoft YaHei"/>
-        </w:rPr>
-        <w:t xml:space="preserve"> </w:t>
-      </w:r>
-      <w:r>
-        <w:rPr>
-          <w:rStyle w:val="VerbatimChar"/>
-          <w:rFonts w:ascii="Microsoft YaHei" w:hAnsi="Microsoft YaHei" w:eastAsia="Microsoft YaHei"/>
+          <w:rFonts w:ascii="Times New Roman" w:hAnsi="Times New Roman" w:eastAsia="SimSun"/>
+          <w:b w:val="0"/>
+          <w:color w:val="000000"/>
+          <w:sz w:val="24"/>
+        </w:rPr>
+        <w:t xml:space="preserve"> </w:t>
+      </w:r>
+      <w:r>
+        <w:rPr>
+          <w:rStyle w:val="VerbatimChar"/>
+          <w:rFonts w:ascii="Times New Roman" w:hAnsi="Times New Roman" w:eastAsia="SimSun"/>
+          <w:b w:val="0"/>
+          <w:color w:val="000000"/>
+          <w:sz w:val="24"/>
         </w:rPr>
         <w:t xml:space="preserve">1/s</w:t>
       </w:r>
       <w:r>
         <w:rPr>
-          <w:rFonts w:ascii="Microsoft YaHei" w:hAnsi="Microsoft YaHei" w:eastAsia="Microsoft YaHei"/>
+          <w:rFonts w:ascii="Times New Roman" w:hAnsi="Times New Roman" w:eastAsia="SimSun"/>
+          <w:b w:val="0"/>
+          <w:color w:val="000000"/>
+          <w:sz w:val="24"/>
         </w:rPr>
         <w:t xml:space="preserve">，所以它是</w:t>
       </w:r>
       <w:r>
         <w:rPr>
-          <w:rFonts w:ascii="Microsoft YaHei" w:hAnsi="Microsoft YaHei" w:eastAsia="Microsoft YaHei"/>
-        </w:rPr>
-        <w:t xml:space="preserve"> </w:t>
-      </w:r>
-      <w:r>
-        <w:rPr>
-          <w:rStyle w:val="VerbatimChar"/>
-          <w:rFonts w:ascii="Microsoft YaHei" w:hAnsi="Microsoft YaHei" w:eastAsia="Microsoft YaHei"/>
+          <w:rFonts w:ascii="Times New Roman" w:hAnsi="Times New Roman" w:eastAsia="SimSun"/>
+          <w:b w:val="0"/>
+          <w:color w:val="000000"/>
+          <w:sz w:val="24"/>
+        </w:rPr>
+        <w:t xml:space="preserve"> </w:t>
+      </w:r>
+      <w:r>
+        <w:rPr>
+          <w:rStyle w:val="VerbatimChar"/>
+          <w:rFonts w:ascii="Times New Roman" w:hAnsi="Times New Roman" w:eastAsia="SimSun"/>
+          <w:b w:val="0"/>
+          <w:color w:val="000000"/>
+          <w:sz w:val="24"/>
         </w:rPr>
         <w:t xml:space="preserve">1</w:t>
       </w:r>
       <w:r>
         <w:rPr>
-          <w:rFonts w:ascii="Microsoft YaHei" w:hAnsi="Microsoft YaHei" w:eastAsia="Microsoft YaHei"/>
-        </w:rPr>
-        <w:t xml:space="preserve"> </w:t>
-      </w:r>
-      <w:r>
-        <w:rPr>
-          <w:rFonts w:ascii="Microsoft YaHei" w:hAnsi="Microsoft YaHei" w:eastAsia="Microsoft YaHei"/>
+          <w:rFonts w:ascii="Times New Roman" w:hAnsi="Times New Roman" w:eastAsia="SimSun"/>
+          <w:b w:val="0"/>
+          <w:color w:val="000000"/>
+          <w:sz w:val="24"/>
+        </w:rPr>
+        <w:t xml:space="preserve"> </w:t>
+      </w:r>
+      <w:r>
+        <w:rPr>
+          <w:rFonts w:ascii="Times New Roman" w:hAnsi="Times New Roman" w:eastAsia="SimSun"/>
+          <w:b w:val="0"/>
+          <w:color w:val="000000"/>
+          <w:sz w:val="24"/>
         </w:rPr>
         <w:t xml:space="preserve">型系统。（4分）其中，方案 A 的主要结构变化是加入左半平面零点，但型别不变；方案 B 的主要结构变化是引入积分环节并同时带一个零点，因此型别提升。（2分）</w:t>
       </w:r>
@@ -2548,10 +3027,15 @@
     <w:p>
       <w:pPr>
         <w:pStyle w:val="BodyText"/>
-      </w:pPr>
-      <w:r>
-        <w:rPr>
-          <w:rFonts w:ascii="Microsoft YaHei" w:hAnsi="Microsoft YaHei" w:eastAsia="Microsoft YaHei"/>
+        <w:spacing w:line="240" w:lineRule="auto" w:before="0" w:after="80"/>
+        <w:ind w:firstLine="480"/>
+      </w:pPr>
+      <w:r>
+        <w:rPr>
+          <w:rFonts w:ascii="Times New Roman" w:hAnsi="Times New Roman" w:eastAsia="SimSun"/>
+          <w:b w:val="0"/>
+          <w:color w:val="000000"/>
+          <w:sz w:val="24"/>
         </w:rPr>
         <w:t xml:space="preserve">对方案 A 而言，左半平面零点会改变闭环主导极点附近的动态分布与中频相位，因此它更像一条“动态改善优先”的路线。（2分）在时域上，它更可能带来响应提速，但代价是阻尼变小、超调略增；在稳态上，由于型别没有变化，恒值给定下的长期偏差不会像积分那样被根本消掉，只能有限改善；在频域上，它主要通过中频相位提前与带宽变化影响动态过程，而不是靠提升低频型别来改善长期误差。（4分）</w:t>
       </w:r>
@@ -2559,60 +3043,89 @@
     <w:p>
       <w:pPr>
         <w:pStyle w:val="BodyText"/>
-      </w:pPr>
-      <w:r>
-        <w:rPr>
-          <w:rFonts w:ascii="Microsoft YaHei" w:hAnsi="Microsoft YaHei" w:eastAsia="Microsoft YaHei"/>
+        <w:spacing w:line="240" w:lineRule="auto" w:before="0" w:after="80"/>
+        <w:ind w:firstLine="480"/>
+      </w:pPr>
+      <w:r>
+        <w:rPr>
+          <w:rFonts w:ascii="Times New Roman" w:hAnsi="Times New Roman" w:eastAsia="SimSun"/>
+          <w:b w:val="0"/>
+          <w:color w:val="000000"/>
+          <w:sz w:val="24"/>
         </w:rPr>
         <w:t xml:space="preserve">对方案 B 而言，积分环节把系统从</w:t>
       </w:r>
       <w:r>
         <w:rPr>
-          <w:rFonts w:ascii="Microsoft YaHei" w:hAnsi="Microsoft YaHei" w:eastAsia="Microsoft YaHei"/>
-        </w:rPr>
-        <w:t xml:space="preserve"> </w:t>
-      </w:r>
-      <w:r>
-        <w:rPr>
-          <w:rStyle w:val="VerbatimChar"/>
-          <w:rFonts w:ascii="Microsoft YaHei" w:hAnsi="Microsoft YaHei" w:eastAsia="Microsoft YaHei"/>
+          <w:rFonts w:ascii="Times New Roman" w:hAnsi="Times New Roman" w:eastAsia="SimSun"/>
+          <w:b w:val="0"/>
+          <w:color w:val="000000"/>
+          <w:sz w:val="24"/>
+        </w:rPr>
+        <w:t xml:space="preserve"> </w:t>
+      </w:r>
+      <w:r>
+        <w:rPr>
+          <w:rStyle w:val="VerbatimChar"/>
+          <w:rFonts w:ascii="Times New Roman" w:hAnsi="Times New Roman" w:eastAsia="SimSun"/>
+          <w:b w:val="0"/>
+          <w:color w:val="000000"/>
+          <w:sz w:val="24"/>
         </w:rPr>
         <w:t xml:space="preserve">0</w:t>
       </w:r>
       <w:r>
         <w:rPr>
-          <w:rFonts w:ascii="Microsoft YaHei" w:hAnsi="Microsoft YaHei" w:eastAsia="Microsoft YaHei"/>
-        </w:rPr>
-        <w:t xml:space="preserve"> </w:t>
-      </w:r>
-      <w:r>
-        <w:rPr>
-          <w:rFonts w:ascii="Microsoft YaHei" w:hAnsi="Microsoft YaHei" w:eastAsia="Microsoft YaHei"/>
+          <w:rFonts w:ascii="Times New Roman" w:hAnsi="Times New Roman" w:eastAsia="SimSun"/>
+          <w:b w:val="0"/>
+          <w:color w:val="000000"/>
+          <w:sz w:val="24"/>
+        </w:rPr>
+        <w:t xml:space="preserve"> </w:t>
+      </w:r>
+      <w:r>
+        <w:rPr>
+          <w:rFonts w:ascii="Times New Roman" w:hAnsi="Times New Roman" w:eastAsia="SimSun"/>
+          <w:b w:val="0"/>
+          <w:color w:val="000000"/>
+          <w:sz w:val="24"/>
         </w:rPr>
         <w:t xml:space="preserve">型提升到</w:t>
       </w:r>
       <w:r>
         <w:rPr>
-          <w:rFonts w:ascii="Microsoft YaHei" w:hAnsi="Microsoft YaHei" w:eastAsia="Microsoft YaHei"/>
-        </w:rPr>
-        <w:t xml:space="preserve"> </w:t>
-      </w:r>
-      <w:r>
-        <w:rPr>
-          <w:rStyle w:val="VerbatimChar"/>
-          <w:rFonts w:ascii="Microsoft YaHei" w:hAnsi="Microsoft YaHei" w:eastAsia="Microsoft YaHei"/>
+          <w:rFonts w:ascii="Times New Roman" w:hAnsi="Times New Roman" w:eastAsia="SimSun"/>
+          <w:b w:val="0"/>
+          <w:color w:val="000000"/>
+          <w:sz w:val="24"/>
+        </w:rPr>
+        <w:t xml:space="preserve"> </w:t>
+      </w:r>
+      <w:r>
+        <w:rPr>
+          <w:rStyle w:val="VerbatimChar"/>
+          <w:rFonts w:ascii="Times New Roman" w:hAnsi="Times New Roman" w:eastAsia="SimSun"/>
+          <w:b w:val="0"/>
+          <w:color w:val="000000"/>
+          <w:sz w:val="24"/>
         </w:rPr>
         <w:t xml:space="preserve">1</w:t>
       </w:r>
       <w:r>
         <w:rPr>
-          <w:rFonts w:ascii="Microsoft YaHei" w:hAnsi="Microsoft YaHei" w:eastAsia="Microsoft YaHei"/>
-        </w:rPr>
-        <w:t xml:space="preserve"> </w:t>
-      </w:r>
-      <w:r>
-        <w:rPr>
-          <w:rFonts w:ascii="Microsoft YaHei" w:hAnsi="Microsoft YaHei" w:eastAsia="Microsoft YaHei"/>
+          <w:rFonts w:ascii="Times New Roman" w:hAnsi="Times New Roman" w:eastAsia="SimSun"/>
+          <w:b w:val="0"/>
+          <w:color w:val="000000"/>
+          <w:sz w:val="24"/>
+        </w:rPr>
+        <w:t xml:space="preserve"> </w:t>
+      </w:r>
+      <w:r>
+        <w:rPr>
+          <w:rFonts w:ascii="Times New Roman" w:hAnsi="Times New Roman" w:eastAsia="SimSun"/>
+          <w:b w:val="0"/>
+          <w:color w:val="000000"/>
+          <w:sz w:val="24"/>
         </w:rPr>
         <w:t xml:space="preserve">型，因此它首先是一条“稳态改善优先”的路线。（2分）在稳态上，低频增益被显著增强，恒值给定下的长期偏差可显著压低甚至消除；但代价是交越附近更吃相位，若不谨慎处理，可能带来超调增大或响应变慢；在频域上，它强调的是低频强化与型别提升，而不是单纯把中频相位往有利方向推。（4分）</w:t>
       </w:r>
@@ -2620,10 +3133,15 @@
     <w:p>
       <w:pPr>
         <w:pStyle w:val="BodyText"/>
-      </w:pPr>
-      <w:r>
-        <w:rPr>
-          <w:rFonts w:ascii="Microsoft YaHei" w:hAnsi="Microsoft YaHei" w:eastAsia="Microsoft YaHei"/>
+        <w:spacing w:line="240" w:lineRule="auto" w:before="0" w:after="80"/>
+        <w:ind w:firstLine="480"/>
+      </w:pPr>
+      <w:r>
+        <w:rPr>
+          <w:rFonts w:ascii="Times New Roman" w:hAnsi="Times New Roman" w:eastAsia="SimSun"/>
+          <w:b w:val="0"/>
+          <w:color w:val="000000"/>
+          <w:sz w:val="24"/>
         </w:rPr>
         <w:t xml:space="preserve">一句话概括：方案 A 主要借助零点与相位变化去改善动态过程，方案 B 主要借助积分与型别提升去改善长期误差，它们针对的主矛盾并不相同，因此不能被看成同一种改善路线。（2分）</w:t>
       </w:r>
@@ -2633,10 +3151,15 @@
     <w:p>
       <w:pPr>
         <w:pStyle w:val="Heading3"/>
-      </w:pPr>
-      <w:r>
-        <w:rPr>
-          <w:rFonts w:ascii="Microsoft YaHei" w:hAnsi="Microsoft YaHei" w:eastAsia="Microsoft YaHei"/>
+        <w:spacing w:line="240" w:lineRule="auto" w:before="0" w:after="80"/>
+        <w:ind w:firstLine="0"/>
+      </w:pPr>
+      <w:r>
+        <w:rPr>
+          <w:rFonts w:ascii="Times New Roman" w:hAnsi="Times New Roman" w:eastAsia="SimHei"/>
+          <w:b w:val="0"/>
+          <w:color w:val="000000"/>
+          <w:sz w:val="24"/>
         </w:rPr>
         <w:t xml:space="preserve">分步评分标准</w:t>
       </w:r>
@@ -2648,69 +3171,101 @@
           <w:numId w:val="1006"/>
         </w:numPr>
         <w:pStyle w:val="Compact"/>
+        <w:spacing w:line="240" w:lineRule="auto" w:before="0" w:after="80"/>
+        <w:ind w:firstLine="480"/>
       </w:pPr>
       <w:r>
         <w:rPr>
           <w:bCs/>
-          <w:rFonts w:ascii="Microsoft YaHei" w:hAnsi="Microsoft YaHei" w:eastAsia="Microsoft YaHei"/>
-          <w:b/>
+          <w:rFonts w:ascii="Times New Roman" w:hAnsi="Times New Roman" w:eastAsia="SimHei"/>
+          <w:b w:val="0"/>
+          <w:i w:val="0"/>
+          <w:color w:val="000000"/>
+          <w:sz w:val="24"/>
         </w:rPr>
         <w:t xml:space="preserve">型别判断与结构因素识别</w:t>
       </w:r>
       <w:r>
         <w:rPr>
-          <w:rFonts w:ascii="Microsoft YaHei" w:hAnsi="Microsoft YaHei" w:eastAsia="Microsoft YaHei"/>
+          <w:rFonts w:ascii="Times New Roman" w:hAnsi="Times New Roman" w:eastAsia="SimSun"/>
+          <w:b w:val="0"/>
+          <w:color w:val="000000"/>
+          <w:sz w:val="24"/>
         </w:rPr>
         <w:t xml:space="preserve">（6分）：正确判断</w:t>
       </w:r>
       <w:r>
         <w:rPr>
-          <w:rFonts w:ascii="Microsoft YaHei" w:hAnsi="Microsoft YaHei" w:eastAsia="Microsoft YaHei"/>
-        </w:rPr>
-        <w:t xml:space="preserve"> </w:t>
-      </w:r>
-      <w:r>
-        <w:rPr>
-          <w:rStyle w:val="VerbatimChar"/>
-          <w:rFonts w:ascii="Microsoft YaHei" w:hAnsi="Microsoft YaHei" w:eastAsia="Microsoft YaHei"/>
+          <w:rFonts w:ascii="Times New Roman" w:hAnsi="Times New Roman" w:eastAsia="SimSun"/>
+          <w:b w:val="0"/>
+          <w:color w:val="000000"/>
+          <w:sz w:val="24"/>
+        </w:rPr>
+        <w:t xml:space="preserve"> </w:t>
+      </w:r>
+      <w:r>
+        <w:rPr>
+          <w:rStyle w:val="VerbatimChar"/>
+          <w:rFonts w:ascii="Times New Roman" w:hAnsi="Times New Roman" w:eastAsia="SimSun"/>
+          <w:b w:val="0"/>
+          <w:color w:val="000000"/>
+          <w:sz w:val="24"/>
         </w:rPr>
         <w:t xml:space="preserve">L_0</w:t>
       </w:r>
       <w:r>
         <w:rPr>
-          <w:rFonts w:ascii="Microsoft YaHei" w:hAnsi="Microsoft YaHei" w:eastAsia="Microsoft YaHei"/>
+          <w:rFonts w:ascii="Times New Roman" w:hAnsi="Times New Roman" w:eastAsia="SimSun"/>
+          <w:b w:val="0"/>
+          <w:color w:val="000000"/>
+          <w:sz w:val="24"/>
         </w:rPr>
         <w:t xml:space="preserve">、</w:t>
       </w:r>
       <w:r>
         <w:rPr>
           <w:rStyle w:val="VerbatimChar"/>
-          <w:rFonts w:ascii="Microsoft YaHei" w:hAnsi="Microsoft YaHei" w:eastAsia="Microsoft YaHei"/>
+          <w:rFonts w:ascii="Times New Roman" w:hAnsi="Times New Roman" w:eastAsia="SimSun"/>
+          <w:b w:val="0"/>
+          <w:color w:val="000000"/>
+          <w:sz w:val="24"/>
         </w:rPr>
         <w:t xml:space="preserve">L_A</w:t>
       </w:r>
       <w:r>
         <w:rPr>
-          <w:rFonts w:ascii="Microsoft YaHei" w:hAnsi="Microsoft YaHei" w:eastAsia="Microsoft YaHei"/>
+          <w:rFonts w:ascii="Times New Roman" w:hAnsi="Times New Roman" w:eastAsia="SimSun"/>
+          <w:b w:val="0"/>
+          <w:color w:val="000000"/>
+          <w:sz w:val="24"/>
         </w:rPr>
         <w:t xml:space="preserve">、</w:t>
       </w:r>
       <w:r>
         <w:rPr>
           <w:rStyle w:val="VerbatimChar"/>
-          <w:rFonts w:ascii="Microsoft YaHei" w:hAnsi="Microsoft YaHei" w:eastAsia="Microsoft YaHei"/>
+          <w:rFonts w:ascii="Times New Roman" w:hAnsi="Times New Roman" w:eastAsia="SimSun"/>
+          <w:b w:val="0"/>
+          <w:color w:val="000000"/>
+          <w:sz w:val="24"/>
         </w:rPr>
         <w:t xml:space="preserve">L_B</w:t>
       </w:r>
       <w:r>
         <w:rPr>
-          <w:rFonts w:ascii="Microsoft YaHei" w:hAnsi="Microsoft YaHei" w:eastAsia="Microsoft YaHei"/>
-        </w:rPr>
-        <w:t xml:space="preserve"> </w:t>
-      </w:r>
-      <w:r>
-        <w:rPr>
-          <w:rFonts w:ascii="Microsoft YaHei" w:hAnsi="Microsoft YaHei" w:eastAsia="Microsoft YaHei"/>
+          <w:rFonts w:ascii="Times New Roman" w:hAnsi="Times New Roman" w:eastAsia="SimSun"/>
+          <w:b w:val="0"/>
+          <w:color w:val="000000"/>
+          <w:sz w:val="24"/>
+        </w:rPr>
+        <w:t xml:space="preserve"> </w:t>
+      </w:r>
+      <w:r>
+        <w:rPr>
+          <w:rFonts w:ascii="Times New Roman" w:hAnsi="Times New Roman" w:eastAsia="SimSun"/>
+          <w:b w:val="0"/>
+          <w:color w:val="000000"/>
+          <w:sz w:val="24"/>
         </w:rPr>
         <w:t xml:space="preserve">的型别，并指出 A 是“加零点不改型别”，B 是“加积分提升型别”。</w:t>
       </w:r>
@@ -2722,37 +3277,54 @@
           <w:numId w:val="1006"/>
         </w:numPr>
         <w:pStyle w:val="Compact"/>
+        <w:spacing w:line="240" w:lineRule="auto" w:before="0" w:after="80"/>
+        <w:ind w:firstLine="480"/>
       </w:pPr>
       <w:r>
         <w:rPr>
           <w:bCs/>
-          <w:rFonts w:ascii="Microsoft YaHei" w:hAnsi="Microsoft YaHei" w:eastAsia="Microsoft YaHei"/>
-          <w:b/>
+          <w:rFonts w:ascii="Times New Roman" w:hAnsi="Times New Roman" w:eastAsia="SimHei"/>
+          <w:b w:val="0"/>
+          <w:i w:val="0"/>
+          <w:color w:val="000000"/>
+          <w:sz w:val="24"/>
         </w:rPr>
         <w:t xml:space="preserve">方案 A 三域解释</w:t>
       </w:r>
       <w:r>
         <w:rPr>
-          <w:rFonts w:ascii="Microsoft YaHei" w:hAnsi="Microsoft YaHei" w:eastAsia="Microsoft YaHei"/>
+          <w:rFonts w:ascii="Times New Roman" w:hAnsi="Times New Roman" w:eastAsia="SimSun"/>
+          <w:b w:val="0"/>
+          <w:color w:val="000000"/>
+          <w:sz w:val="24"/>
         </w:rPr>
         <w:t xml:space="preserve">（6分）：能同时说明其时域收益、稳态边界和频域机理。若只说“响应更快”而不提型别未变，最多给</w:t>
       </w:r>
       <w:r>
         <w:rPr>
-          <w:rFonts w:ascii="Microsoft YaHei" w:hAnsi="Microsoft YaHei" w:eastAsia="Microsoft YaHei"/>
-        </w:rPr>
-        <w:t xml:space="preserve"> </w:t>
-      </w:r>
-      <w:r>
-        <w:rPr>
-          <w:rStyle w:val="VerbatimChar"/>
-          <w:rFonts w:ascii="Microsoft YaHei" w:hAnsi="Microsoft YaHei" w:eastAsia="Microsoft YaHei"/>
+          <w:rFonts w:ascii="Times New Roman" w:hAnsi="Times New Roman" w:eastAsia="SimSun"/>
+          <w:b w:val="0"/>
+          <w:color w:val="000000"/>
+          <w:sz w:val="24"/>
+        </w:rPr>
+        <w:t xml:space="preserve"> </w:t>
+      </w:r>
+      <w:r>
+        <w:rPr>
+          <w:rStyle w:val="VerbatimChar"/>
+          <w:rFonts w:ascii="Times New Roman" w:hAnsi="Times New Roman" w:eastAsia="SimSun"/>
+          <w:b w:val="0"/>
+          <w:color w:val="000000"/>
+          <w:sz w:val="24"/>
         </w:rPr>
         <w:t xml:space="preserve">3分</w:t>
       </w:r>
       <w:r>
         <w:rPr>
-          <w:rFonts w:ascii="Microsoft YaHei" w:hAnsi="Microsoft YaHei" w:eastAsia="Microsoft YaHei"/>
+          <w:rFonts w:ascii="Times New Roman" w:hAnsi="Times New Roman" w:eastAsia="SimSun"/>
+          <w:b w:val="0"/>
+          <w:color w:val="000000"/>
+          <w:sz w:val="24"/>
         </w:rPr>
         <w:t xml:space="preserve">。</w:t>
       </w:r>
@@ -2764,37 +3336,54 @@
           <w:numId w:val="1006"/>
         </w:numPr>
         <w:pStyle w:val="Compact"/>
+        <w:spacing w:line="240" w:lineRule="auto" w:before="0" w:after="80"/>
+        <w:ind w:firstLine="480"/>
       </w:pPr>
       <w:r>
         <w:rPr>
           <w:bCs/>
-          <w:rFonts w:ascii="Microsoft YaHei" w:hAnsi="Microsoft YaHei" w:eastAsia="Microsoft YaHei"/>
-          <w:b/>
+          <w:rFonts w:ascii="Times New Roman" w:hAnsi="Times New Roman" w:eastAsia="SimHei"/>
+          <w:b w:val="0"/>
+          <w:i w:val="0"/>
+          <w:color w:val="000000"/>
+          <w:sz w:val="24"/>
         </w:rPr>
         <w:t xml:space="preserve">方案 B 三域解释</w:t>
       </w:r>
       <w:r>
         <w:rPr>
-          <w:rFonts w:ascii="Microsoft YaHei" w:hAnsi="Microsoft YaHei" w:eastAsia="Microsoft YaHei"/>
+          <w:rFonts w:ascii="Times New Roman" w:hAnsi="Times New Roman" w:eastAsia="SimSun"/>
+          <w:b w:val="0"/>
+          <w:color w:val="000000"/>
+          <w:sz w:val="24"/>
         </w:rPr>
         <w:t xml:space="preserve">（6分）：能同时说明其稳态收益、相位代价和低频强化机理。若只说“稳态更好”而不提积分与相位代价，最多给</w:t>
       </w:r>
       <w:r>
         <w:rPr>
-          <w:rFonts w:ascii="Microsoft YaHei" w:hAnsi="Microsoft YaHei" w:eastAsia="Microsoft YaHei"/>
-        </w:rPr>
-        <w:t xml:space="preserve"> </w:t>
-      </w:r>
-      <w:r>
-        <w:rPr>
-          <w:rStyle w:val="VerbatimChar"/>
-          <w:rFonts w:ascii="Microsoft YaHei" w:hAnsi="Microsoft YaHei" w:eastAsia="Microsoft YaHei"/>
+          <w:rFonts w:ascii="Times New Roman" w:hAnsi="Times New Roman" w:eastAsia="SimSun"/>
+          <w:b w:val="0"/>
+          <w:color w:val="000000"/>
+          <w:sz w:val="24"/>
+        </w:rPr>
+        <w:t xml:space="preserve"> </w:t>
+      </w:r>
+      <w:r>
+        <w:rPr>
+          <w:rStyle w:val="VerbatimChar"/>
+          <w:rFonts w:ascii="Times New Roman" w:hAnsi="Times New Roman" w:eastAsia="SimSun"/>
+          <w:b w:val="0"/>
+          <w:color w:val="000000"/>
+          <w:sz w:val="24"/>
         </w:rPr>
         <w:t xml:space="preserve">3分</w:t>
       </w:r>
       <w:r>
         <w:rPr>
-          <w:rFonts w:ascii="Microsoft YaHei" w:hAnsi="Microsoft YaHei" w:eastAsia="Microsoft YaHei"/>
+          <w:rFonts w:ascii="Times New Roman" w:hAnsi="Times New Roman" w:eastAsia="SimSun"/>
+          <w:b w:val="0"/>
+          <w:color w:val="000000"/>
+          <w:sz w:val="24"/>
         </w:rPr>
         <w:t xml:space="preserve">。</w:t>
       </w:r>
@@ -2806,26 +3395,41 @@
           <w:numId w:val="1006"/>
         </w:numPr>
         <w:pStyle w:val="Compact"/>
+        <w:spacing w:line="240" w:lineRule="auto" w:before="0" w:after="80"/>
+        <w:ind w:firstLine="480"/>
       </w:pPr>
       <w:r>
         <w:rPr>
           <w:bCs/>
-          <w:rFonts w:ascii="Microsoft YaHei" w:hAnsi="Microsoft YaHei" w:eastAsia="Microsoft YaHei"/>
-          <w:b/>
+          <w:rFonts w:ascii="Times New Roman" w:hAnsi="Times New Roman" w:eastAsia="SimHei"/>
+          <w:b w:val="0"/>
+          <w:i w:val="0"/>
+          <w:color w:val="000000"/>
+          <w:sz w:val="24"/>
         </w:rPr>
         <w:t xml:space="preserve">一句话总结</w:t>
       </w:r>
       <w:r>
         <w:rPr>
-          <w:rFonts w:ascii="Microsoft YaHei" w:hAnsi="Microsoft YaHei" w:eastAsia="Microsoft YaHei"/>
+          <w:rFonts w:ascii="Times New Roman" w:hAnsi="Times New Roman" w:eastAsia="SimSun"/>
+          <w:b w:val="0"/>
+          <w:color w:val="000000"/>
+          <w:sz w:val="24"/>
         </w:rPr>
         <w:t xml:space="preserve">（2分）：能明确指出 A 与 B 分属“动态改善优先”与“稳态改善优先”两类路线。</w:t>
       </w:r>
     </w:p>
     <w:p>
-      <w:r>
-        <w:rPr>
-          <w:rFonts w:ascii="Microsoft YaHei" w:hAnsi="Microsoft YaHei" w:eastAsia="Microsoft YaHei"/>
+      <w:pPr>
+        <w:spacing w:line="240" w:lineRule="auto" w:before="0" w:after="80"/>
+        <w:ind w:firstLine="0"/>
+      </w:pPr>
+      <w:r>
+        <w:rPr>
+          <w:rFonts w:ascii="Times New Roman" w:hAnsi="Times New Roman" w:eastAsia="SimSun"/>
+          <w:b w:val="0"/>
+          <w:color w:val="000000"/>
+          <w:sz w:val="24"/>
         </w:rPr>
         <w:pict>
           <v:rect style="width:0;height:1.5pt" o:hralign="center" o:hrstd="t" o:hr="t"/>
@@ -2838,10 +3442,15 @@
     <w:p>
       <w:pPr>
         <w:pStyle w:val="Heading2"/>
-      </w:pPr>
-      <w:r>
-        <w:rPr>
-          <w:rFonts w:ascii="Microsoft YaHei" w:hAnsi="Microsoft YaHei" w:eastAsia="Microsoft YaHei"/>
+        <w:spacing w:line="240" w:lineRule="auto" w:before="0" w:after="80"/>
+        <w:ind w:firstLine="0"/>
+      </w:pPr>
+      <w:r>
+        <w:rPr>
+          <w:rFonts w:ascii="Times New Roman" w:hAnsi="Times New Roman" w:eastAsia="SimSun"/>
+          <w:b/>
+          <w:color w:val="000000"/>
+          <w:sz w:val="28"/>
         </w:rPr>
         <w:t xml:space="preserve">T4-3 稳态精度约束下的结构比较（20分）</w:t>
       </w:r>
@@ -2850,10 +3459,15 @@
     <w:p>
       <w:pPr>
         <w:pStyle w:val="Heading3"/>
-      </w:pPr>
-      <w:r>
-        <w:rPr>
-          <w:rFonts w:ascii="Microsoft YaHei" w:hAnsi="Microsoft YaHei" w:eastAsia="Microsoft YaHei"/>
+        <w:spacing w:line="240" w:lineRule="auto" w:before="0" w:after="80"/>
+        <w:ind w:firstLine="0"/>
+      </w:pPr>
+      <w:r>
+        <w:rPr>
+          <w:rFonts w:ascii="Times New Roman" w:hAnsi="Times New Roman" w:eastAsia="SimHei"/>
+          <w:b w:val="0"/>
+          <w:color w:val="000000"/>
+          <w:sz w:val="24"/>
         </w:rPr>
         <w:t xml:space="preserve">题干</w:t>
       </w:r>
@@ -2861,10 +3475,15 @@
     <w:p>
       <w:pPr>
         <w:pStyle w:val="FirstParagraph"/>
-      </w:pPr>
-      <w:r>
-        <w:rPr>
-          <w:rFonts w:ascii="Microsoft YaHei" w:hAnsi="Microsoft YaHei" w:eastAsia="Microsoft YaHei"/>
+        <w:spacing w:line="240" w:lineRule="auto" w:before="0" w:after="80"/>
+        <w:ind w:firstLine="480"/>
+      </w:pPr>
+      <w:r>
+        <w:rPr>
+          <w:rFonts w:ascii="Times New Roman" w:hAnsi="Times New Roman" w:eastAsia="SimSun"/>
+          <w:b w:val="0"/>
+          <w:color w:val="000000"/>
+          <w:sz w:val="24"/>
         </w:rPr>
         <w:t xml:space="preserve">某单位负反馈系统的基线闭环已经基本稳定，现阶段不要求你重新建模或完成最终定参。已知该系统在恒值扰动作用下的残余偏差偏大，说明低频精度仍然不足；同时现有相角裕度并不富余，实验中还存在较明显的高频测量噪声，因此新的补偿结构不能明显恶化相角裕度或超调，也不接受高频噪声敏感性大幅上升。</w:t>
       </w:r>
@@ -2872,36 +3491,53 @@
     <w:p>
       <w:pPr>
         <w:pStyle w:val="BodyText"/>
-      </w:pPr>
-      <w:r>
-        <w:rPr>
-          <w:rFonts w:ascii="Microsoft YaHei" w:hAnsi="Microsoft YaHei" w:eastAsia="Microsoft YaHei"/>
+        <w:spacing w:line="240" w:lineRule="auto" w:before="0" w:after="80"/>
+        <w:ind w:firstLine="480"/>
+      </w:pPr>
+      <w:r>
+        <w:rPr>
+          <w:rFonts w:ascii="Times New Roman" w:hAnsi="Times New Roman" w:eastAsia="SimSun"/>
+          <w:b w:val="0"/>
+          <w:color w:val="000000"/>
+          <w:sz w:val="24"/>
         </w:rPr>
         <w:t xml:space="preserve">现在只允许在下列四类候选结构中做比较：</w:t>
       </w:r>
       <w:r>
         <w:rPr>
           <w:rStyle w:val="VerbatimChar"/>
-          <w:rFonts w:ascii="Microsoft YaHei" w:hAnsi="Microsoft YaHei" w:eastAsia="Microsoft YaHei"/>
+          <w:rFonts w:ascii="Times New Roman" w:hAnsi="Times New Roman" w:eastAsia="SimSun"/>
+          <w:b w:val="0"/>
+          <w:color w:val="000000"/>
+          <w:sz w:val="24"/>
         </w:rPr>
         <w:t xml:space="preserve">PD</w:t>
       </w:r>
       <w:r>
         <w:rPr>
-          <w:rFonts w:ascii="Microsoft YaHei" w:hAnsi="Microsoft YaHei" w:eastAsia="Microsoft YaHei"/>
+          <w:rFonts w:ascii="Times New Roman" w:hAnsi="Times New Roman" w:eastAsia="SimSun"/>
+          <w:b w:val="0"/>
+          <w:color w:val="000000"/>
+          <w:sz w:val="24"/>
         </w:rPr>
         <w:t xml:space="preserve">、</w:t>
       </w:r>
       <w:r>
         <w:rPr>
           <w:rStyle w:val="VerbatimChar"/>
-          <w:rFonts w:ascii="Microsoft YaHei" w:hAnsi="Microsoft YaHei" w:eastAsia="Microsoft YaHei"/>
+          <w:rFonts w:ascii="Times New Roman" w:hAnsi="Times New Roman" w:eastAsia="SimSun"/>
+          <w:b w:val="0"/>
+          <w:color w:val="000000"/>
+          <w:sz w:val="24"/>
         </w:rPr>
         <w:t xml:space="preserve">PI</w:t>
       </w:r>
       <w:r>
         <w:rPr>
-          <w:rFonts w:ascii="Microsoft YaHei" w:hAnsi="Microsoft YaHei" w:eastAsia="Microsoft YaHei"/>
+          <w:rFonts w:ascii="Times New Roman" w:hAnsi="Times New Roman" w:eastAsia="SimSun"/>
+          <w:b w:val="0"/>
+          <w:color w:val="000000"/>
+          <w:sz w:val="24"/>
         </w:rPr>
         <w:t xml:space="preserve">、超前校正、滞后校正。</w:t>
       </w:r>
@@ -2909,10 +3545,15 @@
     <w:p>
       <w:pPr>
         <w:pStyle w:val="BodyText"/>
-      </w:pPr>
-      <w:r>
-        <w:rPr>
-          <w:rFonts w:ascii="Microsoft YaHei" w:hAnsi="Microsoft YaHei" w:eastAsia="Microsoft YaHei"/>
+        <w:spacing w:line="240" w:lineRule="auto" w:before="0" w:after="80"/>
+        <w:ind w:firstLine="480"/>
+      </w:pPr>
+      <w:r>
+        <w:rPr>
+          <w:rFonts w:ascii="Times New Roman" w:hAnsi="Times New Roman" w:eastAsia="SimSun"/>
+          <w:b w:val="0"/>
+          <w:color w:val="000000"/>
+          <w:sz w:val="24"/>
         </w:rPr>
         <w:t xml:space="preserve">请完成以下任务：</w:t>
       </w:r>
@@ -2924,10 +3565,15 @@
           <w:numId w:val="1007"/>
         </w:numPr>
         <w:pStyle w:val="Compact"/>
-      </w:pPr>
-      <w:r>
-        <w:rPr>
-          <w:rFonts w:ascii="Microsoft YaHei" w:hAnsi="Microsoft YaHei" w:eastAsia="Microsoft YaHei"/>
+        <w:spacing w:line="240" w:lineRule="auto" w:before="0" w:after="80"/>
+        <w:ind w:firstLine="480"/>
+      </w:pPr>
+      <w:r>
+        <w:rPr>
+          <w:rFonts w:ascii="Times New Roman" w:hAnsi="Times New Roman" w:eastAsia="SimSun"/>
+          <w:b w:val="0"/>
+          <w:color w:val="000000"/>
+          <w:sz w:val="24"/>
         </w:rPr>
         <w:t xml:space="preserve">先概括本题的主要控制任务与三条关键约束。</w:t>
       </w:r>
@@ -2939,10 +3585,15 @@
           <w:numId w:val="1007"/>
         </w:numPr>
         <w:pStyle w:val="Compact"/>
-      </w:pPr>
-      <w:r>
-        <w:rPr>
-          <w:rFonts w:ascii="Microsoft YaHei" w:hAnsi="Microsoft YaHei" w:eastAsia="Microsoft YaHei"/>
+        <w:spacing w:line="240" w:lineRule="auto" w:before="0" w:after="80"/>
+        <w:ind w:firstLine="480"/>
+      </w:pPr>
+      <w:r>
+        <w:rPr>
+          <w:rFonts w:ascii="Times New Roman" w:hAnsi="Times New Roman" w:eastAsia="SimSun"/>
+          <w:b w:val="0"/>
+          <w:color w:val="000000"/>
+          <w:sz w:val="24"/>
         </w:rPr>
         <w:t xml:space="preserve">逐一比较四类结构在该任务下的主要收益与主要代价。</w:t>
       </w:r>
@@ -2954,10 +3605,15 @@
           <w:numId w:val="1007"/>
         </w:numPr>
         <w:pStyle w:val="Compact"/>
-      </w:pPr>
-      <w:r>
-        <w:rPr>
-          <w:rFonts w:ascii="Microsoft YaHei" w:hAnsi="Microsoft YaHei" w:eastAsia="Microsoft YaHei"/>
+        <w:spacing w:line="240" w:lineRule="auto" w:before="0" w:after="80"/>
+        <w:ind w:firstLine="480"/>
+      </w:pPr>
+      <w:r>
+        <w:rPr>
+          <w:rFonts w:ascii="Times New Roman" w:hAnsi="Times New Roman" w:eastAsia="SimSun"/>
+          <w:b w:val="0"/>
+          <w:color w:val="000000"/>
+          <w:sz w:val="24"/>
         </w:rPr>
         <w:t xml:space="preserve">在这四类结构中给出从优到劣的排序，并说明首选结构与末位结构的核心理由。</w:t>
       </w:r>
@@ -2967,10 +3623,15 @@
     <w:p>
       <w:pPr>
         <w:pStyle w:val="Heading3"/>
-      </w:pPr>
-      <w:r>
-        <w:rPr>
-          <w:rFonts w:ascii="Microsoft YaHei" w:hAnsi="Microsoft YaHei" w:eastAsia="Microsoft YaHei"/>
+        <w:spacing w:line="240" w:lineRule="auto" w:before="0" w:after="80"/>
+        <w:ind w:firstLine="0"/>
+      </w:pPr>
+      <w:r>
+        <w:rPr>
+          <w:rFonts w:ascii="Times New Roman" w:hAnsi="Times New Roman" w:eastAsia="SimHei"/>
+          <w:b w:val="0"/>
+          <w:color w:val="000000"/>
+          <w:sz w:val="24"/>
         </w:rPr>
         <w:t xml:space="preserve">标准答案</w:t>
       </w:r>
@@ -2978,10 +3639,15 @@
     <w:p>
       <w:pPr>
         <w:pStyle w:val="FirstParagraph"/>
-      </w:pPr>
-      <w:r>
-        <w:rPr>
-          <w:rFonts w:ascii="Microsoft YaHei" w:hAnsi="Microsoft YaHei" w:eastAsia="Microsoft YaHei"/>
+        <w:spacing w:line="240" w:lineRule="auto" w:before="0" w:after="80"/>
+        <w:ind w:firstLine="480"/>
+      </w:pPr>
+      <w:r>
+        <w:rPr>
+          <w:rFonts w:ascii="Times New Roman" w:hAnsi="Times New Roman" w:eastAsia="SimSun"/>
+          <w:b w:val="0"/>
+          <w:color w:val="000000"/>
+          <w:sz w:val="24"/>
         </w:rPr>
         <w:t xml:space="preserve">本题的核心任务是：在系统已基本稳定的前提下，优先改善恒值扰动下的低频精度或稳态偏差，同时尽量守住现有相角裕度与瞬态品质，并避免把高频测量噪声明显放大。（2分）</w:t>
       </w:r>
@@ -2989,10 +3655,15 @@
     <w:p>
       <w:pPr>
         <w:pStyle w:val="BodyText"/>
-      </w:pPr>
-      <w:r>
-        <w:rPr>
-          <w:rFonts w:ascii="Microsoft YaHei" w:hAnsi="Microsoft YaHei" w:eastAsia="Microsoft YaHei"/>
+        <w:spacing w:line="240" w:lineRule="auto" w:before="0" w:after="80"/>
+        <w:ind w:firstLine="480"/>
+      </w:pPr>
+      <w:r>
+        <w:rPr>
+          <w:rFonts w:ascii="Times New Roman" w:hAnsi="Times New Roman" w:eastAsia="SimSun"/>
+          <w:b w:val="0"/>
+          <w:color w:val="000000"/>
+          <w:sz w:val="24"/>
         </w:rPr>
         <w:t xml:space="preserve">其中三条关键约束可以概括为：第一，主要矛盾是低频精度不足，而不是先追求更快速度；第二，相角裕度不富余，因此不能用会明显加重相位滞后的结构去冒险；第三，现场有高频测量噪声，所以不接受对高频噪声特别敏感的方案。（2分）</w:t>
       </w:r>
@@ -3000,10 +3671,15 @@
     <w:p>
       <w:pPr>
         <w:pStyle w:val="BodyText"/>
-      </w:pPr>
-      <w:r>
-        <w:rPr>
-          <w:rFonts w:ascii="Microsoft YaHei" w:hAnsi="Microsoft YaHei" w:eastAsia="Microsoft YaHei"/>
+        <w:spacing w:line="240" w:lineRule="auto" w:before="0" w:after="80"/>
+        <w:ind w:firstLine="480"/>
+      </w:pPr>
+      <w:r>
+        <w:rPr>
+          <w:rFonts w:ascii="Times New Roman" w:hAnsi="Times New Roman" w:eastAsia="SimSun"/>
+          <w:b w:val="0"/>
+          <w:color w:val="000000"/>
+          <w:sz w:val="24"/>
         </w:rPr>
         <w:t xml:space="preserve">对四类结构逐一比较如下。</w:t>
       </w:r>
@@ -3011,10 +3687,15 @@
     <w:p>
       <w:pPr>
         <w:pStyle w:val="BodyText"/>
-      </w:pPr>
-      <w:r>
-        <w:rPr>
-          <w:rFonts w:ascii="Microsoft YaHei" w:hAnsi="Microsoft YaHei" w:eastAsia="Microsoft YaHei"/>
+        <w:spacing w:line="240" w:lineRule="auto" w:before="0" w:after="80"/>
+        <w:ind w:firstLine="480"/>
+      </w:pPr>
+      <w:r>
+        <w:rPr>
+          <w:rFonts w:ascii="Times New Roman" w:hAnsi="Times New Roman" w:eastAsia="SimSun"/>
+          <w:b w:val="0"/>
+          <w:color w:val="000000"/>
+          <w:sz w:val="24"/>
         </w:rPr>
         <w:t xml:space="preserve">滞后校正的主要收益是提高低频增益，从而改善稳态偏差和恒值扰动抑制；它对高频段通常没有明显放大作用，因此更容易满足“噪声不能明显恶化”的约束。它的主要代价是响应可能变慢，并且如果设计过重，也可能带来额外相位滞后，所以只能温和使用。（3分）</w:t>
       </w:r>
@@ -3022,23 +3703,34 @@
     <w:p>
       <w:pPr>
         <w:pStyle w:val="BodyText"/>
-      </w:pPr>
-      <w:r>
-        <w:rPr>
-          <w:rStyle w:val="VerbatimChar"/>
-          <w:rFonts w:ascii="Microsoft YaHei" w:hAnsi="Microsoft YaHei" w:eastAsia="Microsoft YaHei"/>
+        <w:spacing w:line="240" w:lineRule="auto" w:before="0" w:after="80"/>
+        <w:ind w:firstLine="480"/>
+      </w:pPr>
+      <w:r>
+        <w:rPr>
+          <w:rStyle w:val="VerbatimChar"/>
+          <w:rFonts w:ascii="Times New Roman" w:hAnsi="Times New Roman" w:eastAsia="SimSun"/>
+          <w:b w:val="0"/>
+          <w:color w:val="000000"/>
+          <w:sz w:val="24"/>
         </w:rPr>
         <w:t xml:space="preserve">PI</w:t>
       </w:r>
       <w:r>
         <w:rPr>
-          <w:rFonts w:ascii="Microsoft YaHei" w:hAnsi="Microsoft YaHei" w:eastAsia="Microsoft YaHei"/>
-        </w:rPr>
-        <w:t xml:space="preserve"> </w:t>
-      </w:r>
-      <w:r>
-        <w:rPr>
-          <w:rFonts w:ascii="Microsoft YaHei" w:hAnsi="Microsoft YaHei" w:eastAsia="Microsoft YaHei"/>
+          <w:rFonts w:ascii="Times New Roman" w:hAnsi="Times New Roman" w:eastAsia="SimSun"/>
+          <w:b w:val="0"/>
+          <w:color w:val="000000"/>
+          <w:sz w:val="24"/>
+        </w:rPr>
+        <w:t xml:space="preserve"> </w:t>
+      </w:r>
+      <w:r>
+        <w:rPr>
+          <w:rFonts w:ascii="Times New Roman" w:hAnsi="Times New Roman" w:eastAsia="SimSun"/>
+          <w:b w:val="0"/>
+          <w:color w:val="000000"/>
+          <w:sz w:val="24"/>
         </w:rPr>
         <w:t xml:space="preserve">的主要收益也是增强低频作用，理论上还能把某些稳态误差进一步压低甚至消除，因此它对“残余偏差偏大”这个主问题是对路的。它的主要代价是引入积分环节后相位更吃紧，容易使相角裕度下降、超调增大，实际中还要警惕积分累积带来的附加问题，所以在本题中可选但不宜排在最前。（3分）</w:t>
       </w:r>
@@ -3046,10 +3738,15 @@
     <w:p>
       <w:pPr>
         <w:pStyle w:val="BodyText"/>
-      </w:pPr>
-      <w:r>
-        <w:rPr>
-          <w:rFonts w:ascii="Microsoft YaHei" w:hAnsi="Microsoft YaHei" w:eastAsia="Microsoft YaHei"/>
+        <w:spacing w:line="240" w:lineRule="auto" w:before="0" w:after="80"/>
+        <w:ind w:firstLine="480"/>
+      </w:pPr>
+      <w:r>
+        <w:rPr>
+          <w:rFonts w:ascii="Times New Roman" w:hAnsi="Times New Roman" w:eastAsia="SimSun"/>
+          <w:b w:val="0"/>
+          <w:color w:val="000000"/>
+          <w:sz w:val="24"/>
         </w:rPr>
         <w:t xml:space="preserve">超前校正的主要收益是改善相位裕度、加快动态响应，在需要提高带宽和瞬态性能时很有价值；但本题当前首要矛盾并不是动态速度，而是低频精度不足。超前对稳态偏差的直接改善有限，而且高频段增益上扬还可能增加噪声敏感性，因此只能作为偏后的候选。（2分）</w:t>
       </w:r>
@@ -3057,42 +3754,62 @@
     <w:p>
       <w:pPr>
         <w:pStyle w:val="BodyText"/>
-      </w:pPr>
-      <w:r>
-        <w:rPr>
-          <w:rStyle w:val="VerbatimChar"/>
-          <w:rFonts w:ascii="Microsoft YaHei" w:hAnsi="Microsoft YaHei" w:eastAsia="Microsoft YaHei"/>
+        <w:spacing w:line="240" w:lineRule="auto" w:before="0" w:after="80"/>
+        <w:ind w:firstLine="480"/>
+      </w:pPr>
+      <w:r>
+        <w:rPr>
+          <w:rStyle w:val="VerbatimChar"/>
+          <w:rFonts w:ascii="Times New Roman" w:hAnsi="Times New Roman" w:eastAsia="SimSun"/>
+          <w:b w:val="0"/>
+          <w:color w:val="000000"/>
+          <w:sz w:val="24"/>
         </w:rPr>
         <w:t xml:space="preserve">PD</w:t>
       </w:r>
       <w:r>
         <w:rPr>
-          <w:rFonts w:ascii="Microsoft YaHei" w:hAnsi="Microsoft YaHei" w:eastAsia="Microsoft YaHei"/>
-        </w:rPr>
-        <w:t xml:space="preserve"> </w:t>
-      </w:r>
-      <w:r>
-        <w:rPr>
-          <w:rFonts w:ascii="Microsoft YaHei" w:hAnsi="Microsoft YaHei" w:eastAsia="Microsoft YaHei"/>
+          <w:rFonts w:ascii="Times New Roman" w:hAnsi="Times New Roman" w:eastAsia="SimSun"/>
+          <w:b w:val="0"/>
+          <w:color w:val="000000"/>
+          <w:sz w:val="24"/>
+        </w:rPr>
+        <w:t xml:space="preserve"> </w:t>
+      </w:r>
+      <w:r>
+        <w:rPr>
+          <w:rFonts w:ascii="Times New Roman" w:hAnsi="Times New Roman" w:eastAsia="SimSun"/>
+          <w:b w:val="0"/>
+          <w:color w:val="000000"/>
+          <w:sz w:val="24"/>
         </w:rPr>
         <w:t xml:space="preserve">的主要收益与超前类似，偏向改善动态过程和增加阻尼；但它对稳态偏差帮助有限，同时微分作用最容易把高频测量噪声放大。在“低频误差是主问题且噪声不能明显放大”的题设下，</w:t>
       </w:r>
       <w:r>
         <w:rPr>
           <w:rStyle w:val="VerbatimChar"/>
-          <w:rFonts w:ascii="Microsoft YaHei" w:hAnsi="Microsoft YaHei" w:eastAsia="Microsoft YaHei"/>
+          <w:rFonts w:ascii="Times New Roman" w:hAnsi="Times New Roman" w:eastAsia="SimSun"/>
+          <w:b w:val="0"/>
+          <w:color w:val="000000"/>
+          <w:sz w:val="24"/>
         </w:rPr>
         <w:t xml:space="preserve">PD</w:t>
       </w:r>
       <w:r>
         <w:rPr>
-          <w:rFonts w:ascii="Microsoft YaHei" w:hAnsi="Microsoft YaHei" w:eastAsia="Microsoft YaHei"/>
-        </w:rPr>
-        <w:t xml:space="preserve"> </w:t>
-      </w:r>
-      <w:r>
-        <w:rPr>
-          <w:rFonts w:ascii="Microsoft YaHei" w:hAnsi="Microsoft YaHei" w:eastAsia="Microsoft YaHei"/>
+          <w:rFonts w:ascii="Times New Roman" w:hAnsi="Times New Roman" w:eastAsia="SimSun"/>
+          <w:b w:val="0"/>
+          <w:color w:val="000000"/>
+          <w:sz w:val="24"/>
+        </w:rPr>
+        <w:t xml:space="preserve"> </w:t>
+      </w:r>
+      <w:r>
+        <w:rPr>
+          <w:rFonts w:ascii="Times New Roman" w:hAnsi="Times New Roman" w:eastAsia="SimSun"/>
+          <w:b w:val="0"/>
+          <w:color w:val="000000"/>
+          <w:sz w:val="24"/>
         </w:rPr>
         <w:t xml:space="preserve">与目标错位最明显。（2分）</w:t>
       </w:r>
@@ -3100,93 +3817,137 @@
     <w:p>
       <w:pPr>
         <w:pStyle w:val="BodyText"/>
-      </w:pPr>
-      <w:r>
-        <w:rPr>
-          <w:rFonts w:ascii="Microsoft YaHei" w:hAnsi="Microsoft YaHei" w:eastAsia="Microsoft YaHei"/>
+        <w:spacing w:line="240" w:lineRule="auto" w:before="0" w:after="80"/>
+        <w:ind w:firstLine="480"/>
+      </w:pPr>
+      <w:r>
+        <w:rPr>
+          <w:rFonts w:ascii="Times New Roman" w:hAnsi="Times New Roman" w:eastAsia="SimSun"/>
+          <w:b w:val="0"/>
+          <w:color w:val="000000"/>
+          <w:sz w:val="24"/>
         </w:rPr>
         <w:t xml:space="preserve">综合排序可给为：滞后校正</w:t>
       </w:r>
       <w:r>
         <w:rPr>
-          <w:rFonts w:ascii="Microsoft YaHei" w:hAnsi="Microsoft YaHei" w:eastAsia="Microsoft YaHei"/>
-        </w:rPr>
-        <w:t xml:space="preserve"> </w:t>
-      </w:r>
-      <w:r>
-        <w:rPr>
-          <w:rStyle w:val="VerbatimChar"/>
-          <w:rFonts w:ascii="Microsoft YaHei" w:hAnsi="Microsoft YaHei" w:eastAsia="Microsoft YaHei"/>
+          <w:rFonts w:ascii="Times New Roman" w:hAnsi="Times New Roman" w:eastAsia="SimSun"/>
+          <w:b w:val="0"/>
+          <w:color w:val="000000"/>
+          <w:sz w:val="24"/>
+        </w:rPr>
+        <w:t xml:space="preserve"> </w:t>
+      </w:r>
+      <w:r>
+        <w:rPr>
+          <w:rStyle w:val="VerbatimChar"/>
+          <w:rFonts w:ascii="Times New Roman" w:hAnsi="Times New Roman" w:eastAsia="SimSun"/>
+          <w:b w:val="0"/>
+          <w:color w:val="000000"/>
+          <w:sz w:val="24"/>
         </w:rPr>
         <w:t xml:space="preserve">&gt;</w:t>
       </w:r>
       <w:r>
         <w:rPr>
-          <w:rFonts w:ascii="Microsoft YaHei" w:hAnsi="Microsoft YaHei" w:eastAsia="Microsoft YaHei"/>
-        </w:rPr>
-        <w:t xml:space="preserve"> </w:t>
-      </w:r>
-      <w:r>
-        <w:rPr>
-          <w:rStyle w:val="VerbatimChar"/>
-          <w:rFonts w:ascii="Microsoft YaHei" w:hAnsi="Microsoft YaHei" w:eastAsia="Microsoft YaHei"/>
+          <w:rFonts w:ascii="Times New Roman" w:hAnsi="Times New Roman" w:eastAsia="SimSun"/>
+          <w:b w:val="0"/>
+          <w:color w:val="000000"/>
+          <w:sz w:val="24"/>
+        </w:rPr>
+        <w:t xml:space="preserve"> </w:t>
+      </w:r>
+      <w:r>
+        <w:rPr>
+          <w:rStyle w:val="VerbatimChar"/>
+          <w:rFonts w:ascii="Times New Roman" w:hAnsi="Times New Roman" w:eastAsia="SimSun"/>
+          <w:b w:val="0"/>
+          <w:color w:val="000000"/>
+          <w:sz w:val="24"/>
         </w:rPr>
         <w:t xml:space="preserve">PI</w:t>
       </w:r>
       <w:r>
         <w:rPr>
-          <w:rFonts w:ascii="Microsoft YaHei" w:hAnsi="Microsoft YaHei" w:eastAsia="Microsoft YaHei"/>
-        </w:rPr>
-        <w:t xml:space="preserve"> </w:t>
-      </w:r>
-      <w:r>
-        <w:rPr>
-          <w:rStyle w:val="VerbatimChar"/>
-          <w:rFonts w:ascii="Microsoft YaHei" w:hAnsi="Microsoft YaHei" w:eastAsia="Microsoft YaHei"/>
+          <w:rFonts w:ascii="Times New Roman" w:hAnsi="Times New Roman" w:eastAsia="SimSun"/>
+          <w:b w:val="0"/>
+          <w:color w:val="000000"/>
+          <w:sz w:val="24"/>
+        </w:rPr>
+        <w:t xml:space="preserve"> </w:t>
+      </w:r>
+      <w:r>
+        <w:rPr>
+          <w:rStyle w:val="VerbatimChar"/>
+          <w:rFonts w:ascii="Times New Roman" w:hAnsi="Times New Roman" w:eastAsia="SimSun"/>
+          <w:b w:val="0"/>
+          <w:color w:val="000000"/>
+          <w:sz w:val="24"/>
         </w:rPr>
         <w:t xml:space="preserve">&gt;</w:t>
       </w:r>
       <w:r>
         <w:rPr>
-          <w:rFonts w:ascii="Microsoft YaHei" w:hAnsi="Microsoft YaHei" w:eastAsia="Microsoft YaHei"/>
-        </w:rPr>
-        <w:t xml:space="preserve"> </w:t>
-      </w:r>
-      <w:r>
-        <w:rPr>
-          <w:rFonts w:ascii="Microsoft YaHei" w:hAnsi="Microsoft YaHei" w:eastAsia="Microsoft YaHei"/>
+          <w:rFonts w:ascii="Times New Roman" w:hAnsi="Times New Roman" w:eastAsia="SimSun"/>
+          <w:b w:val="0"/>
+          <w:color w:val="000000"/>
+          <w:sz w:val="24"/>
+        </w:rPr>
+        <w:t xml:space="preserve"> </w:t>
+      </w:r>
+      <w:r>
+        <w:rPr>
+          <w:rFonts w:ascii="Times New Roman" w:hAnsi="Times New Roman" w:eastAsia="SimSun"/>
+          <w:b w:val="0"/>
+          <w:color w:val="000000"/>
+          <w:sz w:val="24"/>
         </w:rPr>
         <w:t xml:space="preserve">超前校正</w:t>
       </w:r>
       <w:r>
         <w:rPr>
-          <w:rFonts w:ascii="Microsoft YaHei" w:hAnsi="Microsoft YaHei" w:eastAsia="Microsoft YaHei"/>
-        </w:rPr>
-        <w:t xml:space="preserve"> </w:t>
-      </w:r>
-      <w:r>
-        <w:rPr>
-          <w:rStyle w:val="VerbatimChar"/>
-          <w:rFonts w:ascii="Microsoft YaHei" w:hAnsi="Microsoft YaHei" w:eastAsia="Microsoft YaHei"/>
+          <w:rFonts w:ascii="Times New Roman" w:hAnsi="Times New Roman" w:eastAsia="SimSun"/>
+          <w:b w:val="0"/>
+          <w:color w:val="000000"/>
+          <w:sz w:val="24"/>
+        </w:rPr>
+        <w:t xml:space="preserve"> </w:t>
+      </w:r>
+      <w:r>
+        <w:rPr>
+          <w:rStyle w:val="VerbatimChar"/>
+          <w:rFonts w:ascii="Times New Roman" w:hAnsi="Times New Roman" w:eastAsia="SimSun"/>
+          <w:b w:val="0"/>
+          <w:color w:val="000000"/>
+          <w:sz w:val="24"/>
         </w:rPr>
         <w:t xml:space="preserve">&gt;</w:t>
       </w:r>
       <w:r>
         <w:rPr>
-          <w:rFonts w:ascii="Microsoft YaHei" w:hAnsi="Microsoft YaHei" w:eastAsia="Microsoft YaHei"/>
-        </w:rPr>
-        <w:t xml:space="preserve"> </w:t>
-      </w:r>
-      <w:r>
-        <w:rPr>
-          <w:rStyle w:val="VerbatimChar"/>
-          <w:rFonts w:ascii="Microsoft YaHei" w:hAnsi="Microsoft YaHei" w:eastAsia="Microsoft YaHei"/>
+          <w:rFonts w:ascii="Times New Roman" w:hAnsi="Times New Roman" w:eastAsia="SimSun"/>
+          <w:b w:val="0"/>
+          <w:color w:val="000000"/>
+          <w:sz w:val="24"/>
+        </w:rPr>
+        <w:t xml:space="preserve"> </w:t>
+      </w:r>
+      <w:r>
+        <w:rPr>
+          <w:rStyle w:val="VerbatimChar"/>
+          <w:rFonts w:ascii="Times New Roman" w:hAnsi="Times New Roman" w:eastAsia="SimSun"/>
+          <w:b w:val="0"/>
+          <w:color w:val="000000"/>
+          <w:sz w:val="24"/>
         </w:rPr>
         <w:t xml:space="preserve">PD</w:t>
       </w:r>
       <w:r>
         <w:rPr>
-          <w:rFonts w:ascii="Microsoft YaHei" w:hAnsi="Microsoft YaHei" w:eastAsia="Microsoft YaHei"/>
+          <w:rFonts w:ascii="Times New Roman" w:hAnsi="Times New Roman" w:eastAsia="SimSun"/>
+          <w:b w:val="0"/>
+          <w:color w:val="000000"/>
+          <w:sz w:val="24"/>
         </w:rPr>
         <w:t xml:space="preserve">。（2分）</w:t>
       </w:r>
@@ -3194,35 +3955,52 @@
     <w:p>
       <w:pPr>
         <w:pStyle w:val="BodyText"/>
-      </w:pPr>
-      <w:r>
-        <w:rPr>
-          <w:rFonts w:ascii="Microsoft YaHei" w:hAnsi="Microsoft YaHei" w:eastAsia="Microsoft YaHei"/>
+        <w:spacing w:line="240" w:lineRule="auto" w:before="0" w:after="80"/>
+        <w:ind w:firstLine="480"/>
+      </w:pPr>
+      <w:r>
+        <w:rPr>
+          <w:rFonts w:ascii="Times New Roman" w:hAnsi="Times New Roman" w:eastAsia="SimSun"/>
+          <w:b w:val="0"/>
+          <w:color w:val="000000"/>
+          <w:sz w:val="24"/>
         </w:rPr>
         <w:t xml:space="preserve">首选滞后校正的核心理由是：它最直接对应“提高低频精度、减小恒值扰动残余偏差”这一主任务，同时对高频噪声相对克制，比</w:t>
       </w:r>
       <w:r>
         <w:rPr>
-          <w:rFonts w:ascii="Microsoft YaHei" w:hAnsi="Microsoft YaHei" w:eastAsia="Microsoft YaHei"/>
-        </w:rPr>
-        <w:t xml:space="preserve"> </w:t>
-      </w:r>
-      <w:r>
-        <w:rPr>
-          <w:rStyle w:val="VerbatimChar"/>
-          <w:rFonts w:ascii="Microsoft YaHei" w:hAnsi="Microsoft YaHei" w:eastAsia="Microsoft YaHei"/>
+          <w:rFonts w:ascii="Times New Roman" w:hAnsi="Times New Roman" w:eastAsia="SimSun"/>
+          <w:b w:val="0"/>
+          <w:color w:val="000000"/>
+          <w:sz w:val="24"/>
+        </w:rPr>
+        <w:t xml:space="preserve"> </w:t>
+      </w:r>
+      <w:r>
+        <w:rPr>
+          <w:rStyle w:val="VerbatimChar"/>
+          <w:rFonts w:ascii="Times New Roman" w:hAnsi="Times New Roman" w:eastAsia="SimSun"/>
+          <w:b w:val="0"/>
+          <w:color w:val="000000"/>
+          <w:sz w:val="24"/>
         </w:rPr>
         <w:t xml:space="preserve">PI</w:t>
       </w:r>
       <w:r>
         <w:rPr>
-          <w:rFonts w:ascii="Microsoft YaHei" w:hAnsi="Microsoft YaHei" w:eastAsia="Microsoft YaHei"/>
-        </w:rPr>
-        <w:t xml:space="preserve"> </w:t>
-      </w:r>
-      <w:r>
-        <w:rPr>
-          <w:rFonts w:ascii="Microsoft YaHei" w:hAnsi="Microsoft YaHei" w:eastAsia="Microsoft YaHei"/>
+          <w:rFonts w:ascii="Times New Roman" w:hAnsi="Times New Roman" w:eastAsia="SimSun"/>
+          <w:b w:val="0"/>
+          <w:color w:val="000000"/>
+          <w:sz w:val="24"/>
+        </w:rPr>
+        <w:t xml:space="preserve"> </w:t>
+      </w:r>
+      <w:r>
+        <w:rPr>
+          <w:rFonts w:ascii="Times New Roman" w:hAnsi="Times New Roman" w:eastAsia="SimSun"/>
+          <w:b w:val="0"/>
+          <w:color w:val="000000"/>
+          <w:sz w:val="24"/>
         </w:rPr>
         <w:t xml:space="preserve">更容易守住现有相角裕度边界，所以总体适配性最高。（2分）</w:t>
       </w:r>
@@ -3230,35 +4008,52 @@
     <w:p>
       <w:pPr>
         <w:pStyle w:val="BodyText"/>
-      </w:pPr>
-      <w:r>
-        <w:rPr>
-          <w:rFonts w:ascii="Microsoft YaHei" w:hAnsi="Microsoft YaHei" w:eastAsia="Microsoft YaHei"/>
+        <w:spacing w:line="240" w:lineRule="auto" w:before="0" w:after="80"/>
+        <w:ind w:firstLine="480"/>
+      </w:pPr>
+      <w:r>
+        <w:rPr>
+          <w:rFonts w:ascii="Times New Roman" w:hAnsi="Times New Roman" w:eastAsia="SimSun"/>
+          <w:b w:val="0"/>
+          <w:color w:val="000000"/>
+          <w:sz w:val="24"/>
         </w:rPr>
         <w:t xml:space="preserve">末位放弃</w:t>
       </w:r>
       <w:r>
         <w:rPr>
-          <w:rFonts w:ascii="Microsoft YaHei" w:hAnsi="Microsoft YaHei" w:eastAsia="Microsoft YaHei"/>
-        </w:rPr>
-        <w:t xml:space="preserve"> </w:t>
-      </w:r>
-      <w:r>
-        <w:rPr>
-          <w:rStyle w:val="VerbatimChar"/>
-          <w:rFonts w:ascii="Microsoft YaHei" w:hAnsi="Microsoft YaHei" w:eastAsia="Microsoft YaHei"/>
+          <w:rFonts w:ascii="Times New Roman" w:hAnsi="Times New Roman" w:eastAsia="SimSun"/>
+          <w:b w:val="0"/>
+          <w:color w:val="000000"/>
+          <w:sz w:val="24"/>
+        </w:rPr>
+        <w:t xml:space="preserve"> </w:t>
+      </w:r>
+      <w:r>
+        <w:rPr>
+          <w:rStyle w:val="VerbatimChar"/>
+          <w:rFonts w:ascii="Times New Roman" w:hAnsi="Times New Roman" w:eastAsia="SimSun"/>
+          <w:b w:val="0"/>
+          <w:color w:val="000000"/>
+          <w:sz w:val="24"/>
         </w:rPr>
         <w:t xml:space="preserve">PD</w:t>
       </w:r>
       <w:r>
         <w:rPr>
-          <w:rFonts w:ascii="Microsoft YaHei" w:hAnsi="Microsoft YaHei" w:eastAsia="Microsoft YaHei"/>
-        </w:rPr>
-        <w:t xml:space="preserve"> </w:t>
-      </w:r>
-      <w:r>
-        <w:rPr>
-          <w:rFonts w:ascii="Microsoft YaHei" w:hAnsi="Microsoft YaHei" w:eastAsia="Microsoft YaHei"/>
+          <w:rFonts w:ascii="Times New Roman" w:hAnsi="Times New Roman" w:eastAsia="SimSun"/>
+          <w:b w:val="0"/>
+          <w:color w:val="000000"/>
+          <w:sz w:val="24"/>
+        </w:rPr>
+        <w:t xml:space="preserve"> </w:t>
+      </w:r>
+      <w:r>
+        <w:rPr>
+          <w:rFonts w:ascii="Times New Roman" w:hAnsi="Times New Roman" w:eastAsia="SimSun"/>
+          <w:b w:val="0"/>
+          <w:color w:val="000000"/>
+          <w:sz w:val="24"/>
         </w:rPr>
         <w:t xml:space="preserve">的核心理由是：它主要改善的是动态过程而非稳态精度，而且微分对高频噪声最敏感，与题干给出的两条硬约束同时冲突，因此不宜优先采用。（2分）</w:t>
       </w:r>
@@ -3268,10 +4063,15 @@
     <w:p>
       <w:pPr>
         <w:pStyle w:val="Heading3"/>
-      </w:pPr>
-      <w:r>
-        <w:rPr>
-          <w:rFonts w:ascii="Microsoft YaHei" w:hAnsi="Microsoft YaHei" w:eastAsia="Microsoft YaHei"/>
+        <w:spacing w:line="240" w:lineRule="auto" w:before="0" w:after="80"/>
+        <w:ind w:firstLine="0"/>
+      </w:pPr>
+      <w:r>
+        <w:rPr>
+          <w:rFonts w:ascii="Times New Roman" w:hAnsi="Times New Roman" w:eastAsia="SimHei"/>
+          <w:b w:val="0"/>
+          <w:color w:val="000000"/>
+          <w:sz w:val="24"/>
         </w:rPr>
         <w:t xml:space="preserve">分步评分标准</w:t>
       </w:r>
@@ -3283,18 +4083,26 @@
           <w:numId w:val="1008"/>
         </w:numPr>
         <w:pStyle w:val="Compact"/>
+        <w:spacing w:line="240" w:lineRule="auto" w:before="0" w:after="80"/>
+        <w:ind w:firstLine="480"/>
       </w:pPr>
       <w:r>
         <w:rPr>
           <w:bCs/>
-          <w:rFonts w:ascii="Microsoft YaHei" w:hAnsi="Microsoft YaHei" w:eastAsia="Microsoft YaHei"/>
-          <w:b/>
+          <w:rFonts w:ascii="Times New Roman" w:hAnsi="Times New Roman" w:eastAsia="SimHei"/>
+          <w:b w:val="0"/>
+          <w:i w:val="0"/>
+          <w:color w:val="000000"/>
+          <w:sz w:val="24"/>
         </w:rPr>
         <w:t xml:space="preserve">任务与约束提炼</w:t>
       </w:r>
       <w:r>
         <w:rPr>
-          <w:rFonts w:ascii="Microsoft YaHei" w:hAnsi="Microsoft YaHei" w:eastAsia="Microsoft YaHei"/>
+          <w:rFonts w:ascii="Times New Roman" w:hAnsi="Times New Roman" w:eastAsia="SimSun"/>
+          <w:b w:val="0"/>
+          <w:color w:val="000000"/>
+          <w:sz w:val="24"/>
         </w:rPr>
         <w:t xml:space="preserve">（4分）：明确指出主任务是改善低频精度或稳态偏差，并同时写出相角裕度与高频噪声约束。</w:t>
       </w:r>
@@ -3306,75 +4114,110 @@
           <w:numId w:val="1008"/>
         </w:numPr>
         <w:pStyle w:val="Compact"/>
+        <w:spacing w:line="240" w:lineRule="auto" w:before="0" w:after="80"/>
+        <w:ind w:firstLine="480"/>
       </w:pPr>
       <w:r>
         <w:rPr>
           <w:bCs/>
-          <w:rFonts w:ascii="Microsoft YaHei" w:hAnsi="Microsoft YaHei" w:eastAsia="Microsoft YaHei"/>
-          <w:b/>
+          <w:rFonts w:ascii="Times New Roman" w:hAnsi="Times New Roman" w:eastAsia="SimHei"/>
+          <w:b w:val="0"/>
+          <w:i w:val="0"/>
+          <w:color w:val="000000"/>
+          <w:sz w:val="24"/>
         </w:rPr>
         <w:t xml:space="preserve">四类结构比较</w:t>
       </w:r>
       <w:r>
         <w:rPr>
-          <w:rFonts w:ascii="Microsoft YaHei" w:hAnsi="Microsoft YaHei" w:eastAsia="Microsoft YaHei"/>
+          <w:rFonts w:ascii="Times New Roman" w:hAnsi="Times New Roman" w:eastAsia="SimSun"/>
+          <w:b w:val="0"/>
+          <w:color w:val="000000"/>
+          <w:sz w:val="24"/>
         </w:rPr>
         <w:t xml:space="preserve">（10分）：滞后、</w:t>
       </w:r>
       <w:r>
         <w:rPr>
           <w:rStyle w:val="VerbatimChar"/>
-          <w:rFonts w:ascii="Microsoft YaHei" w:hAnsi="Microsoft YaHei" w:eastAsia="Microsoft YaHei"/>
+          <w:rFonts w:ascii="Times New Roman" w:hAnsi="Times New Roman" w:eastAsia="SimSun"/>
+          <w:b w:val="0"/>
+          <w:color w:val="000000"/>
+          <w:sz w:val="24"/>
         </w:rPr>
         <w:t xml:space="preserve">PI</w:t>
       </w:r>
       <w:r>
         <w:rPr>
-          <w:rFonts w:ascii="Microsoft YaHei" w:hAnsi="Microsoft YaHei" w:eastAsia="Microsoft YaHei"/>
+          <w:rFonts w:ascii="Times New Roman" w:hAnsi="Times New Roman" w:eastAsia="SimSun"/>
+          <w:b w:val="0"/>
+          <w:color w:val="000000"/>
+          <w:sz w:val="24"/>
         </w:rPr>
         <w:t xml:space="preserve">、超前、</w:t>
       </w:r>
       <w:r>
         <w:rPr>
           <w:rStyle w:val="VerbatimChar"/>
-          <w:rFonts w:ascii="Microsoft YaHei" w:hAnsi="Microsoft YaHei" w:eastAsia="Microsoft YaHei"/>
+          <w:rFonts w:ascii="Times New Roman" w:hAnsi="Times New Roman" w:eastAsia="SimSun"/>
+          <w:b w:val="0"/>
+          <w:color w:val="000000"/>
+          <w:sz w:val="24"/>
         </w:rPr>
         <w:t xml:space="preserve">PD</w:t>
       </w:r>
       <w:r>
         <w:rPr>
-          <w:rFonts w:ascii="Microsoft YaHei" w:hAnsi="Microsoft YaHei" w:eastAsia="Microsoft YaHei"/>
-        </w:rPr>
-        <w:t xml:space="preserve"> </w:t>
-      </w:r>
-      <w:r>
-        <w:rPr>
-          <w:rFonts w:ascii="Microsoft YaHei" w:hAnsi="Microsoft YaHei" w:eastAsia="Microsoft YaHei"/>
+          <w:rFonts w:ascii="Times New Roman" w:hAnsi="Times New Roman" w:eastAsia="SimSun"/>
+          <w:b w:val="0"/>
+          <w:color w:val="000000"/>
+          <w:sz w:val="24"/>
+        </w:rPr>
+        <w:t xml:space="preserve"> </w:t>
+      </w:r>
+      <w:r>
+        <w:rPr>
+          <w:rFonts w:ascii="Times New Roman" w:hAnsi="Times New Roman" w:eastAsia="SimSun"/>
+          <w:b w:val="0"/>
+          <w:color w:val="000000"/>
+          <w:sz w:val="24"/>
         </w:rPr>
         <w:t xml:space="preserve">分别按</w:t>
       </w:r>
       <w:r>
         <w:rPr>
-          <w:rFonts w:ascii="Microsoft YaHei" w:hAnsi="Microsoft YaHei" w:eastAsia="Microsoft YaHei"/>
-        </w:rPr>
-        <w:t xml:space="preserve"> </w:t>
-      </w:r>
-      <w:r>
-        <w:rPr>
-          <w:rStyle w:val="VerbatimChar"/>
-          <w:rFonts w:ascii="Microsoft YaHei" w:hAnsi="Microsoft YaHei" w:eastAsia="Microsoft YaHei"/>
+          <w:rFonts w:ascii="Times New Roman" w:hAnsi="Times New Roman" w:eastAsia="SimSun"/>
+          <w:b w:val="0"/>
+          <w:color w:val="000000"/>
+          <w:sz w:val="24"/>
+        </w:rPr>
+        <w:t xml:space="preserve"> </w:t>
+      </w:r>
+      <w:r>
+        <w:rPr>
+          <w:rStyle w:val="VerbatimChar"/>
+          <w:rFonts w:ascii="Times New Roman" w:hAnsi="Times New Roman" w:eastAsia="SimSun"/>
+          <w:b w:val="0"/>
+          <w:color w:val="000000"/>
+          <w:sz w:val="24"/>
         </w:rPr>
         <w:t xml:space="preserve">3/3/2/2</w:t>
       </w:r>
       <w:r>
         <w:rPr>
-          <w:rFonts w:ascii="Microsoft YaHei" w:hAnsi="Microsoft YaHei" w:eastAsia="Microsoft YaHei"/>
-        </w:rPr>
-        <w:t xml:space="preserve"> </w:t>
-      </w:r>
-      <w:r>
-        <w:rPr>
-          <w:rFonts w:ascii="Microsoft YaHei" w:hAnsi="Microsoft YaHei" w:eastAsia="Microsoft YaHei"/>
+          <w:rFonts w:ascii="Times New Roman" w:hAnsi="Times New Roman" w:eastAsia="SimSun"/>
+          <w:b w:val="0"/>
+          <w:color w:val="000000"/>
+          <w:sz w:val="24"/>
+        </w:rPr>
+        <w:t xml:space="preserve"> </w:t>
+      </w:r>
+      <w:r>
+        <w:rPr>
+          <w:rFonts w:ascii="Times New Roman" w:hAnsi="Times New Roman" w:eastAsia="SimSun"/>
+          <w:b w:val="0"/>
+          <w:color w:val="000000"/>
+          <w:sz w:val="24"/>
         </w:rPr>
         <w:t xml:space="preserve">分计；每类都要说对主要改善方向与主要代价。</w:t>
       </w:r>
@@ -3386,26 +4229,41 @@
           <w:numId w:val="1008"/>
         </w:numPr>
         <w:pStyle w:val="Compact"/>
+        <w:spacing w:line="240" w:lineRule="auto" w:before="0" w:after="80"/>
+        <w:ind w:firstLine="480"/>
       </w:pPr>
       <w:r>
         <w:rPr>
           <w:bCs/>
-          <w:rFonts w:ascii="Microsoft YaHei" w:hAnsi="Microsoft YaHei" w:eastAsia="Microsoft YaHei"/>
-          <w:b/>
+          <w:rFonts w:ascii="Times New Roman" w:hAnsi="Times New Roman" w:eastAsia="SimHei"/>
+          <w:b w:val="0"/>
+          <w:i w:val="0"/>
+          <w:color w:val="000000"/>
+          <w:sz w:val="24"/>
         </w:rPr>
         <w:t xml:space="preserve">排序与首末位理由</w:t>
       </w:r>
       <w:r>
         <w:rPr>
-          <w:rFonts w:ascii="Microsoft YaHei" w:hAnsi="Microsoft YaHei" w:eastAsia="Microsoft YaHei"/>
+          <w:rFonts w:ascii="Times New Roman" w:hAnsi="Times New Roman" w:eastAsia="SimSun"/>
+          <w:b w:val="0"/>
+          <w:color w:val="000000"/>
+          <w:sz w:val="24"/>
         </w:rPr>
         <w:t xml:space="preserve">（6分）：写出明确排序，并说明首选与末位的核心理由。</w:t>
       </w:r>
     </w:p>
     <w:p>
-      <w:r>
-        <w:rPr>
-          <w:rFonts w:ascii="Microsoft YaHei" w:hAnsi="Microsoft YaHei" w:eastAsia="Microsoft YaHei"/>
+      <w:pPr>
+        <w:spacing w:line="240" w:lineRule="auto" w:before="0" w:after="80"/>
+        <w:ind w:firstLine="0"/>
+      </w:pPr>
+      <w:r>
+        <w:rPr>
+          <w:rFonts w:ascii="Times New Roman" w:hAnsi="Times New Roman" w:eastAsia="SimSun"/>
+          <w:b w:val="0"/>
+          <w:color w:val="000000"/>
+          <w:sz w:val="24"/>
         </w:rPr>
         <w:pict>
           <v:rect style="width:0;height:1.5pt" o:hralign="center" o:hrstd="t" o:hr="t"/>
@@ -3418,10 +4276,15 @@
     <w:p>
       <w:pPr>
         <w:pStyle w:val="Heading2"/>
-      </w:pPr>
-      <w:r>
-        <w:rPr>
-          <w:rFonts w:ascii="Microsoft YaHei" w:hAnsi="Microsoft YaHei" w:eastAsia="Microsoft YaHei"/>
+        <w:spacing w:line="240" w:lineRule="auto" w:before="0" w:after="80"/>
+        <w:ind w:firstLine="0"/>
+      </w:pPr>
+      <w:r>
+        <w:rPr>
+          <w:rFonts w:ascii="Times New Roman" w:hAnsi="Times New Roman" w:eastAsia="SimSun"/>
+          <w:b/>
+          <w:color w:val="000000"/>
+          <w:sz w:val="28"/>
         </w:rPr>
         <w:t xml:space="preserve">O4 候选控制结构比较（40分）</w:t>
       </w:r>
@@ -3430,10 +4293,15 @@
     <w:p>
       <w:pPr>
         <w:pStyle w:val="Heading3"/>
-      </w:pPr>
-      <w:r>
-        <w:rPr>
-          <w:rFonts w:ascii="Microsoft YaHei" w:hAnsi="Microsoft YaHei" w:eastAsia="Microsoft YaHei"/>
+        <w:spacing w:line="240" w:lineRule="auto" w:before="0" w:after="80"/>
+        <w:ind w:firstLine="0"/>
+      </w:pPr>
+      <w:r>
+        <w:rPr>
+          <w:rFonts w:ascii="Times New Roman" w:hAnsi="Times New Roman" w:eastAsia="SimHei"/>
+          <w:b w:val="0"/>
+          <w:color w:val="000000"/>
+          <w:sz w:val="24"/>
         </w:rPr>
         <w:t xml:space="preserve">题干</w:t>
       </w:r>
@@ -3441,60 +4309,89 @@
     <w:p>
       <w:pPr>
         <w:pStyle w:val="FirstParagraph"/>
-      </w:pPr>
-      <w:r>
-        <w:rPr>
-          <w:rFonts w:ascii="Microsoft YaHei" w:hAnsi="Microsoft YaHei" w:eastAsia="Microsoft YaHei"/>
+        <w:spacing w:line="240" w:lineRule="auto" w:before="0" w:after="80"/>
+        <w:ind w:firstLine="480"/>
+      </w:pPr>
+      <w:r>
+        <w:rPr>
+          <w:rFonts w:ascii="Times New Roman" w:hAnsi="Times New Roman" w:eastAsia="SimSun"/>
+          <w:b w:val="0"/>
+          <w:color w:val="000000"/>
+          <w:sz w:val="24"/>
         </w:rPr>
         <w:t xml:space="preserve">请沿用你在</w:t>
       </w:r>
       <w:r>
         <w:rPr>
-          <w:rFonts w:ascii="Microsoft YaHei" w:hAnsi="Microsoft YaHei" w:eastAsia="Microsoft YaHei"/>
-        </w:rPr>
-        <w:t xml:space="preserve"> </w:t>
-      </w:r>
-      <w:r>
-        <w:rPr>
-          <w:rStyle w:val="VerbatimChar"/>
-          <w:rFonts w:ascii="Microsoft YaHei" w:hAnsi="Microsoft YaHei" w:eastAsia="Microsoft YaHei"/>
+          <w:rFonts w:ascii="Times New Roman" w:hAnsi="Times New Roman" w:eastAsia="SimSun"/>
+          <w:b w:val="0"/>
+          <w:color w:val="000000"/>
+          <w:sz w:val="24"/>
+        </w:rPr>
+        <w:t xml:space="preserve"> </w:t>
+      </w:r>
+      <w:r>
+        <w:rPr>
+          <w:rStyle w:val="VerbatimChar"/>
+          <w:rFonts w:ascii="Times New Roman" w:hAnsi="Times New Roman" w:eastAsia="SimSun"/>
+          <w:b w:val="0"/>
+          <w:color w:val="000000"/>
+          <w:sz w:val="24"/>
         </w:rPr>
         <w:t xml:space="preserve">O3</w:t>
       </w:r>
       <w:r>
         <w:rPr>
-          <w:rFonts w:ascii="Microsoft YaHei" w:hAnsi="Microsoft YaHei" w:eastAsia="Microsoft YaHei"/>
-        </w:rPr>
-        <w:t xml:space="preserve"> </w:t>
-      </w:r>
-      <w:r>
-        <w:rPr>
-          <w:rFonts w:ascii="Microsoft YaHei" w:hAnsi="Microsoft YaHei" w:eastAsia="Microsoft YaHei"/>
+          <w:rFonts w:ascii="Times New Roman" w:hAnsi="Times New Roman" w:eastAsia="SimSun"/>
+          <w:b w:val="0"/>
+          <w:color w:val="000000"/>
+          <w:sz w:val="24"/>
+        </w:rPr>
+        <w:t xml:space="preserve"> </w:t>
+      </w:r>
+      <w:r>
+        <w:rPr>
+          <w:rFonts w:ascii="Times New Roman" w:hAnsi="Times New Roman" w:eastAsia="SimSun"/>
+          <w:b w:val="0"/>
+          <w:color w:val="000000"/>
+          <w:sz w:val="24"/>
         </w:rPr>
         <w:t xml:space="preserve">中已经固定的同一对象、简化模型、主要矛盾清单与必要证据，不得更换对象，也不得把</w:t>
       </w:r>
       <w:r>
         <w:rPr>
-          <w:rFonts w:ascii="Microsoft YaHei" w:hAnsi="Microsoft YaHei" w:eastAsia="Microsoft YaHei"/>
-        </w:rPr>
-        <w:t xml:space="preserve"> </w:t>
-      </w:r>
-      <w:r>
-        <w:rPr>
-          <w:rStyle w:val="VerbatimChar"/>
-          <w:rFonts w:ascii="Microsoft YaHei" w:hAnsi="Microsoft YaHei" w:eastAsia="Microsoft YaHei"/>
+          <w:rFonts w:ascii="Times New Roman" w:hAnsi="Times New Roman" w:eastAsia="SimSun"/>
+          <w:b w:val="0"/>
+          <w:color w:val="000000"/>
+          <w:sz w:val="24"/>
+        </w:rPr>
+        <w:t xml:space="preserve"> </w:t>
+      </w:r>
+      <w:r>
+        <w:rPr>
+          <w:rStyle w:val="VerbatimChar"/>
+          <w:rFonts w:ascii="Times New Roman" w:hAnsi="Times New Roman" w:eastAsia="SimSun"/>
+          <w:b w:val="0"/>
+          <w:color w:val="000000"/>
+          <w:sz w:val="24"/>
         </w:rPr>
         <w:t xml:space="preserve">O3</w:t>
       </w:r>
       <w:r>
         <w:rPr>
-          <w:rFonts w:ascii="Microsoft YaHei" w:hAnsi="Microsoft YaHei" w:eastAsia="Microsoft YaHei"/>
-        </w:rPr>
-        <w:t xml:space="preserve"> </w:t>
-      </w:r>
-      <w:r>
-        <w:rPr>
-          <w:rFonts w:ascii="Microsoft YaHei" w:hAnsi="Microsoft YaHei" w:eastAsia="Microsoft YaHei"/>
+          <w:rFonts w:ascii="Times New Roman" w:hAnsi="Times New Roman" w:eastAsia="SimSun"/>
+          <w:b w:val="0"/>
+          <w:color w:val="000000"/>
+          <w:sz w:val="24"/>
+        </w:rPr>
+        <w:t xml:space="preserve"> </w:t>
+      </w:r>
+      <w:r>
+        <w:rPr>
+          <w:rFonts w:ascii="Times New Roman" w:hAnsi="Times New Roman" w:eastAsia="SimSun"/>
+          <w:b w:val="0"/>
+          <w:color w:val="000000"/>
+          <w:sz w:val="24"/>
         </w:rPr>
         <w:t xml:space="preserve">的诊断结论推倒重来。围绕该对象当前的主要矛盾，完成一次“候选控制结构比较”。</w:t>
       </w:r>
@@ -3502,10 +4399,15 @@
     <w:p>
       <w:pPr>
         <w:pStyle w:val="BodyText"/>
-      </w:pPr>
-      <w:r>
-        <w:rPr>
-          <w:rFonts w:ascii="Microsoft YaHei" w:hAnsi="Microsoft YaHei" w:eastAsia="Microsoft YaHei"/>
+        <w:spacing w:line="240" w:lineRule="auto" w:before="0" w:after="80"/>
+        <w:ind w:firstLine="480"/>
+      </w:pPr>
+      <w:r>
+        <w:rPr>
+          <w:rFonts w:ascii="Times New Roman" w:hAnsi="Times New Roman" w:eastAsia="SimSun"/>
+          <w:b w:val="0"/>
+          <w:color w:val="000000"/>
+          <w:sz w:val="24"/>
         </w:rPr>
         <w:t xml:space="preserve">请完成以下内容：</w:t>
       </w:r>
@@ -3517,60 +4419,89 @@
           <w:numId w:val="1009"/>
         </w:numPr>
         <w:pStyle w:val="Compact"/>
-      </w:pPr>
-      <w:r>
-        <w:rPr>
-          <w:rFonts w:ascii="Microsoft YaHei" w:hAnsi="Microsoft YaHei" w:eastAsia="Microsoft YaHei"/>
+        <w:spacing w:line="240" w:lineRule="auto" w:before="0" w:after="80"/>
+        <w:ind w:firstLine="480"/>
+      </w:pPr>
+      <w:r>
+        <w:rPr>
+          <w:rFonts w:ascii="Times New Roman" w:hAnsi="Times New Roman" w:eastAsia="SimSun"/>
+          <w:b w:val="0"/>
+          <w:color w:val="000000"/>
+          <w:sz w:val="24"/>
         </w:rPr>
         <w:t xml:space="preserve">先用</w:t>
       </w:r>
       <w:r>
         <w:rPr>
-          <w:rFonts w:ascii="Microsoft YaHei" w:hAnsi="Microsoft YaHei" w:eastAsia="Microsoft YaHei"/>
-        </w:rPr>
-        <w:t xml:space="preserve"> </w:t>
-      </w:r>
-      <w:r>
-        <w:rPr>
-          <w:rStyle w:val="VerbatimChar"/>
-          <w:rFonts w:ascii="Microsoft YaHei" w:hAnsi="Microsoft YaHei" w:eastAsia="Microsoft YaHei"/>
+          <w:rFonts w:ascii="Times New Roman" w:hAnsi="Times New Roman" w:eastAsia="SimSun"/>
+          <w:b w:val="0"/>
+          <w:color w:val="000000"/>
+          <w:sz w:val="24"/>
+        </w:rPr>
+        <w:t xml:space="preserve"> </w:t>
+      </w:r>
+      <w:r>
+        <w:rPr>
+          <w:rStyle w:val="VerbatimChar"/>
+          <w:rFonts w:ascii="Times New Roman" w:hAnsi="Times New Roman" w:eastAsia="SimSun"/>
+          <w:b w:val="0"/>
+          <w:color w:val="000000"/>
+          <w:sz w:val="24"/>
         </w:rPr>
         <w:t xml:space="preserve">2-3</w:t>
       </w:r>
       <w:r>
         <w:rPr>
-          <w:rFonts w:ascii="Microsoft YaHei" w:hAnsi="Microsoft YaHei" w:eastAsia="Microsoft YaHei"/>
-        </w:rPr>
-        <w:t xml:space="preserve"> </w:t>
-      </w:r>
-      <w:r>
-        <w:rPr>
-          <w:rFonts w:ascii="Microsoft YaHei" w:hAnsi="Microsoft YaHei" w:eastAsia="Microsoft YaHei"/>
+          <w:rFonts w:ascii="Times New Roman" w:hAnsi="Times New Roman" w:eastAsia="SimSun"/>
+          <w:b w:val="0"/>
+          <w:color w:val="000000"/>
+          <w:sz w:val="24"/>
+        </w:rPr>
+        <w:t xml:space="preserve"> </w:t>
+      </w:r>
+      <w:r>
+        <w:rPr>
+          <w:rFonts w:ascii="Times New Roman" w:hAnsi="Times New Roman" w:eastAsia="SimSun"/>
+          <w:b w:val="0"/>
+          <w:color w:val="000000"/>
+          <w:sz w:val="24"/>
         </w:rPr>
         <w:t xml:space="preserve">句话回收</w:t>
       </w:r>
       <w:r>
         <w:rPr>
-          <w:rFonts w:ascii="Microsoft YaHei" w:hAnsi="Microsoft YaHei" w:eastAsia="Microsoft YaHei"/>
-        </w:rPr>
-        <w:t xml:space="preserve"> </w:t>
-      </w:r>
-      <w:r>
-        <w:rPr>
-          <w:rStyle w:val="VerbatimChar"/>
-          <w:rFonts w:ascii="Microsoft YaHei" w:hAnsi="Microsoft YaHei" w:eastAsia="Microsoft YaHei"/>
+          <w:rFonts w:ascii="Times New Roman" w:hAnsi="Times New Roman" w:eastAsia="SimSun"/>
+          <w:b w:val="0"/>
+          <w:color w:val="000000"/>
+          <w:sz w:val="24"/>
+        </w:rPr>
+        <w:t xml:space="preserve"> </w:t>
+      </w:r>
+      <w:r>
+        <w:rPr>
+          <w:rStyle w:val="VerbatimChar"/>
+          <w:rFonts w:ascii="Times New Roman" w:hAnsi="Times New Roman" w:eastAsia="SimSun"/>
+          <w:b w:val="0"/>
+          <w:color w:val="000000"/>
+          <w:sz w:val="24"/>
         </w:rPr>
         <w:t xml:space="preserve">O3</w:t>
       </w:r>
       <w:r>
         <w:rPr>
-          <w:rFonts w:ascii="Microsoft YaHei" w:hAnsi="Microsoft YaHei" w:eastAsia="Microsoft YaHei"/>
-        </w:rPr>
-        <w:t xml:space="preserve"> </w:t>
-      </w:r>
-      <w:r>
-        <w:rPr>
-          <w:rFonts w:ascii="Microsoft YaHei" w:hAnsi="Microsoft YaHei" w:eastAsia="Microsoft YaHei"/>
+          <w:rFonts w:ascii="Times New Roman" w:hAnsi="Times New Roman" w:eastAsia="SimSun"/>
+          <w:b w:val="0"/>
+          <w:color w:val="000000"/>
+          <w:sz w:val="24"/>
+        </w:rPr>
+        <w:t xml:space="preserve"> </w:t>
+      </w:r>
+      <w:r>
+        <w:rPr>
+          <w:rFonts w:ascii="Times New Roman" w:hAnsi="Times New Roman" w:eastAsia="SimSun"/>
+          <w:b w:val="0"/>
+          <w:color w:val="000000"/>
+          <w:sz w:val="24"/>
         </w:rPr>
         <w:t xml:space="preserve">的结论：写清当前主要矛盾是什么、哪两条约束最不能破坏，以及为什么这些约束会直接决定本次候选结构的筛选范围。</w:t>
       </w:r>
@@ -3582,61 +4513,90 @@
           <w:numId w:val="1009"/>
         </w:numPr>
         <w:pStyle w:val="Compact"/>
-      </w:pPr>
-      <w:r>
-        <w:rPr>
-          <w:rFonts w:ascii="Microsoft YaHei" w:hAnsi="Microsoft YaHei" w:eastAsia="Microsoft YaHei"/>
+        <w:spacing w:line="240" w:lineRule="auto" w:before="0" w:after="80"/>
+        <w:ind w:firstLine="480"/>
+      </w:pPr>
+      <w:r>
+        <w:rPr>
+          <w:rFonts w:ascii="Times New Roman" w:hAnsi="Times New Roman" w:eastAsia="SimSun"/>
+          <w:b w:val="0"/>
+          <w:color w:val="000000"/>
+          <w:sz w:val="24"/>
         </w:rPr>
         <w:t xml:space="preserve">只允许从本阶段已学结构中选择</w:t>
       </w:r>
       <w:r>
         <w:rPr>
-          <w:rFonts w:ascii="Microsoft YaHei" w:hAnsi="Microsoft YaHei" w:eastAsia="Microsoft YaHei"/>
-        </w:rPr>
-        <w:t xml:space="preserve"> </w:t>
-      </w:r>
-      <w:r>
-        <w:rPr>
-          <w:rStyle w:val="VerbatimChar"/>
-          <w:rFonts w:ascii="Microsoft YaHei" w:hAnsi="Microsoft YaHei" w:eastAsia="Microsoft YaHei"/>
+          <w:rFonts w:ascii="Times New Roman" w:hAnsi="Times New Roman" w:eastAsia="SimSun"/>
+          <w:b w:val="0"/>
+          <w:color w:val="000000"/>
+          <w:sz w:val="24"/>
+        </w:rPr>
+        <w:t xml:space="preserve"> </w:t>
+      </w:r>
+      <w:r>
+        <w:rPr>
+          <w:rStyle w:val="VerbatimChar"/>
+          <w:rFonts w:ascii="Times New Roman" w:hAnsi="Times New Roman" w:eastAsia="SimSun"/>
+          <w:b w:val="0"/>
+          <w:color w:val="000000"/>
+          <w:sz w:val="24"/>
         </w:rPr>
         <w:t xml:space="preserve">2-3</w:t>
       </w:r>
       <w:r>
         <w:rPr>
-          <w:rFonts w:ascii="Microsoft YaHei" w:hAnsi="Microsoft YaHei" w:eastAsia="Microsoft YaHei"/>
-        </w:rPr>
-        <w:t xml:space="preserve"> </w:t>
-      </w:r>
-      <w:r>
-        <w:rPr>
-          <w:rFonts w:ascii="Microsoft YaHei" w:hAnsi="Microsoft YaHei" w:eastAsia="Microsoft YaHei"/>
+          <w:rFonts w:ascii="Times New Roman" w:hAnsi="Times New Roman" w:eastAsia="SimSun"/>
+          <w:b w:val="0"/>
+          <w:color w:val="000000"/>
+          <w:sz w:val="24"/>
+        </w:rPr>
+        <w:t xml:space="preserve"> </w:t>
+      </w:r>
+      <w:r>
+        <w:rPr>
+          <w:rFonts w:ascii="Times New Roman" w:hAnsi="Times New Roman" w:eastAsia="SimSun"/>
+          <w:b w:val="0"/>
+          <w:color w:val="000000"/>
+          <w:sz w:val="24"/>
         </w:rPr>
         <w:t xml:space="preserve">个候选结构进行比较。可选范围限定为：</w:t>
       </w:r>
       <w:r>
         <w:rPr>
           <w:rStyle w:val="VerbatimChar"/>
-          <w:rFonts w:ascii="Microsoft YaHei" w:hAnsi="Microsoft YaHei" w:eastAsia="Microsoft YaHei"/>
+          <w:rFonts w:ascii="Times New Roman" w:hAnsi="Times New Roman" w:eastAsia="SimSun"/>
+          <w:b w:val="0"/>
+          <w:color w:val="000000"/>
+          <w:sz w:val="24"/>
         </w:rPr>
         <w:t xml:space="preserve">PD</w:t>
       </w:r>
       <w:r>
         <w:rPr>
-          <w:rFonts w:ascii="Microsoft YaHei" w:hAnsi="Microsoft YaHei" w:eastAsia="Microsoft YaHei"/>
+          <w:rFonts w:ascii="Times New Roman" w:hAnsi="Times New Roman" w:eastAsia="SimSun"/>
+          <w:b w:val="0"/>
+          <w:color w:val="000000"/>
+          <w:sz w:val="24"/>
         </w:rPr>
         <w:t xml:space="preserve">、</w:t>
       </w:r>
       <w:r>
         <w:rPr>
           <w:rStyle w:val="VerbatimChar"/>
-          <w:rFonts w:ascii="Microsoft YaHei" w:hAnsi="Microsoft YaHei" w:eastAsia="Microsoft YaHei"/>
+          <w:rFonts w:ascii="Times New Roman" w:hAnsi="Times New Roman" w:eastAsia="SimSun"/>
+          <w:b w:val="0"/>
+          <w:color w:val="000000"/>
+          <w:sz w:val="24"/>
         </w:rPr>
         <w:t xml:space="preserve">PI</w:t>
       </w:r>
       <w:r>
         <w:rPr>
-          <w:rFonts w:ascii="Microsoft YaHei" w:hAnsi="Microsoft YaHei" w:eastAsia="Microsoft YaHei"/>
+          <w:rFonts w:ascii="Times New Roman" w:hAnsi="Times New Roman" w:eastAsia="SimSun"/>
+          <w:b w:val="0"/>
+          <w:color w:val="000000"/>
+          <w:sz w:val="24"/>
         </w:rPr>
         <w:t xml:space="preserve">、超前校正、滞后校正；你不必把四类结构都写上，但必须解释为什么保留当前候选、为什么暂不采用其他结构。</w:t>
       </w:r>
@@ -3648,60 +4608,89 @@
           <w:numId w:val="1009"/>
         </w:numPr>
         <w:pStyle w:val="Compact"/>
-      </w:pPr>
-      <w:r>
-        <w:rPr>
-          <w:rFonts w:ascii="Microsoft YaHei" w:hAnsi="Microsoft YaHei" w:eastAsia="Microsoft YaHei"/>
+        <w:spacing w:line="240" w:lineRule="auto" w:before="0" w:after="80"/>
+        <w:ind w:firstLine="480"/>
+      </w:pPr>
+      <w:r>
+        <w:rPr>
+          <w:rFonts w:ascii="Times New Roman" w:hAnsi="Times New Roman" w:eastAsia="SimSun"/>
+          <w:b w:val="0"/>
+          <w:color w:val="000000"/>
+          <w:sz w:val="24"/>
         </w:rPr>
         <w:t xml:space="preserve">给出</w:t>
       </w:r>
       <w:r>
         <w:rPr>
-          <w:rFonts w:ascii="Microsoft YaHei" w:hAnsi="Microsoft YaHei" w:eastAsia="Microsoft YaHei"/>
-        </w:rPr>
-        <w:t xml:space="preserve"> </w:t>
-      </w:r>
-      <w:r>
-        <w:rPr>
-          <w:rStyle w:val="VerbatimChar"/>
-          <w:rFonts w:ascii="Microsoft YaHei" w:hAnsi="Microsoft YaHei" w:eastAsia="Microsoft YaHei"/>
+          <w:rFonts w:ascii="Times New Roman" w:hAnsi="Times New Roman" w:eastAsia="SimSun"/>
+          <w:b w:val="0"/>
+          <w:color w:val="000000"/>
+          <w:sz w:val="24"/>
+        </w:rPr>
+        <w:t xml:space="preserve"> </w:t>
+      </w:r>
+      <w:r>
+        <w:rPr>
+          <w:rStyle w:val="VerbatimChar"/>
+          <w:rFonts w:ascii="Times New Roman" w:hAnsi="Times New Roman" w:eastAsia="SimSun"/>
+          <w:b w:val="0"/>
+          <w:color w:val="000000"/>
+          <w:sz w:val="24"/>
         </w:rPr>
         <w:t xml:space="preserve">1</w:t>
       </w:r>
       <w:r>
         <w:rPr>
-          <w:rFonts w:ascii="Microsoft YaHei" w:hAnsi="Microsoft YaHei" w:eastAsia="Microsoft YaHei"/>
-        </w:rPr>
-        <w:t xml:space="preserve"> </w:t>
-      </w:r>
-      <w:r>
-        <w:rPr>
-          <w:rFonts w:ascii="Microsoft YaHei" w:hAnsi="Microsoft YaHei" w:eastAsia="Microsoft YaHei"/>
+          <w:rFonts w:ascii="Times New Roman" w:hAnsi="Times New Roman" w:eastAsia="SimSun"/>
+          <w:b w:val="0"/>
+          <w:color w:val="000000"/>
+          <w:sz w:val="24"/>
+        </w:rPr>
+        <w:t xml:space="preserve"> </w:t>
+      </w:r>
+      <w:r>
+        <w:rPr>
+          <w:rFonts w:ascii="Times New Roman" w:hAnsi="Times New Roman" w:eastAsia="SimSun"/>
+          <w:b w:val="0"/>
+          <w:color w:val="000000"/>
+          <w:sz w:val="24"/>
         </w:rPr>
         <w:t xml:space="preserve">张候选结构比较表。比较表至少包含以下四列：结构名称、优先改善什么、主要代价或风险、与</w:t>
       </w:r>
       <w:r>
         <w:rPr>
-          <w:rFonts w:ascii="Microsoft YaHei" w:hAnsi="Microsoft YaHei" w:eastAsia="Microsoft YaHei"/>
-        </w:rPr>
-        <w:t xml:space="preserve"> </w:t>
-      </w:r>
-      <w:r>
-        <w:rPr>
-          <w:rStyle w:val="VerbatimChar"/>
-          <w:rFonts w:ascii="Microsoft YaHei" w:hAnsi="Microsoft YaHei" w:eastAsia="Microsoft YaHei"/>
+          <w:rFonts w:ascii="Times New Roman" w:hAnsi="Times New Roman" w:eastAsia="SimSun"/>
+          <w:b w:val="0"/>
+          <w:color w:val="000000"/>
+          <w:sz w:val="24"/>
+        </w:rPr>
+        <w:t xml:space="preserve"> </w:t>
+      </w:r>
+      <w:r>
+        <w:rPr>
+          <w:rStyle w:val="VerbatimChar"/>
+          <w:rFonts w:ascii="Times New Roman" w:hAnsi="Times New Roman" w:eastAsia="SimSun"/>
+          <w:b w:val="0"/>
+          <w:color w:val="000000"/>
+          <w:sz w:val="24"/>
         </w:rPr>
         <w:t xml:space="preserve">O3</w:t>
       </w:r>
       <w:r>
         <w:rPr>
-          <w:rFonts w:ascii="Microsoft YaHei" w:hAnsi="Microsoft YaHei" w:eastAsia="Microsoft YaHei"/>
-        </w:rPr>
-        <w:t xml:space="preserve"> </w:t>
-      </w:r>
-      <w:r>
-        <w:rPr>
-          <w:rFonts w:ascii="Microsoft YaHei" w:hAnsi="Microsoft YaHei" w:eastAsia="Microsoft YaHei"/>
+          <w:rFonts w:ascii="Times New Roman" w:hAnsi="Times New Roman" w:eastAsia="SimSun"/>
+          <w:b w:val="0"/>
+          <w:color w:val="000000"/>
+          <w:sz w:val="24"/>
+        </w:rPr>
+        <w:t xml:space="preserve"> </w:t>
+      </w:r>
+      <w:r>
+        <w:rPr>
+          <w:rFonts w:ascii="Times New Roman" w:hAnsi="Times New Roman" w:eastAsia="SimSun"/>
+          <w:b w:val="0"/>
+          <w:color w:val="000000"/>
+          <w:sz w:val="24"/>
         </w:rPr>
         <w:t xml:space="preserve">证据的对应关系。</w:t>
       </w:r>
@@ -3713,10 +4702,15 @@
           <w:numId w:val="1009"/>
         </w:numPr>
         <w:pStyle w:val="Compact"/>
-      </w:pPr>
-      <w:r>
-        <w:rPr>
-          <w:rFonts w:ascii="Microsoft YaHei" w:hAnsi="Microsoft YaHei" w:eastAsia="Microsoft YaHei"/>
+        <w:spacing w:line="240" w:lineRule="auto" w:before="0" w:after="80"/>
+        <w:ind w:firstLine="480"/>
+      </w:pPr>
+      <w:r>
+        <w:rPr>
+          <w:rFonts w:ascii="Times New Roman" w:hAnsi="Times New Roman" w:eastAsia="SimSun"/>
+          <w:b w:val="0"/>
+          <w:color w:val="000000"/>
+          <w:sz w:val="24"/>
         </w:rPr>
         <w:t xml:space="preserve">对每个候选结构分别说明：它最可能优先解决哪个主要矛盾；它可能带来的新代价是什么；在你这个对象上，什么现象或证据支持你把它列入候选。</w:t>
       </w:r>
@@ -3728,35 +4722,52 @@
           <w:numId w:val="1009"/>
         </w:numPr>
         <w:pStyle w:val="Compact"/>
-      </w:pPr>
-      <w:r>
-        <w:rPr>
-          <w:rFonts w:ascii="Microsoft YaHei" w:hAnsi="Microsoft YaHei" w:eastAsia="Microsoft YaHei"/>
+        <w:spacing w:line="240" w:lineRule="auto" w:before="0" w:after="80"/>
+        <w:ind w:firstLine="480"/>
+      </w:pPr>
+      <w:r>
+        <w:rPr>
+          <w:rFonts w:ascii="Times New Roman" w:hAnsi="Times New Roman" w:eastAsia="SimSun"/>
+          <w:b w:val="0"/>
+          <w:color w:val="000000"/>
+          <w:sz w:val="24"/>
         </w:rPr>
         <w:t xml:space="preserve">若你使用了性能比较、曲线对照或参数试探，必须附</w:t>
       </w:r>
       <w:r>
         <w:rPr>
-          <w:rFonts w:ascii="Microsoft YaHei" w:hAnsi="Microsoft YaHei" w:eastAsia="Microsoft YaHei"/>
-        </w:rPr>
-        <w:t xml:space="preserve"> </w:t>
-      </w:r>
-      <w:r>
-        <w:rPr>
-          <w:rStyle w:val="VerbatimChar"/>
-          <w:rFonts w:ascii="Microsoft YaHei" w:hAnsi="Microsoft YaHei" w:eastAsia="Microsoft YaHei"/>
+          <w:rFonts w:ascii="Times New Roman" w:hAnsi="Times New Roman" w:eastAsia="SimSun"/>
+          <w:b w:val="0"/>
+          <w:color w:val="000000"/>
+          <w:sz w:val="24"/>
+        </w:rPr>
+        <w:t xml:space="preserve"> </w:t>
+      </w:r>
+      <w:r>
+        <w:rPr>
+          <w:rStyle w:val="VerbatimChar"/>
+          <w:rFonts w:ascii="Times New Roman" w:hAnsi="Times New Roman" w:eastAsia="SimSun"/>
+          <w:b w:val="0"/>
+          <w:color w:val="000000"/>
+          <w:sz w:val="24"/>
         </w:rPr>
         <w:t xml:space="preserve">MATLAB/Octave</w:t>
       </w:r>
       <w:r>
         <w:rPr>
-          <w:rFonts w:ascii="Microsoft YaHei" w:hAnsi="Microsoft YaHei" w:eastAsia="Microsoft YaHei"/>
-        </w:rPr>
-        <w:t xml:space="preserve"> </w:t>
-      </w:r>
-      <w:r>
-        <w:rPr>
-          <w:rFonts w:ascii="Microsoft YaHei" w:hAnsi="Microsoft YaHei" w:eastAsia="Microsoft YaHei"/>
+          <w:rFonts w:ascii="Times New Roman" w:hAnsi="Times New Roman" w:eastAsia="SimSun"/>
+          <w:b w:val="0"/>
+          <w:color w:val="000000"/>
+          <w:sz w:val="24"/>
+        </w:rPr>
+        <w:t xml:space="preserve"> </w:t>
+      </w:r>
+      <w:r>
+        <w:rPr>
+          <w:rFonts w:ascii="Times New Roman" w:hAnsi="Times New Roman" w:eastAsia="SimSun"/>
+          <w:b w:val="0"/>
+          <w:color w:val="000000"/>
+          <w:sz w:val="24"/>
         </w:rPr>
         <w:t xml:space="preserve">仿真代码、结果图与最小复现实验说明；若本次只做机理层比较而未做参数试探，也要明确写出“本次暂不进入最终定参”的理由。</w:t>
       </w:r>
@@ -3768,35 +4779,52 @@
           <w:numId w:val="1009"/>
         </w:numPr>
         <w:pStyle w:val="Compact"/>
-      </w:pPr>
-      <w:r>
-        <w:rPr>
-          <w:rFonts w:ascii="Microsoft YaHei" w:hAnsi="Microsoft YaHei" w:eastAsia="Microsoft YaHei"/>
+        <w:spacing w:line="240" w:lineRule="auto" w:before="0" w:after="80"/>
+        <w:ind w:firstLine="480"/>
+      </w:pPr>
+      <w:r>
+        <w:rPr>
+          <w:rFonts w:ascii="Times New Roman" w:hAnsi="Times New Roman" w:eastAsia="SimSun"/>
+          <w:b w:val="0"/>
+          <w:color w:val="000000"/>
+          <w:sz w:val="24"/>
         </w:rPr>
         <w:t xml:space="preserve">最后给出当前阶段的候选结构排序，并写出“首选保留理由”和“末位放弃理由”。排序只用于进入</w:t>
       </w:r>
       <w:r>
         <w:rPr>
-          <w:rFonts w:ascii="Microsoft YaHei" w:hAnsi="Microsoft YaHei" w:eastAsia="Microsoft YaHei"/>
-        </w:rPr>
-        <w:t xml:space="preserve"> </w:t>
-      </w:r>
-      <w:r>
-        <w:rPr>
-          <w:rStyle w:val="VerbatimChar"/>
-          <w:rFonts w:ascii="Microsoft YaHei" w:hAnsi="Microsoft YaHei" w:eastAsia="Microsoft YaHei"/>
+          <w:rFonts w:ascii="Times New Roman" w:hAnsi="Times New Roman" w:eastAsia="SimSun"/>
+          <w:b w:val="0"/>
+          <w:color w:val="000000"/>
+          <w:sz w:val="24"/>
+        </w:rPr>
+        <w:t xml:space="preserve"> </w:t>
+      </w:r>
+      <w:r>
+        <w:rPr>
+          <w:rStyle w:val="VerbatimChar"/>
+          <w:rFonts w:ascii="Times New Roman" w:hAnsi="Times New Roman" w:eastAsia="SimSun"/>
+          <w:b w:val="0"/>
+          <w:color w:val="000000"/>
+          <w:sz w:val="24"/>
         </w:rPr>
         <w:t xml:space="preserve">O5</w:t>
       </w:r>
       <w:r>
         <w:rPr>
-          <w:rFonts w:ascii="Microsoft YaHei" w:hAnsi="Microsoft YaHei" w:eastAsia="Microsoft YaHei"/>
-        </w:rPr>
-        <w:t xml:space="preserve"> </w:t>
-      </w:r>
-      <w:r>
-        <w:rPr>
-          <w:rFonts w:ascii="Microsoft YaHei" w:hAnsi="Microsoft YaHei" w:eastAsia="Microsoft YaHei"/>
+          <w:rFonts w:ascii="Times New Roman" w:hAnsi="Times New Roman" w:eastAsia="SimSun"/>
+          <w:b w:val="0"/>
+          <w:color w:val="000000"/>
+          <w:sz w:val="24"/>
+        </w:rPr>
+        <w:t xml:space="preserve"> </w:t>
+      </w:r>
+      <w:r>
+        <w:rPr>
+          <w:rFonts w:ascii="Times New Roman" w:hAnsi="Times New Roman" w:eastAsia="SimSun"/>
+          <w:b w:val="0"/>
+          <w:color w:val="000000"/>
+          <w:sz w:val="24"/>
         </w:rPr>
         <w:t xml:space="preserve">的下一步，不代表最终控制器已经确定。</w:t>
       </w:r>
@@ -3808,29 +4836,43 @@
           <w:numId w:val="1009"/>
         </w:numPr>
         <w:pStyle w:val="Compact"/>
-      </w:pPr>
-      <w:r>
-        <w:rPr>
-          <w:rFonts w:ascii="Microsoft YaHei" w:hAnsi="Microsoft YaHei" w:eastAsia="Microsoft YaHei"/>
+        <w:spacing w:line="240" w:lineRule="auto" w:before="0" w:after="80"/>
+        <w:ind w:firstLine="480"/>
+      </w:pPr>
+      <w:r>
+        <w:rPr>
+          <w:rFonts w:ascii="Times New Roman" w:hAnsi="Times New Roman" w:eastAsia="SimSun"/>
+          <w:b w:val="0"/>
+          <w:color w:val="000000"/>
+          <w:sz w:val="24"/>
         </w:rPr>
         <w:t xml:space="preserve">附</w:t>
       </w:r>
       <w:r>
         <w:rPr>
-          <w:rFonts w:ascii="Microsoft YaHei" w:hAnsi="Microsoft YaHei" w:eastAsia="Microsoft YaHei"/>
-        </w:rPr>
-        <w:t xml:space="preserve"> </w:t>
-      </w:r>
-      <w:r>
-        <w:rPr>
-          <w:rStyle w:val="VerbatimChar"/>
-          <w:rFonts w:ascii="Microsoft YaHei" w:hAnsi="Microsoft YaHei" w:eastAsia="Microsoft YaHei"/>
+          <w:rFonts w:ascii="Times New Roman" w:hAnsi="Times New Roman" w:eastAsia="SimSun"/>
+          <w:b w:val="0"/>
+          <w:color w:val="000000"/>
+          <w:sz w:val="24"/>
+        </w:rPr>
+        <w:t xml:space="preserve"> </w:t>
+      </w:r>
+      <w:r>
+        <w:rPr>
+          <w:rStyle w:val="VerbatimChar"/>
+          <w:rFonts w:ascii="Times New Roman" w:hAnsi="Times New Roman" w:eastAsia="SimSun"/>
+          <w:b w:val="0"/>
+          <w:color w:val="000000"/>
+          <w:sz w:val="24"/>
         </w:rPr>
         <w:t xml:space="preserve">AI 使用记录摘要</w:t>
       </w:r>
       <w:r>
         <w:rPr>
-          <w:rFonts w:ascii="Microsoft YaHei" w:hAnsi="Microsoft YaHei" w:eastAsia="Microsoft YaHei"/>
+          <w:rFonts w:ascii="Times New Roman" w:hAnsi="Times New Roman" w:eastAsia="SimSun"/>
+          <w:b w:val="0"/>
+          <w:color w:val="000000"/>
+          <w:sz w:val="24"/>
         </w:rPr>
         <w:t xml:space="preserve">，写明 AI 在整理比较表、润色表述或检查越界风险中的作用，以及你如何核查关键判断。</w:t>
       </w:r>
@@ -3840,10 +4882,15 @@
     <w:p>
       <w:pPr>
         <w:pStyle w:val="Heading3"/>
-      </w:pPr>
-      <w:r>
-        <w:rPr>
-          <w:rFonts w:ascii="Microsoft YaHei" w:hAnsi="Microsoft YaHei" w:eastAsia="Microsoft YaHei"/>
+        <w:spacing w:line="240" w:lineRule="auto" w:before="0" w:after="80"/>
+        <w:ind w:firstLine="0"/>
+      </w:pPr>
+      <w:r>
+        <w:rPr>
+          <w:rFonts w:ascii="Times New Roman" w:hAnsi="Times New Roman" w:eastAsia="SimHei"/>
+          <w:b w:val="0"/>
+          <w:color w:val="000000"/>
+          <w:sz w:val="24"/>
         </w:rPr>
         <w:t xml:space="preserve">参考答案</w:t>
       </w:r>
@@ -3851,60 +4898,89 @@
     <w:p>
       <w:pPr>
         <w:pStyle w:val="FirstParagraph"/>
-      </w:pPr>
-      <w:r>
-        <w:rPr>
-          <w:rFonts w:ascii="Microsoft YaHei" w:hAnsi="Microsoft YaHei" w:eastAsia="Microsoft YaHei"/>
+        <w:spacing w:line="240" w:lineRule="auto" w:before="0" w:after="80"/>
+        <w:ind w:firstLine="480"/>
+      </w:pPr>
+      <w:r>
+        <w:rPr>
+          <w:rFonts w:ascii="Times New Roman" w:hAnsi="Times New Roman" w:eastAsia="SimSun"/>
+          <w:b w:val="0"/>
+          <w:color w:val="000000"/>
+          <w:sz w:val="24"/>
         </w:rPr>
         <w:t xml:space="preserve">以下示例答案延用</w:t>
       </w:r>
       <w:r>
         <w:rPr>
-          <w:rFonts w:ascii="Microsoft YaHei" w:hAnsi="Microsoft YaHei" w:eastAsia="Microsoft YaHei"/>
-        </w:rPr>
-        <w:t xml:space="preserve"> </w:t>
-      </w:r>
-      <w:r>
-        <w:rPr>
-          <w:rStyle w:val="VerbatimChar"/>
-          <w:rFonts w:ascii="Microsoft YaHei" w:hAnsi="Microsoft YaHei" w:eastAsia="Microsoft YaHei"/>
+          <w:rFonts w:ascii="Times New Roman" w:hAnsi="Times New Roman" w:eastAsia="SimSun"/>
+          <w:b w:val="0"/>
+          <w:color w:val="000000"/>
+          <w:sz w:val="24"/>
+        </w:rPr>
+        <w:t xml:space="preserve"> </w:t>
+      </w:r>
+      <w:r>
+        <w:rPr>
+          <w:rStyle w:val="VerbatimChar"/>
+          <w:rFonts w:ascii="Times New Roman" w:hAnsi="Times New Roman" w:eastAsia="SimSun"/>
+          <w:b w:val="0"/>
+          <w:color w:val="000000"/>
+          <w:sz w:val="24"/>
         </w:rPr>
         <w:t xml:space="preserve">T3S / O3</w:t>
       </w:r>
       <w:r>
         <w:rPr>
-          <w:rFonts w:ascii="Microsoft YaHei" w:hAnsi="Microsoft YaHei" w:eastAsia="Microsoft YaHei"/>
-        </w:rPr>
-        <w:t xml:space="preserve"> </w:t>
-      </w:r>
-      <w:r>
-        <w:rPr>
-          <w:rFonts w:ascii="Microsoft YaHei" w:hAnsi="Microsoft YaHei" w:eastAsia="Microsoft YaHei"/>
+          <w:rFonts w:ascii="Times New Roman" w:hAnsi="Times New Roman" w:eastAsia="SimSun"/>
+          <w:b w:val="0"/>
+          <w:color w:val="000000"/>
+          <w:sz w:val="24"/>
+        </w:rPr>
+        <w:t xml:space="preserve"> </w:t>
+      </w:r>
+      <w:r>
+        <w:rPr>
+          <w:rFonts w:ascii="Times New Roman" w:hAnsi="Times New Roman" w:eastAsia="SimSun"/>
+          <w:b w:val="0"/>
+          <w:color w:val="000000"/>
+          <w:sz w:val="24"/>
         </w:rPr>
         <w:t xml:space="preserve">中已经固定的示例对象“小型直流电机转速控制”。学生可以自选其他对象，但评分看的是“是否沿用</w:t>
       </w:r>
       <w:r>
         <w:rPr>
-          <w:rFonts w:ascii="Microsoft YaHei" w:hAnsi="Microsoft YaHei" w:eastAsia="Microsoft YaHei"/>
-        </w:rPr>
-        <w:t xml:space="preserve"> </w:t>
-      </w:r>
-      <w:r>
-        <w:rPr>
-          <w:rStyle w:val="VerbatimChar"/>
-          <w:rFonts w:ascii="Microsoft YaHei" w:hAnsi="Microsoft YaHei" w:eastAsia="Microsoft YaHei"/>
+          <w:rFonts w:ascii="Times New Roman" w:hAnsi="Times New Roman" w:eastAsia="SimSun"/>
+          <w:b w:val="0"/>
+          <w:color w:val="000000"/>
+          <w:sz w:val="24"/>
+        </w:rPr>
+        <w:t xml:space="preserve"> </w:t>
+      </w:r>
+      <w:r>
+        <w:rPr>
+          <w:rStyle w:val="VerbatimChar"/>
+          <w:rFonts w:ascii="Times New Roman" w:hAnsi="Times New Roman" w:eastAsia="SimSun"/>
+          <w:b w:val="0"/>
+          <w:color w:val="000000"/>
+          <w:sz w:val="24"/>
         </w:rPr>
         <w:t xml:space="preserve">O3</w:t>
       </w:r>
       <w:r>
         <w:rPr>
-          <w:rFonts w:ascii="Microsoft YaHei" w:hAnsi="Microsoft YaHei" w:eastAsia="Microsoft YaHei"/>
-        </w:rPr>
-        <w:t xml:space="preserve"> </w:t>
-      </w:r>
-      <w:r>
-        <w:rPr>
-          <w:rFonts w:ascii="Microsoft YaHei" w:hAnsi="Microsoft YaHei" w:eastAsia="Microsoft YaHei"/>
+          <w:rFonts w:ascii="Times New Roman" w:hAnsi="Times New Roman" w:eastAsia="SimSun"/>
+          <w:b w:val="0"/>
+          <w:color w:val="000000"/>
+          <w:sz w:val="24"/>
+        </w:rPr>
+        <w:t xml:space="preserve"> </w:t>
+      </w:r>
+      <w:r>
+        <w:rPr>
+          <w:rFonts w:ascii="Times New Roman" w:hAnsi="Times New Roman" w:eastAsia="SimSun"/>
+          <w:b w:val="0"/>
+          <w:color w:val="000000"/>
+          <w:sz w:val="24"/>
         </w:rPr>
         <w:t xml:space="preserve">的对象与主要矛盾、候选结构是否与证据一致、比较是否越界”，不要求与示例对象完全一致。</w:t>
       </w:r>
@@ -3913,10 +4989,15 @@
     <w:p>
       <w:pPr>
         <w:pStyle w:val="Heading4"/>
-      </w:pPr>
-      <w:r>
-        <w:rPr>
-          <w:rFonts w:ascii="Microsoft YaHei" w:hAnsi="Microsoft YaHei" w:eastAsia="Microsoft YaHei"/>
+        <w:spacing w:line="240" w:lineRule="auto" w:before="0" w:after="80"/>
+        <w:ind w:firstLine="480"/>
+      </w:pPr>
+      <w:r>
+        <w:rPr>
+          <w:rFonts w:ascii="Times New Roman" w:hAnsi="Times New Roman" w:eastAsia="SimSun"/>
+          <w:b w:val="0"/>
+          <w:color w:val="000000"/>
+          <w:sz w:val="24"/>
         </w:rPr>
         <w:t xml:space="preserve">示例对象：小型直流电机转速控制</w:t>
       </w:r>
@@ -3924,12 +5005,17 @@
     <w:p>
       <w:pPr>
         <w:pStyle w:val="FirstParagraph"/>
+        <w:spacing w:line="240" w:lineRule="auto" w:before="0" w:after="80"/>
+        <w:ind w:firstLine="480"/>
       </w:pPr>
       <w:r>
         <w:rPr>
           <w:bCs/>
-          <w:rFonts w:ascii="Microsoft YaHei" w:hAnsi="Microsoft YaHei" w:eastAsia="Microsoft YaHei"/>
-          <w:b/>
+          <w:rFonts w:ascii="Times New Roman" w:hAnsi="Times New Roman" w:eastAsia="SimHei"/>
+          <w:b w:val="0"/>
+          <w:i w:val="0"/>
+          <w:color w:val="000000"/>
+          <w:sz w:val="24"/>
         </w:rPr>
         <w:t xml:space="preserve">1. 沿用 O3 的结论</w:t>
       </w:r>
@@ -3937,35 +5023,52 @@
     <w:p>
       <w:pPr>
         <w:pStyle w:val="BodyText"/>
-      </w:pPr>
-      <w:r>
-        <w:rPr>
-          <w:rFonts w:ascii="Microsoft YaHei" w:hAnsi="Microsoft YaHei" w:eastAsia="Microsoft YaHei"/>
+        <w:spacing w:line="240" w:lineRule="auto" w:before="0" w:after="80"/>
+        <w:ind w:firstLine="480"/>
+      </w:pPr>
+      <w:r>
+        <w:rPr>
+          <w:rFonts w:ascii="Times New Roman" w:hAnsi="Times New Roman" w:eastAsia="SimSun"/>
+          <w:b w:val="0"/>
+          <w:color w:val="000000"/>
+          <w:sz w:val="24"/>
         </w:rPr>
         <w:t xml:space="preserve">继续沿用</w:t>
       </w:r>
       <w:r>
         <w:rPr>
-          <w:rFonts w:ascii="Microsoft YaHei" w:hAnsi="Microsoft YaHei" w:eastAsia="Microsoft YaHei"/>
-        </w:rPr>
-        <w:t xml:space="preserve"> </w:t>
-      </w:r>
-      <w:r>
-        <w:rPr>
-          <w:rStyle w:val="VerbatimChar"/>
-          <w:rFonts w:ascii="Microsoft YaHei" w:hAnsi="Microsoft YaHei" w:eastAsia="Microsoft YaHei"/>
+          <w:rFonts w:ascii="Times New Roman" w:hAnsi="Times New Roman" w:eastAsia="SimSun"/>
+          <w:b w:val="0"/>
+          <w:color w:val="000000"/>
+          <w:sz w:val="24"/>
+        </w:rPr>
+        <w:t xml:space="preserve"> </w:t>
+      </w:r>
+      <w:r>
+        <w:rPr>
+          <w:rStyle w:val="VerbatimChar"/>
+          <w:rFonts w:ascii="Times New Roman" w:hAnsi="Times New Roman" w:eastAsia="SimSun"/>
+          <w:b w:val="0"/>
+          <w:color w:val="000000"/>
+          <w:sz w:val="24"/>
         </w:rPr>
         <w:t xml:space="preserve">O3</w:t>
       </w:r>
       <w:r>
         <w:rPr>
-          <w:rFonts w:ascii="Microsoft YaHei" w:hAnsi="Microsoft YaHei" w:eastAsia="Microsoft YaHei"/>
-        </w:rPr>
-        <w:t xml:space="preserve"> </w:t>
-      </w:r>
-      <w:r>
-        <w:rPr>
-          <w:rFonts w:ascii="Microsoft YaHei" w:hAnsi="Microsoft YaHei" w:eastAsia="Microsoft YaHei"/>
+          <w:rFonts w:ascii="Times New Roman" w:hAnsi="Times New Roman" w:eastAsia="SimSun"/>
+          <w:b w:val="0"/>
+          <w:color w:val="000000"/>
+          <w:sz w:val="24"/>
+        </w:rPr>
+        <w:t xml:space="preserve"> </w:t>
+      </w:r>
+      <w:r>
+        <w:rPr>
+          <w:rFonts w:ascii="Times New Roman" w:hAnsi="Times New Roman" w:eastAsia="SimSun"/>
+          <w:b w:val="0"/>
+          <w:color w:val="000000"/>
+          <w:sz w:val="24"/>
         </w:rPr>
         <w:t xml:space="preserve">中的示例对象“小型直流电机转速控制”，简化模型仍取</w:t>
       </w:r>
@@ -3973,6 +5076,8 @@
     <w:p>
       <w:pPr>
         <w:pStyle w:val="BodyText"/>
+        <w:spacing w:line="240" w:lineRule="auto" w:before="0" w:after="80"/>
+        <w:ind w:firstLine="0"/>
       </w:pPr>
       <m:oMathPara>
         <m:oMathParaPr>
@@ -4040,23 +5145,34 @@
     <w:p>
       <w:pPr>
         <w:pStyle w:val="FirstParagraph"/>
-      </w:pPr>
-      <w:r>
-        <w:rPr>
-          <w:rStyle w:val="VerbatimChar"/>
-          <w:rFonts w:ascii="Microsoft YaHei" w:hAnsi="Microsoft YaHei" w:eastAsia="Microsoft YaHei"/>
+        <w:spacing w:line="240" w:lineRule="auto" w:before="0" w:after="80"/>
+        <w:ind w:firstLine="480"/>
+      </w:pPr>
+      <w:r>
+        <w:rPr>
+          <w:rStyle w:val="VerbatimChar"/>
+          <w:rFonts w:ascii="Times New Roman" w:hAnsi="Times New Roman" w:eastAsia="SimSun"/>
+          <w:b w:val="0"/>
+          <w:color w:val="000000"/>
+          <w:sz w:val="24"/>
         </w:rPr>
         <w:t xml:space="preserve">O3</w:t>
       </w:r>
       <w:r>
         <w:rPr>
-          <w:rFonts w:ascii="Microsoft YaHei" w:hAnsi="Microsoft YaHei" w:eastAsia="Microsoft YaHei"/>
-        </w:rPr>
-        <w:t xml:space="preserve"> </w:t>
-      </w:r>
-      <w:r>
-        <w:rPr>
-          <w:rFonts w:ascii="Microsoft YaHei" w:hAnsi="Microsoft YaHei" w:eastAsia="Microsoft YaHei"/>
+          <w:rFonts w:ascii="Times New Roman" w:hAnsi="Times New Roman" w:eastAsia="SimSun"/>
+          <w:b w:val="0"/>
+          <w:color w:val="000000"/>
+          <w:sz w:val="24"/>
+        </w:rPr>
+        <w:t xml:space="preserve"> </w:t>
+      </w:r>
+      <w:r>
+        <w:rPr>
+          <w:rFonts w:ascii="Times New Roman" w:hAnsi="Times New Roman" w:eastAsia="SimSun"/>
+          <w:b w:val="0"/>
+          <w:color w:val="000000"/>
+          <w:sz w:val="24"/>
         </w:rPr>
         <w:t xml:space="preserve">已经确认：当前主要矛盾不是稳定性，也不是振荡过强，而是在比例基线下长期转速偏差持续存在，恒定负载加入后偏差进一步扩大。因此，本次候选结构必须优先回应“如何减小长期偏差”，同时不能把原本较平顺的动态过程明显破坏掉。（8分）</w:t>
       </w:r>
@@ -4064,12 +5180,17 @@
     <w:p>
       <w:pPr>
         <w:pStyle w:val="BodyText"/>
+        <w:spacing w:line="240" w:lineRule="auto" w:before="0" w:after="80"/>
+        <w:ind w:firstLine="480"/>
       </w:pPr>
       <w:r>
         <w:rPr>
           <w:bCs/>
-          <w:rFonts w:ascii="Microsoft YaHei" w:hAnsi="Microsoft YaHei" w:eastAsia="Microsoft YaHei"/>
-          <w:b/>
+          <w:rFonts w:ascii="Times New Roman" w:hAnsi="Times New Roman" w:eastAsia="SimHei"/>
+          <w:b w:val="0"/>
+          <w:i w:val="0"/>
+          <w:color w:val="000000"/>
+          <w:sz w:val="24"/>
         </w:rPr>
         <w:t xml:space="preserve">2. 候选结构集合与保留理由</w:t>
       </w:r>
@@ -4077,23 +5198,34 @@
     <w:p>
       <w:pPr>
         <w:pStyle w:val="BodyText"/>
-      </w:pPr>
-      <w:r>
-        <w:rPr>
-          <w:rFonts w:ascii="Microsoft YaHei" w:hAnsi="Microsoft YaHei" w:eastAsia="Microsoft YaHei"/>
+        <w:spacing w:line="240" w:lineRule="auto" w:before="0" w:after="80"/>
+        <w:ind w:firstLine="480"/>
+      </w:pPr>
+      <w:r>
+        <w:rPr>
+          <w:rFonts w:ascii="Times New Roman" w:hAnsi="Times New Roman" w:eastAsia="SimSun"/>
+          <w:b w:val="0"/>
+          <w:color w:val="000000"/>
+          <w:sz w:val="24"/>
         </w:rPr>
         <w:t xml:space="preserve">围绕这一主矛盾，本示例保留三个候选结构：</w:t>
       </w:r>
       <w:r>
         <w:rPr>
           <w:rStyle w:val="VerbatimChar"/>
-          <w:rFonts w:ascii="Microsoft YaHei" w:hAnsi="Microsoft YaHei" w:eastAsia="Microsoft YaHei"/>
+          <w:rFonts w:ascii="Times New Roman" w:hAnsi="Times New Roman" w:eastAsia="SimSun"/>
+          <w:b w:val="0"/>
+          <w:color w:val="000000"/>
+          <w:sz w:val="24"/>
         </w:rPr>
         <w:t xml:space="preserve">PI</w:t>
       </w:r>
       <w:r>
         <w:rPr>
-          <w:rFonts w:ascii="Microsoft YaHei" w:hAnsi="Microsoft YaHei" w:eastAsia="Microsoft YaHei"/>
+          <w:rFonts w:ascii="Times New Roman" w:hAnsi="Times New Roman" w:eastAsia="SimSun"/>
+          <w:b w:val="0"/>
+          <w:color w:val="000000"/>
+          <w:sz w:val="24"/>
         </w:rPr>
         <w:t xml:space="preserve">、滞后校正、超前校正。</w:t>
       </w:r>
@@ -4105,29 +5237,43 @@
           <w:numId w:val="1010"/>
         </w:numPr>
         <w:pStyle w:val="Compact"/>
-      </w:pPr>
-      <w:r>
-        <w:rPr>
-          <w:rFonts w:ascii="Microsoft YaHei" w:hAnsi="Microsoft YaHei" w:eastAsia="Microsoft YaHei"/>
+        <w:spacing w:line="240" w:lineRule="auto" w:before="0" w:after="80"/>
+        <w:ind w:firstLine="480"/>
+      </w:pPr>
+      <w:r>
+        <w:rPr>
+          <w:rFonts w:ascii="Times New Roman" w:hAnsi="Times New Roman" w:eastAsia="SimSun"/>
+          <w:b w:val="0"/>
+          <w:color w:val="000000"/>
+          <w:sz w:val="24"/>
         </w:rPr>
         <w:t xml:space="preserve">保留</w:t>
       </w:r>
       <w:r>
         <w:rPr>
-          <w:rFonts w:ascii="Microsoft YaHei" w:hAnsi="Microsoft YaHei" w:eastAsia="Microsoft YaHei"/>
-        </w:rPr>
-        <w:t xml:space="preserve"> </w:t>
-      </w:r>
-      <w:r>
-        <w:rPr>
-          <w:rStyle w:val="VerbatimChar"/>
-          <w:rFonts w:ascii="Microsoft YaHei" w:hAnsi="Microsoft YaHei" w:eastAsia="Microsoft YaHei"/>
+          <w:rFonts w:ascii="Times New Roman" w:hAnsi="Times New Roman" w:eastAsia="SimSun"/>
+          <w:b w:val="0"/>
+          <w:color w:val="000000"/>
+          <w:sz w:val="24"/>
+        </w:rPr>
+        <w:t xml:space="preserve"> </w:t>
+      </w:r>
+      <w:r>
+        <w:rPr>
+          <w:rStyle w:val="VerbatimChar"/>
+          <w:rFonts w:ascii="Times New Roman" w:hAnsi="Times New Roman" w:eastAsia="SimSun"/>
+          <w:b w:val="0"/>
+          <w:color w:val="000000"/>
+          <w:sz w:val="24"/>
         </w:rPr>
         <w:t xml:space="preserve">PI</w:t>
       </w:r>
       <w:r>
         <w:rPr>
-          <w:rFonts w:ascii="Microsoft YaHei" w:hAnsi="Microsoft YaHei" w:eastAsia="Microsoft YaHei"/>
+          <w:rFonts w:ascii="Times New Roman" w:hAnsi="Times New Roman" w:eastAsia="SimSun"/>
+          <w:b w:val="0"/>
+          <w:color w:val="000000"/>
+          <w:sz w:val="24"/>
         </w:rPr>
         <w:t xml:space="preserve">，因为它最直接对应“把长期偏差压低甚至消掉”的目标。</w:t>
       </w:r>
@@ -4139,10 +5285,15 @@
           <w:numId w:val="1010"/>
         </w:numPr>
         <w:pStyle w:val="Compact"/>
-      </w:pPr>
-      <w:r>
-        <w:rPr>
-          <w:rFonts w:ascii="Microsoft YaHei" w:hAnsi="Microsoft YaHei" w:eastAsia="Microsoft YaHei"/>
+        <w:spacing w:line="240" w:lineRule="auto" w:before="0" w:after="80"/>
+        <w:ind w:firstLine="480"/>
+      </w:pPr>
+      <w:r>
+        <w:rPr>
+          <w:rFonts w:ascii="Times New Roman" w:hAnsi="Times New Roman" w:eastAsia="SimSun"/>
+          <w:b w:val="0"/>
+          <w:color w:val="000000"/>
+          <w:sz w:val="24"/>
         </w:rPr>
         <w:t xml:space="preserve">保留滞后校正，因为它也能增强低频作用，但方式更温和，适合作为“若相位或执行器边界更紧时”的备选路线。</w:t>
       </w:r>
@@ -4154,10 +5305,15 @@
           <w:numId w:val="1010"/>
         </w:numPr>
         <w:pStyle w:val="Compact"/>
-      </w:pPr>
-      <w:r>
-        <w:rPr>
-          <w:rFonts w:ascii="Microsoft YaHei" w:hAnsi="Microsoft YaHei" w:eastAsia="Microsoft YaHei"/>
+        <w:spacing w:line="240" w:lineRule="auto" w:before="0" w:after="80"/>
+        <w:ind w:firstLine="480"/>
+      </w:pPr>
+      <w:r>
+        <w:rPr>
+          <w:rFonts w:ascii="Times New Roman" w:hAnsi="Times New Roman" w:eastAsia="SimSun"/>
+          <w:b w:val="0"/>
+          <w:color w:val="000000"/>
+          <w:sz w:val="24"/>
         </w:rPr>
         <w:t xml:space="preserve">保留超前校正，不是因为它最适合当前主矛盾，而是为了形成一个明确的动态改善对照项，帮助说明“为什么这一步还不应把主要资源放到提速上”。（10分）</w:t>
       </w:r>
@@ -4165,12 +5321,17 @@
     <w:p>
       <w:pPr>
         <w:pStyle w:val="FirstParagraph"/>
+        <w:spacing w:line="240" w:lineRule="auto" w:before="0" w:after="80"/>
+        <w:ind w:firstLine="480"/>
       </w:pPr>
       <w:r>
         <w:rPr>
           <w:bCs/>
-          <w:rFonts w:ascii="Microsoft YaHei" w:hAnsi="Microsoft YaHei" w:eastAsia="Microsoft YaHei"/>
-          <w:b/>
+          <w:rFonts w:ascii="Times New Roman" w:hAnsi="Times New Roman" w:eastAsia="SimHei"/>
+          <w:b w:val="0"/>
+          <w:i w:val="0"/>
+          <w:color w:val="000000"/>
+          <w:sz w:val="24"/>
         </w:rPr>
         <w:t xml:space="preserve">3. 候选结构比较</w:t>
       </w:r>
@@ -4182,42 +5343,62 @@
           <w:numId w:val="1011"/>
         </w:numPr>
         <w:pStyle w:val="Compact"/>
-      </w:pPr>
-      <w:r>
-        <w:rPr>
-          <w:rStyle w:val="VerbatimChar"/>
-          <w:rFonts w:ascii="Microsoft YaHei" w:hAnsi="Microsoft YaHei" w:eastAsia="Microsoft YaHei"/>
+        <w:spacing w:line="240" w:lineRule="auto" w:before="0" w:after="80"/>
+        <w:ind w:firstLine="480"/>
+      </w:pPr>
+      <w:r>
+        <w:rPr>
+          <w:rStyle w:val="VerbatimChar"/>
+          <w:rFonts w:ascii="Times New Roman" w:hAnsi="Times New Roman" w:eastAsia="SimSun"/>
+          <w:b w:val="0"/>
+          <w:color w:val="000000"/>
+          <w:sz w:val="24"/>
         </w:rPr>
         <w:t xml:space="preserve">PI</w:t>
       </w:r>
       <w:r>
         <w:rPr>
-          <w:rFonts w:ascii="Microsoft YaHei" w:hAnsi="Microsoft YaHei" w:eastAsia="Microsoft YaHei"/>
+          <w:rFonts w:ascii="Times New Roman" w:hAnsi="Times New Roman" w:eastAsia="SimSun"/>
+          <w:b w:val="0"/>
+          <w:color w:val="000000"/>
+          <w:sz w:val="24"/>
         </w:rPr>
         <w:t xml:space="preserve">：优先改善长期偏差和恒定负载下的低频跟踪能力；主要代价是积分会让相位更吃紧，若处理不当可能带来超调增大或恢复变慢；之所以保留它，是因为</w:t>
       </w:r>
       <w:r>
         <w:rPr>
-          <w:rFonts w:ascii="Microsoft YaHei" w:hAnsi="Microsoft YaHei" w:eastAsia="Microsoft YaHei"/>
-        </w:rPr>
-        <w:t xml:space="preserve"> </w:t>
-      </w:r>
-      <w:r>
-        <w:rPr>
-          <w:rStyle w:val="VerbatimChar"/>
-          <w:rFonts w:ascii="Microsoft YaHei" w:hAnsi="Microsoft YaHei" w:eastAsia="Microsoft YaHei"/>
+          <w:rFonts w:ascii="Times New Roman" w:hAnsi="Times New Roman" w:eastAsia="SimSun"/>
+          <w:b w:val="0"/>
+          <w:color w:val="000000"/>
+          <w:sz w:val="24"/>
+        </w:rPr>
+        <w:t xml:space="preserve"> </w:t>
+      </w:r>
+      <w:r>
+        <w:rPr>
+          <w:rStyle w:val="VerbatimChar"/>
+          <w:rFonts w:ascii="Times New Roman" w:hAnsi="Times New Roman" w:eastAsia="SimSun"/>
+          <w:b w:val="0"/>
+          <w:color w:val="000000"/>
+          <w:sz w:val="24"/>
         </w:rPr>
         <w:t xml:space="preserve">O3</w:t>
       </w:r>
       <w:r>
         <w:rPr>
-          <w:rFonts w:ascii="Microsoft YaHei" w:hAnsi="Microsoft YaHei" w:eastAsia="Microsoft YaHei"/>
-        </w:rPr>
-        <w:t xml:space="preserve"> </w:t>
-      </w:r>
-      <w:r>
-        <w:rPr>
-          <w:rFonts w:ascii="Microsoft YaHei" w:hAnsi="Microsoft YaHei" w:eastAsia="Microsoft YaHei"/>
+          <w:rFonts w:ascii="Times New Roman" w:hAnsi="Times New Roman" w:eastAsia="SimSun"/>
+          <w:b w:val="0"/>
+          <w:color w:val="000000"/>
+          <w:sz w:val="24"/>
+        </w:rPr>
+        <w:t xml:space="preserve"> </w:t>
+      </w:r>
+      <w:r>
+        <w:rPr>
+          <w:rFonts w:ascii="Times New Roman" w:hAnsi="Times New Roman" w:eastAsia="SimSun"/>
+          <w:b w:val="0"/>
+          <w:color w:val="000000"/>
+          <w:sz w:val="24"/>
         </w:rPr>
         <w:t xml:space="preserve">的直接证据已经表明主要矛盾是长期误差，而不是振荡。</w:t>
       </w:r>
@@ -4229,35 +5410,52 @@
           <w:numId w:val="1011"/>
         </w:numPr>
         <w:pStyle w:val="Compact"/>
-      </w:pPr>
-      <w:r>
-        <w:rPr>
-          <w:rFonts w:ascii="Microsoft YaHei" w:hAnsi="Microsoft YaHei" w:eastAsia="Microsoft YaHei"/>
+        <w:spacing w:line="240" w:lineRule="auto" w:before="0" w:after="80"/>
+        <w:ind w:firstLine="480"/>
+      </w:pPr>
+      <w:r>
+        <w:rPr>
+          <w:rFonts w:ascii="Times New Roman" w:hAnsi="Times New Roman" w:eastAsia="SimSun"/>
+          <w:b w:val="0"/>
+          <w:color w:val="000000"/>
+          <w:sz w:val="24"/>
         </w:rPr>
         <w:t xml:space="preserve">滞后校正：优先通过更温和的低频强化改善稳态精度和扰动抑制；主要代价是响应速度可能下降，设计过重时也会带来额外滞后；之所以保留它，是因为它比</w:t>
       </w:r>
       <w:r>
         <w:rPr>
-          <w:rFonts w:ascii="Microsoft YaHei" w:hAnsi="Microsoft YaHei" w:eastAsia="Microsoft YaHei"/>
-        </w:rPr>
-        <w:t xml:space="preserve"> </w:t>
-      </w:r>
-      <w:r>
-        <w:rPr>
-          <w:rStyle w:val="VerbatimChar"/>
-          <w:rFonts w:ascii="Microsoft YaHei" w:hAnsi="Microsoft YaHei" w:eastAsia="Microsoft YaHei"/>
+          <w:rFonts w:ascii="Times New Roman" w:hAnsi="Times New Roman" w:eastAsia="SimSun"/>
+          <w:b w:val="0"/>
+          <w:color w:val="000000"/>
+          <w:sz w:val="24"/>
+        </w:rPr>
+        <w:t xml:space="preserve"> </w:t>
+      </w:r>
+      <w:r>
+        <w:rPr>
+          <w:rStyle w:val="VerbatimChar"/>
+          <w:rFonts w:ascii="Times New Roman" w:hAnsi="Times New Roman" w:eastAsia="SimSun"/>
+          <w:b w:val="0"/>
+          <w:color w:val="000000"/>
+          <w:sz w:val="24"/>
         </w:rPr>
         <w:t xml:space="preserve">PI</w:t>
       </w:r>
       <w:r>
         <w:rPr>
-          <w:rFonts w:ascii="Microsoft YaHei" w:hAnsi="Microsoft YaHei" w:eastAsia="Microsoft YaHei"/>
-        </w:rPr>
-        <w:t xml:space="preserve"> </w:t>
-      </w:r>
-      <w:r>
-        <w:rPr>
-          <w:rFonts w:ascii="Microsoft YaHei" w:hAnsi="Microsoft YaHei" w:eastAsia="Microsoft YaHei"/>
+          <w:rFonts w:ascii="Times New Roman" w:hAnsi="Times New Roman" w:eastAsia="SimSun"/>
+          <w:b w:val="0"/>
+          <w:color w:val="000000"/>
+          <w:sz w:val="24"/>
+        </w:rPr>
+        <w:t xml:space="preserve"> </w:t>
+      </w:r>
+      <w:r>
+        <w:rPr>
+          <w:rFonts w:ascii="Times New Roman" w:hAnsi="Times New Roman" w:eastAsia="SimSun"/>
+          <w:b w:val="0"/>
+          <w:color w:val="000000"/>
+          <w:sz w:val="24"/>
         </w:rPr>
         <w:t xml:space="preserve">更克制，适合在“仍希望保持单调和稳健”的前提下作为候选。</w:t>
       </w:r>
@@ -4269,10 +5467,15 @@
           <w:numId w:val="1011"/>
         </w:numPr>
         <w:pStyle w:val="Compact"/>
-      </w:pPr>
-      <w:r>
-        <w:rPr>
-          <w:rFonts w:ascii="Microsoft YaHei" w:hAnsi="Microsoft YaHei" w:eastAsia="Microsoft YaHei"/>
+        <w:spacing w:line="240" w:lineRule="auto" w:before="0" w:after="80"/>
+        <w:ind w:firstLine="480"/>
+      </w:pPr>
+      <w:r>
+        <w:rPr>
+          <w:rFonts w:ascii="Times New Roman" w:hAnsi="Times New Roman" w:eastAsia="SimSun"/>
+          <w:b w:val="0"/>
+          <w:color w:val="000000"/>
+          <w:sz w:val="24"/>
         </w:rPr>
         <w:t xml:space="preserve">超前校正：优先改善相位与动态过程；主要代价是它对当前长期偏差的直接作用有限，还可能把注意力引向并非主矛盾的提速问题；之所以把它放入比较，是为了说明“动态改善结构并不是此时的第一选择”。（10分）</w:t>
       </w:r>
@@ -4280,12 +5483,17 @@
     <w:p>
       <w:pPr>
         <w:pStyle w:val="FirstParagraph"/>
+        <w:spacing w:line="240" w:lineRule="auto" w:before="0" w:after="80"/>
+        <w:ind w:firstLine="480"/>
       </w:pPr>
       <w:r>
         <w:rPr>
           <w:bCs/>
-          <w:rFonts w:ascii="Microsoft YaHei" w:hAnsi="Microsoft YaHei" w:eastAsia="Microsoft YaHei"/>
-          <w:b/>
+          <w:rFonts w:ascii="Times New Roman" w:hAnsi="Times New Roman" w:eastAsia="SimHei"/>
+          <w:b w:val="0"/>
+          <w:i w:val="0"/>
+          <w:color w:val="000000"/>
+          <w:sz w:val="24"/>
         </w:rPr>
         <w:t xml:space="preserve">4. 当前阶段排序</w:t>
       </w:r>
@@ -4293,67 +5501,99 @@
     <w:p>
       <w:pPr>
         <w:pStyle w:val="BodyText"/>
-      </w:pPr>
-      <w:r>
-        <w:rPr>
-          <w:rFonts w:ascii="Microsoft YaHei" w:hAnsi="Microsoft YaHei" w:eastAsia="Microsoft YaHei"/>
+        <w:spacing w:line="240" w:lineRule="auto" w:before="0" w:after="80"/>
+        <w:ind w:firstLine="480"/>
+      </w:pPr>
+      <w:r>
+        <w:rPr>
+          <w:rFonts w:ascii="Times New Roman" w:hAnsi="Times New Roman" w:eastAsia="SimSun"/>
+          <w:b w:val="0"/>
+          <w:color w:val="000000"/>
+          <w:sz w:val="24"/>
         </w:rPr>
         <w:t xml:space="preserve">当前阶段的候选结构排序可写为：</w:t>
       </w:r>
       <w:r>
         <w:rPr>
           <w:rStyle w:val="VerbatimChar"/>
-          <w:rFonts w:ascii="Microsoft YaHei" w:hAnsi="Microsoft YaHei" w:eastAsia="Microsoft YaHei"/>
+          <w:rFonts w:ascii="Times New Roman" w:hAnsi="Times New Roman" w:eastAsia="SimSun"/>
+          <w:b w:val="0"/>
+          <w:color w:val="000000"/>
+          <w:sz w:val="24"/>
         </w:rPr>
         <w:t xml:space="preserve">PI</w:t>
       </w:r>
       <w:r>
         <w:rPr>
-          <w:rFonts w:ascii="Microsoft YaHei" w:hAnsi="Microsoft YaHei" w:eastAsia="Microsoft YaHei"/>
-        </w:rPr>
-        <w:t xml:space="preserve"> </w:t>
-      </w:r>
-      <w:r>
-        <w:rPr>
-          <w:rStyle w:val="VerbatimChar"/>
-          <w:rFonts w:ascii="Microsoft YaHei" w:hAnsi="Microsoft YaHei" w:eastAsia="Microsoft YaHei"/>
+          <w:rFonts w:ascii="Times New Roman" w:hAnsi="Times New Roman" w:eastAsia="SimSun"/>
+          <w:b w:val="0"/>
+          <w:color w:val="000000"/>
+          <w:sz w:val="24"/>
+        </w:rPr>
+        <w:t xml:space="preserve"> </w:t>
+      </w:r>
+      <w:r>
+        <w:rPr>
+          <w:rStyle w:val="VerbatimChar"/>
+          <w:rFonts w:ascii="Times New Roman" w:hAnsi="Times New Roman" w:eastAsia="SimSun"/>
+          <w:b w:val="0"/>
+          <w:color w:val="000000"/>
+          <w:sz w:val="24"/>
         </w:rPr>
         <w:t xml:space="preserve">&gt;</w:t>
       </w:r>
       <w:r>
         <w:rPr>
-          <w:rFonts w:ascii="Microsoft YaHei" w:hAnsi="Microsoft YaHei" w:eastAsia="Microsoft YaHei"/>
-        </w:rPr>
-        <w:t xml:space="preserve"> </w:t>
-      </w:r>
-      <w:r>
-        <w:rPr>
-          <w:rFonts w:ascii="Microsoft YaHei" w:hAnsi="Microsoft YaHei" w:eastAsia="Microsoft YaHei"/>
+          <w:rFonts w:ascii="Times New Roman" w:hAnsi="Times New Roman" w:eastAsia="SimSun"/>
+          <w:b w:val="0"/>
+          <w:color w:val="000000"/>
+          <w:sz w:val="24"/>
+        </w:rPr>
+        <w:t xml:space="preserve"> </w:t>
+      </w:r>
+      <w:r>
+        <w:rPr>
+          <w:rFonts w:ascii="Times New Roman" w:hAnsi="Times New Roman" w:eastAsia="SimSun"/>
+          <w:b w:val="0"/>
+          <w:color w:val="000000"/>
+          <w:sz w:val="24"/>
         </w:rPr>
         <w:t xml:space="preserve">滞后校正</w:t>
       </w:r>
       <w:r>
         <w:rPr>
-          <w:rFonts w:ascii="Microsoft YaHei" w:hAnsi="Microsoft YaHei" w:eastAsia="Microsoft YaHei"/>
-        </w:rPr>
-        <w:t xml:space="preserve"> </w:t>
-      </w:r>
-      <w:r>
-        <w:rPr>
-          <w:rStyle w:val="VerbatimChar"/>
-          <w:rFonts w:ascii="Microsoft YaHei" w:hAnsi="Microsoft YaHei" w:eastAsia="Microsoft YaHei"/>
+          <w:rFonts w:ascii="Times New Roman" w:hAnsi="Times New Roman" w:eastAsia="SimSun"/>
+          <w:b w:val="0"/>
+          <w:color w:val="000000"/>
+          <w:sz w:val="24"/>
+        </w:rPr>
+        <w:t xml:space="preserve"> </w:t>
+      </w:r>
+      <w:r>
+        <w:rPr>
+          <w:rStyle w:val="VerbatimChar"/>
+          <w:rFonts w:ascii="Times New Roman" w:hAnsi="Times New Roman" w:eastAsia="SimSun"/>
+          <w:b w:val="0"/>
+          <w:color w:val="000000"/>
+          <w:sz w:val="24"/>
         </w:rPr>
         <w:t xml:space="preserve">&gt;</w:t>
       </w:r>
       <w:r>
         <w:rPr>
-          <w:rFonts w:ascii="Microsoft YaHei" w:hAnsi="Microsoft YaHei" w:eastAsia="Microsoft YaHei"/>
-        </w:rPr>
-        <w:t xml:space="preserve"> </w:t>
-      </w:r>
-      <w:r>
-        <w:rPr>
-          <w:rFonts w:ascii="Microsoft YaHei" w:hAnsi="Microsoft YaHei" w:eastAsia="Microsoft YaHei"/>
+          <w:rFonts w:ascii="Times New Roman" w:hAnsi="Times New Roman" w:eastAsia="SimSun"/>
+          <w:b w:val="0"/>
+          <w:color w:val="000000"/>
+          <w:sz w:val="24"/>
+        </w:rPr>
+        <w:t xml:space="preserve"> </w:t>
+      </w:r>
+      <w:r>
+        <w:rPr>
+          <w:rFonts w:ascii="Times New Roman" w:hAnsi="Times New Roman" w:eastAsia="SimSun"/>
+          <w:b w:val="0"/>
+          <w:color w:val="000000"/>
+          <w:sz w:val="24"/>
         </w:rPr>
         <w:t xml:space="preserve">超前校正。（4分）</w:t>
       </w:r>
@@ -4365,85 +5605,126 @@
           <w:numId w:val="1012"/>
         </w:numPr>
         <w:pStyle w:val="Compact"/>
-      </w:pPr>
-      <w:r>
-        <w:rPr>
-          <w:rFonts w:ascii="Microsoft YaHei" w:hAnsi="Microsoft YaHei" w:eastAsia="Microsoft YaHei"/>
+        <w:spacing w:line="240" w:lineRule="auto" w:before="0" w:after="80"/>
+        <w:ind w:firstLine="480"/>
+      </w:pPr>
+      <w:r>
+        <w:rPr>
+          <w:rFonts w:ascii="Times New Roman" w:hAnsi="Times New Roman" w:eastAsia="SimSun"/>
+          <w:b w:val="0"/>
+          <w:color w:val="000000"/>
+          <w:sz w:val="24"/>
         </w:rPr>
         <w:t xml:space="preserve">首选保留</w:t>
       </w:r>
       <w:r>
         <w:rPr>
-          <w:rFonts w:ascii="Microsoft YaHei" w:hAnsi="Microsoft YaHei" w:eastAsia="Microsoft YaHei"/>
-        </w:rPr>
-        <w:t xml:space="preserve"> </w:t>
-      </w:r>
-      <w:r>
-        <w:rPr>
-          <w:rStyle w:val="VerbatimChar"/>
-          <w:rFonts w:ascii="Microsoft YaHei" w:hAnsi="Microsoft YaHei" w:eastAsia="Microsoft YaHei"/>
+          <w:rFonts w:ascii="Times New Roman" w:hAnsi="Times New Roman" w:eastAsia="SimSun"/>
+          <w:b w:val="0"/>
+          <w:color w:val="000000"/>
+          <w:sz w:val="24"/>
+        </w:rPr>
+        <w:t xml:space="preserve"> </w:t>
+      </w:r>
+      <w:r>
+        <w:rPr>
+          <w:rStyle w:val="VerbatimChar"/>
+          <w:rFonts w:ascii="Times New Roman" w:hAnsi="Times New Roman" w:eastAsia="SimSun"/>
+          <w:b w:val="0"/>
+          <w:color w:val="000000"/>
+          <w:sz w:val="24"/>
         </w:rPr>
         <w:t xml:space="preserve">PI</w:t>
       </w:r>
       <w:r>
         <w:rPr>
-          <w:rFonts w:ascii="Microsoft YaHei" w:hAnsi="Microsoft YaHei" w:eastAsia="Microsoft YaHei"/>
-        </w:rPr>
-        <w:t xml:space="preserve"> </w:t>
-      </w:r>
-      <w:r>
-        <w:rPr>
-          <w:rFonts w:ascii="Microsoft YaHei" w:hAnsi="Microsoft YaHei" w:eastAsia="Microsoft YaHei"/>
+          <w:rFonts w:ascii="Times New Roman" w:hAnsi="Times New Roman" w:eastAsia="SimSun"/>
+          <w:b w:val="0"/>
+          <w:color w:val="000000"/>
+          <w:sz w:val="24"/>
+        </w:rPr>
+        <w:t xml:space="preserve"> </w:t>
+      </w:r>
+      <w:r>
+        <w:rPr>
+          <w:rFonts w:ascii="Times New Roman" w:hAnsi="Times New Roman" w:eastAsia="SimSun"/>
+          <w:b w:val="0"/>
+          <w:color w:val="000000"/>
+          <w:sz w:val="24"/>
         </w:rPr>
         <w:t xml:space="preserve">的理由：对这个对象而言，当前最核心的缺陷就是恒值给定和恒定负载下的长期偏差，而</w:t>
       </w:r>
       <w:r>
         <w:rPr>
-          <w:rFonts w:ascii="Microsoft YaHei" w:hAnsi="Microsoft YaHei" w:eastAsia="Microsoft YaHei"/>
-        </w:rPr>
-        <w:t xml:space="preserve"> </w:t>
-      </w:r>
-      <w:r>
-        <w:rPr>
-          <w:rStyle w:val="VerbatimChar"/>
-          <w:rFonts w:ascii="Microsoft YaHei" w:hAnsi="Microsoft YaHei" w:eastAsia="Microsoft YaHei"/>
+          <w:rFonts w:ascii="Times New Roman" w:hAnsi="Times New Roman" w:eastAsia="SimSun"/>
+          <w:b w:val="0"/>
+          <w:color w:val="000000"/>
+          <w:sz w:val="24"/>
+        </w:rPr>
+        <w:t xml:space="preserve"> </w:t>
+      </w:r>
+      <w:r>
+        <w:rPr>
+          <w:rStyle w:val="VerbatimChar"/>
+          <w:rFonts w:ascii="Times New Roman" w:hAnsi="Times New Roman" w:eastAsia="SimSun"/>
+          <w:b w:val="0"/>
+          <w:color w:val="000000"/>
+          <w:sz w:val="24"/>
         </w:rPr>
         <w:t xml:space="preserve">PI</w:t>
       </w:r>
       <w:r>
         <w:rPr>
-          <w:rFonts w:ascii="Microsoft YaHei" w:hAnsi="Microsoft YaHei" w:eastAsia="Microsoft YaHei"/>
-        </w:rPr>
-        <w:t xml:space="preserve"> </w:t>
-      </w:r>
-      <w:r>
-        <w:rPr>
-          <w:rFonts w:ascii="Microsoft YaHei" w:hAnsi="Microsoft YaHei" w:eastAsia="Microsoft YaHei"/>
+          <w:rFonts w:ascii="Times New Roman" w:hAnsi="Times New Roman" w:eastAsia="SimSun"/>
+          <w:b w:val="0"/>
+          <w:color w:val="000000"/>
+          <w:sz w:val="24"/>
+        </w:rPr>
+        <w:t xml:space="preserve"> </w:t>
+      </w:r>
+      <w:r>
+        <w:rPr>
+          <w:rFonts w:ascii="Times New Roman" w:hAnsi="Times New Roman" w:eastAsia="SimSun"/>
+          <w:b w:val="0"/>
+          <w:color w:val="000000"/>
+          <w:sz w:val="24"/>
         </w:rPr>
         <w:t xml:space="preserve">最直接对应这条矛盾，且它与</w:t>
       </w:r>
       <w:r>
         <w:rPr>
-          <w:rFonts w:ascii="Microsoft YaHei" w:hAnsi="Microsoft YaHei" w:eastAsia="Microsoft YaHei"/>
-        </w:rPr>
-        <w:t xml:space="preserve"> </w:t>
-      </w:r>
-      <w:r>
-        <w:rPr>
-          <w:rStyle w:val="VerbatimChar"/>
-          <w:rFonts w:ascii="Microsoft YaHei" w:hAnsi="Microsoft YaHei" w:eastAsia="Microsoft YaHei"/>
+          <w:rFonts w:ascii="Times New Roman" w:hAnsi="Times New Roman" w:eastAsia="SimSun"/>
+          <w:b w:val="0"/>
+          <w:color w:val="000000"/>
+          <w:sz w:val="24"/>
+        </w:rPr>
+        <w:t xml:space="preserve"> </w:t>
+      </w:r>
+      <w:r>
+        <w:rPr>
+          <w:rStyle w:val="VerbatimChar"/>
+          <w:rFonts w:ascii="Times New Roman" w:hAnsi="Times New Roman" w:eastAsia="SimSun"/>
+          <w:b w:val="0"/>
+          <w:color w:val="000000"/>
+          <w:sz w:val="24"/>
         </w:rPr>
         <w:t xml:space="preserve">O3</w:t>
       </w:r>
       <w:r>
         <w:rPr>
-          <w:rFonts w:ascii="Microsoft YaHei" w:hAnsi="Microsoft YaHei" w:eastAsia="Microsoft YaHei"/>
-        </w:rPr>
-        <w:t xml:space="preserve"> </w:t>
-      </w:r>
-      <w:r>
-        <w:rPr>
-          <w:rFonts w:ascii="Microsoft YaHei" w:hAnsi="Microsoft YaHei" w:eastAsia="Microsoft YaHei"/>
+          <w:rFonts w:ascii="Times New Roman" w:hAnsi="Times New Roman" w:eastAsia="SimSun"/>
+          <w:b w:val="0"/>
+          <w:color w:val="000000"/>
+          <w:sz w:val="24"/>
+        </w:rPr>
+        <w:t xml:space="preserve"> </w:t>
+      </w:r>
+      <w:r>
+        <w:rPr>
+          <w:rFonts w:ascii="Times New Roman" w:hAnsi="Times New Roman" w:eastAsia="SimSun"/>
+          <w:b w:val="0"/>
+          <w:color w:val="000000"/>
+          <w:sz w:val="24"/>
         </w:rPr>
         <w:t xml:space="preserve">的证据链最连贯。</w:t>
       </w:r>
@@ -4455,10 +5736,15 @@
           <w:numId w:val="1012"/>
         </w:numPr>
         <w:pStyle w:val="Compact"/>
-      </w:pPr>
-      <w:r>
-        <w:rPr>
-          <w:rFonts w:ascii="Microsoft YaHei" w:hAnsi="Microsoft YaHei" w:eastAsia="Microsoft YaHei"/>
+        <w:spacing w:line="240" w:lineRule="auto" w:before="0" w:after="80"/>
+        <w:ind w:firstLine="480"/>
+      </w:pPr>
+      <w:r>
+        <w:rPr>
+          <w:rFonts w:ascii="Times New Roman" w:hAnsi="Times New Roman" w:eastAsia="SimSun"/>
+          <w:b w:val="0"/>
+          <w:color w:val="000000"/>
+          <w:sz w:val="24"/>
         </w:rPr>
         <w:t xml:space="preserve">第二位保留滞后校正的理由：它同样服务于低频改善，但更温和，可作为相位边界更紧时的保守备选。</w:t>
       </w:r>
@@ -4470,10 +5756,15 @@
           <w:numId w:val="1012"/>
         </w:numPr>
         <w:pStyle w:val="Compact"/>
-      </w:pPr>
-      <w:r>
-        <w:rPr>
-          <w:rFonts w:ascii="Microsoft YaHei" w:hAnsi="Microsoft YaHei" w:eastAsia="Microsoft YaHei"/>
+        <w:spacing w:line="240" w:lineRule="auto" w:before="0" w:after="80"/>
+        <w:ind w:firstLine="480"/>
+      </w:pPr>
+      <w:r>
+        <w:rPr>
+          <w:rFonts w:ascii="Times New Roman" w:hAnsi="Times New Roman" w:eastAsia="SimSun"/>
+          <w:b w:val="0"/>
+          <w:color w:val="000000"/>
+          <w:sz w:val="24"/>
         </w:rPr>
         <w:t xml:space="preserve">末位放弃超前校正的理由：它更像“动态优化优先”的路线，而本对象当前还没有把动态过程恶化到必须优先处理的程度。（4分）</w:t>
       </w:r>
@@ -4481,12 +5772,17 @@
     <w:p>
       <w:pPr>
         <w:pStyle w:val="FirstParagraph"/>
+        <w:spacing w:line="240" w:lineRule="auto" w:before="0" w:after="80"/>
+        <w:ind w:firstLine="480"/>
       </w:pPr>
       <w:r>
         <w:rPr>
           <w:bCs/>
-          <w:rFonts w:ascii="Microsoft YaHei" w:hAnsi="Microsoft YaHei" w:eastAsia="Microsoft YaHei"/>
-          <w:b/>
+          <w:rFonts w:ascii="Times New Roman" w:hAnsi="Times New Roman" w:eastAsia="SimHei"/>
+          <w:b w:val="0"/>
+          <w:i w:val="0"/>
+          <w:color w:val="000000"/>
+          <w:sz w:val="24"/>
         </w:rPr>
         <w:t xml:space="preserve">5. 本次边界与 AI 使用记录摘要</w:t>
       </w:r>
@@ -4494,60 +5790,89 @@
     <w:p>
       <w:pPr>
         <w:pStyle w:val="BodyText"/>
-      </w:pPr>
-      <w:r>
-        <w:rPr>
-          <w:rFonts w:ascii="Microsoft YaHei" w:hAnsi="Microsoft YaHei" w:eastAsia="Microsoft YaHei"/>
+        <w:spacing w:line="240" w:lineRule="auto" w:before="0" w:after="80"/>
+        <w:ind w:firstLine="480"/>
+      </w:pPr>
+      <w:r>
+        <w:rPr>
+          <w:rFonts w:ascii="Times New Roman" w:hAnsi="Times New Roman" w:eastAsia="SimSun"/>
+          <w:b w:val="0"/>
+          <w:color w:val="000000"/>
+          <w:sz w:val="24"/>
         </w:rPr>
         <w:t xml:space="preserve">本示例本轮只完成候选结构比较，不进入最终定参，也不提前写成完整设计报告。若后续要比较不同参数下的曲线或扰动抑制效果，应在</w:t>
       </w:r>
       <w:r>
         <w:rPr>
-          <w:rFonts w:ascii="Microsoft YaHei" w:hAnsi="Microsoft YaHei" w:eastAsia="Microsoft YaHei"/>
-        </w:rPr>
-        <w:t xml:space="preserve"> </w:t>
-      </w:r>
-      <w:r>
-        <w:rPr>
-          <w:rStyle w:val="VerbatimChar"/>
-          <w:rFonts w:ascii="Microsoft YaHei" w:hAnsi="Microsoft YaHei" w:eastAsia="Microsoft YaHei"/>
+          <w:rFonts w:ascii="Times New Roman" w:hAnsi="Times New Roman" w:eastAsia="SimSun"/>
+          <w:b w:val="0"/>
+          <w:color w:val="000000"/>
+          <w:sz w:val="24"/>
+        </w:rPr>
+        <w:t xml:space="preserve"> </w:t>
+      </w:r>
+      <w:r>
+        <w:rPr>
+          <w:rStyle w:val="VerbatimChar"/>
+          <w:rFonts w:ascii="Times New Roman" w:hAnsi="Times New Roman" w:eastAsia="SimSun"/>
+          <w:b w:val="0"/>
+          <w:color w:val="000000"/>
+          <w:sz w:val="24"/>
         </w:rPr>
         <w:t xml:space="preserve">O5</w:t>
       </w:r>
       <w:r>
         <w:rPr>
-          <w:rFonts w:ascii="Microsoft YaHei" w:hAnsi="Microsoft YaHei" w:eastAsia="Microsoft YaHei"/>
-        </w:rPr>
-        <w:t xml:space="preserve"> </w:t>
-      </w:r>
-      <w:r>
-        <w:rPr>
-          <w:rFonts w:ascii="Microsoft YaHei" w:hAnsi="Microsoft YaHei" w:eastAsia="Microsoft YaHei"/>
+          <w:rFonts w:ascii="Times New Roman" w:hAnsi="Times New Roman" w:eastAsia="SimSun"/>
+          <w:b w:val="0"/>
+          <w:color w:val="000000"/>
+          <w:sz w:val="24"/>
+        </w:rPr>
+        <w:t xml:space="preserve"> </w:t>
+      </w:r>
+      <w:r>
+        <w:rPr>
+          <w:rFonts w:ascii="Times New Roman" w:hAnsi="Times New Roman" w:eastAsia="SimSun"/>
+          <w:b w:val="0"/>
+          <w:color w:val="000000"/>
+          <w:sz w:val="24"/>
         </w:rPr>
         <w:t xml:space="preserve">之前补附</w:t>
       </w:r>
       <w:r>
         <w:rPr>
-          <w:rFonts w:ascii="Microsoft YaHei" w:hAnsi="Microsoft YaHei" w:eastAsia="Microsoft YaHei"/>
-        </w:rPr>
-        <w:t xml:space="preserve"> </w:t>
-      </w:r>
-      <w:r>
-        <w:rPr>
-          <w:rStyle w:val="VerbatimChar"/>
-          <w:rFonts w:ascii="Microsoft YaHei" w:hAnsi="Microsoft YaHei" w:eastAsia="Microsoft YaHei"/>
+          <w:rFonts w:ascii="Times New Roman" w:hAnsi="Times New Roman" w:eastAsia="SimSun"/>
+          <w:b w:val="0"/>
+          <w:color w:val="000000"/>
+          <w:sz w:val="24"/>
+        </w:rPr>
+        <w:t xml:space="preserve"> </w:t>
+      </w:r>
+      <w:r>
+        <w:rPr>
+          <w:rStyle w:val="VerbatimChar"/>
+          <w:rFonts w:ascii="Times New Roman" w:hAnsi="Times New Roman" w:eastAsia="SimSun"/>
+          <w:b w:val="0"/>
+          <w:color w:val="000000"/>
+          <w:sz w:val="24"/>
         </w:rPr>
         <w:t xml:space="preserve">MATLAB/Octave</w:t>
       </w:r>
       <w:r>
         <w:rPr>
-          <w:rFonts w:ascii="Microsoft YaHei" w:hAnsi="Microsoft YaHei" w:eastAsia="Microsoft YaHei"/>
-        </w:rPr>
-        <w:t xml:space="preserve"> </w:t>
-      </w:r>
-      <w:r>
-        <w:rPr>
-          <w:rFonts w:ascii="Microsoft YaHei" w:hAnsi="Microsoft YaHei" w:eastAsia="Microsoft YaHei"/>
+          <w:rFonts w:ascii="Times New Roman" w:hAnsi="Times New Roman" w:eastAsia="SimSun"/>
+          <w:b w:val="0"/>
+          <w:color w:val="000000"/>
+          <w:sz w:val="24"/>
+        </w:rPr>
+        <w:t xml:space="preserve"> </w:t>
+      </w:r>
+      <w:r>
+        <w:rPr>
+          <w:rFonts w:ascii="Times New Roman" w:hAnsi="Times New Roman" w:eastAsia="SimSun"/>
+          <w:b w:val="0"/>
+          <w:color w:val="000000"/>
+          <w:sz w:val="24"/>
         </w:rPr>
         <w:t xml:space="preserve">仿真代码、结果图与最小复现实验说明。</w:t>
       </w:r>
@@ -4559,10 +5884,15 @@
           <w:numId w:val="1013"/>
         </w:numPr>
         <w:pStyle w:val="Compact"/>
-      </w:pPr>
-      <w:r>
-        <w:rPr>
-          <w:rFonts w:ascii="Microsoft YaHei" w:hAnsi="Microsoft YaHei" w:eastAsia="Microsoft YaHei"/>
+        <w:spacing w:line="240" w:lineRule="auto" w:before="0" w:after="80"/>
+        <w:ind w:firstLine="480"/>
+      </w:pPr>
+      <w:r>
+        <w:rPr>
+          <w:rFonts w:ascii="Times New Roman" w:hAnsi="Times New Roman" w:eastAsia="SimSun"/>
+          <w:b w:val="0"/>
+          <w:color w:val="000000"/>
+          <w:sz w:val="24"/>
         </w:rPr>
         <w:t xml:space="preserve">使用模型：ChatGPT / GPT-5.4</w:t>
       </w:r>
@@ -4574,10 +5904,15 @@
           <w:numId w:val="1013"/>
         </w:numPr>
         <w:pStyle w:val="Compact"/>
-      </w:pPr>
-      <w:r>
-        <w:rPr>
-          <w:rFonts w:ascii="Microsoft YaHei" w:hAnsi="Microsoft YaHei" w:eastAsia="Microsoft YaHei"/>
+        <w:spacing w:line="240" w:lineRule="auto" w:before="0" w:after="80"/>
+        <w:ind w:firstLine="480"/>
+      </w:pPr>
+      <w:r>
+        <w:rPr>
+          <w:rFonts w:ascii="Times New Roman" w:hAnsi="Times New Roman" w:eastAsia="SimSun"/>
+          <w:b w:val="0"/>
+          <w:color w:val="000000"/>
+          <w:sz w:val="24"/>
         </w:rPr>
         <w:t xml:space="preserve">AI 完成的工作：协助整理候选结构比较框架、检查文字是否越界到模块4</w:t>
       </w:r>
@@ -4589,35 +5924,52 @@
           <w:numId w:val="1013"/>
         </w:numPr>
         <w:pStyle w:val="Compact"/>
-      </w:pPr>
-      <w:r>
-        <w:rPr>
-          <w:rFonts w:ascii="Microsoft YaHei" w:hAnsi="Microsoft YaHei" w:eastAsia="Microsoft YaHei"/>
+        <w:spacing w:line="240" w:lineRule="auto" w:before="0" w:after="80"/>
+        <w:ind w:firstLine="480"/>
+      </w:pPr>
+      <w:r>
+        <w:rPr>
+          <w:rFonts w:ascii="Times New Roman" w:hAnsi="Times New Roman" w:eastAsia="SimSun"/>
+          <w:b w:val="0"/>
+          <w:color w:val="000000"/>
+          <w:sz w:val="24"/>
         </w:rPr>
         <w:t xml:space="preserve">学生独立完成的工作：沿用</w:t>
       </w:r>
       <w:r>
         <w:rPr>
-          <w:rFonts w:ascii="Microsoft YaHei" w:hAnsi="Microsoft YaHei" w:eastAsia="Microsoft YaHei"/>
-        </w:rPr>
-        <w:t xml:space="preserve"> </w:t>
-      </w:r>
-      <w:r>
-        <w:rPr>
-          <w:rStyle w:val="VerbatimChar"/>
-          <w:rFonts w:ascii="Microsoft YaHei" w:hAnsi="Microsoft YaHei" w:eastAsia="Microsoft YaHei"/>
+          <w:rFonts w:ascii="Times New Roman" w:hAnsi="Times New Roman" w:eastAsia="SimSun"/>
+          <w:b w:val="0"/>
+          <w:color w:val="000000"/>
+          <w:sz w:val="24"/>
+        </w:rPr>
+        <w:t xml:space="preserve"> </w:t>
+      </w:r>
+      <w:r>
+        <w:rPr>
+          <w:rStyle w:val="VerbatimChar"/>
+          <w:rFonts w:ascii="Times New Roman" w:hAnsi="Times New Roman" w:eastAsia="SimSun"/>
+          <w:b w:val="0"/>
+          <w:color w:val="000000"/>
+          <w:sz w:val="24"/>
         </w:rPr>
         <w:t xml:space="preserve">O3</w:t>
       </w:r>
       <w:r>
         <w:rPr>
-          <w:rFonts w:ascii="Microsoft YaHei" w:hAnsi="Microsoft YaHei" w:eastAsia="Microsoft YaHei"/>
-        </w:rPr>
-        <w:t xml:space="preserve"> </w:t>
-      </w:r>
-      <w:r>
-        <w:rPr>
-          <w:rFonts w:ascii="Microsoft YaHei" w:hAnsi="Microsoft YaHei" w:eastAsia="Microsoft YaHei"/>
+          <w:rFonts w:ascii="Times New Roman" w:hAnsi="Times New Roman" w:eastAsia="SimSun"/>
+          <w:b w:val="0"/>
+          <w:color w:val="000000"/>
+          <w:sz w:val="24"/>
+        </w:rPr>
+        <w:t xml:space="preserve"> </w:t>
+      </w:r>
+      <w:r>
+        <w:rPr>
+          <w:rFonts w:ascii="Times New Roman" w:hAnsi="Times New Roman" w:eastAsia="SimSun"/>
+          <w:b w:val="0"/>
+          <w:color w:val="000000"/>
+          <w:sz w:val="24"/>
         </w:rPr>
         <w:t xml:space="preserve">的对象与主要矛盾、决定候选结构集合、核查排序是否与证据一致</w:t>
       </w:r>
@@ -4629,35 +5981,52 @@
           <w:numId w:val="1013"/>
         </w:numPr>
         <w:pStyle w:val="Compact"/>
-      </w:pPr>
-      <w:r>
-        <w:rPr>
-          <w:rFonts w:ascii="Microsoft YaHei" w:hAnsi="Microsoft YaHei" w:eastAsia="Microsoft YaHei"/>
+        <w:spacing w:line="240" w:lineRule="auto" w:before="0" w:after="80"/>
+        <w:ind w:firstLine="480"/>
+      </w:pPr>
+      <w:r>
+        <w:rPr>
+          <w:rFonts w:ascii="Times New Roman" w:hAnsi="Times New Roman" w:eastAsia="SimSun"/>
+          <w:b w:val="0"/>
+          <w:color w:val="000000"/>
+          <w:sz w:val="24"/>
         </w:rPr>
         <w:t xml:space="preserve">核查方式：逐项对照</w:t>
       </w:r>
       <w:r>
         <w:rPr>
-          <w:rFonts w:ascii="Microsoft YaHei" w:hAnsi="Microsoft YaHei" w:eastAsia="Microsoft YaHei"/>
-        </w:rPr>
-        <w:t xml:space="preserve"> </w:t>
-      </w:r>
-      <w:r>
-        <w:rPr>
-          <w:rStyle w:val="VerbatimChar"/>
-          <w:rFonts w:ascii="Microsoft YaHei" w:hAnsi="Microsoft YaHei" w:eastAsia="Microsoft YaHei"/>
+          <w:rFonts w:ascii="Times New Roman" w:hAnsi="Times New Roman" w:eastAsia="SimSun"/>
+          <w:b w:val="0"/>
+          <w:color w:val="000000"/>
+          <w:sz w:val="24"/>
+        </w:rPr>
+        <w:t xml:space="preserve"> </w:t>
+      </w:r>
+      <w:r>
+        <w:rPr>
+          <w:rStyle w:val="VerbatimChar"/>
+          <w:rFonts w:ascii="Times New Roman" w:hAnsi="Times New Roman" w:eastAsia="SimSun"/>
+          <w:b w:val="0"/>
+          <w:color w:val="000000"/>
+          <w:sz w:val="24"/>
         </w:rPr>
         <w:t xml:space="preserve">O3</w:t>
       </w:r>
       <w:r>
         <w:rPr>
-          <w:rFonts w:ascii="Microsoft YaHei" w:hAnsi="Microsoft YaHei" w:eastAsia="Microsoft YaHei"/>
-        </w:rPr>
-        <w:t xml:space="preserve"> </w:t>
-      </w:r>
-      <w:r>
-        <w:rPr>
-          <w:rFonts w:ascii="Microsoft YaHei" w:hAnsi="Microsoft YaHei" w:eastAsia="Microsoft YaHei"/>
+          <w:rFonts w:ascii="Times New Roman" w:hAnsi="Times New Roman" w:eastAsia="SimSun"/>
+          <w:b w:val="0"/>
+          <w:color w:val="000000"/>
+          <w:sz w:val="24"/>
+        </w:rPr>
+        <w:t xml:space="preserve"> </w:t>
+      </w:r>
+      <w:r>
+        <w:rPr>
+          <w:rFonts w:ascii="Times New Roman" w:hAnsi="Times New Roman" w:eastAsia="SimSun"/>
+          <w:b w:val="0"/>
+          <w:color w:val="000000"/>
+          <w:sz w:val="24"/>
         </w:rPr>
         <w:t xml:space="preserve">的主要矛盾清单，检查每个候选结构到底优先改善什么、主要代价是什么，确保没有提前写成最终选型或参数优化</w:t>
       </w:r>
@@ -4668,10 +6037,15 @@
     <w:p>
       <w:pPr>
         <w:pStyle w:val="Heading3"/>
-      </w:pPr>
-      <w:r>
-        <w:rPr>
-          <w:rFonts w:ascii="Microsoft YaHei" w:hAnsi="Microsoft YaHei" w:eastAsia="Microsoft YaHei"/>
+        <w:spacing w:line="240" w:lineRule="auto" w:before="0" w:after="80"/>
+        <w:ind w:firstLine="0"/>
+      </w:pPr>
+      <w:r>
+        <w:rPr>
+          <w:rFonts w:ascii="Times New Roman" w:hAnsi="Times New Roman" w:eastAsia="SimHei"/>
+          <w:b w:val="0"/>
+          <w:color w:val="000000"/>
+          <w:sz w:val="24"/>
         </w:rPr>
         <w:t xml:space="preserve">评分标准</w:t>
       </w:r>
@@ -4683,20 +6057,28 @@
           <w:numId w:val="1014"/>
         </w:numPr>
         <w:pStyle w:val="Compact"/>
+        <w:spacing w:line="240" w:lineRule="auto" w:before="0" w:after="80"/>
+        <w:ind w:firstLine="480"/>
       </w:pPr>
       <w:r>
         <w:rPr>
           <w:bCs/>
-          <w:rFonts w:ascii="Microsoft YaHei" w:hAnsi="Microsoft YaHei" w:eastAsia="Microsoft YaHei"/>
-          <w:b/>
+          <w:rFonts w:ascii="Times New Roman" w:hAnsi="Times New Roman" w:eastAsia="SimHei"/>
+          <w:b w:val="0"/>
+          <w:i w:val="0"/>
+          <w:color w:val="000000"/>
+          <w:sz w:val="24"/>
         </w:rPr>
         <w:t xml:space="preserve">继承</w:t>
       </w:r>
       <w:r>
         <w:rPr>
           <w:bCs/>
-          <w:rFonts w:ascii="Microsoft YaHei" w:hAnsi="Microsoft YaHei" w:eastAsia="Microsoft YaHei"/>
-          <w:b/>
+          <w:rFonts w:ascii="Times New Roman" w:hAnsi="Times New Roman" w:eastAsia="SimHei"/>
+          <w:b w:val="0"/>
+          <w:i w:val="0"/>
+          <w:color w:val="000000"/>
+          <w:sz w:val="24"/>
         </w:rPr>
         <w:t xml:space="preserve"> </w:t>
       </w:r>
@@ -4704,80 +6086,116 @@
         <w:rPr>
           <w:rStyle w:val="VerbatimChar"/>
           <w:bCs/>
-          <w:rFonts w:ascii="Microsoft YaHei" w:hAnsi="Microsoft YaHei" w:eastAsia="Microsoft YaHei"/>
-          <w:b/>
+          <w:rFonts w:ascii="Times New Roman" w:hAnsi="Times New Roman" w:eastAsia="SimHei"/>
+          <w:b w:val="0"/>
+          <w:i w:val="0"/>
+          <w:color w:val="000000"/>
+          <w:sz w:val="24"/>
         </w:rPr>
         <w:t xml:space="preserve">O3</w:t>
       </w:r>
       <w:r>
         <w:rPr>
           <w:bCs/>
-          <w:rFonts w:ascii="Microsoft YaHei" w:hAnsi="Microsoft YaHei" w:eastAsia="Microsoft YaHei"/>
-          <w:b/>
+          <w:rFonts w:ascii="Times New Roman" w:hAnsi="Times New Roman" w:eastAsia="SimHei"/>
+          <w:b w:val="0"/>
+          <w:i w:val="0"/>
+          <w:color w:val="000000"/>
+          <w:sz w:val="24"/>
         </w:rPr>
         <w:t xml:space="preserve"> </w:t>
       </w:r>
       <w:r>
         <w:rPr>
           <w:bCs/>
-          <w:rFonts w:ascii="Microsoft YaHei" w:hAnsi="Microsoft YaHei" w:eastAsia="Microsoft YaHei"/>
-          <w:b/>
+          <w:rFonts w:ascii="Times New Roman" w:hAnsi="Times New Roman" w:eastAsia="SimHei"/>
+          <w:b w:val="0"/>
+          <w:i w:val="0"/>
+          <w:color w:val="000000"/>
+          <w:sz w:val="24"/>
         </w:rPr>
         <w:t xml:space="preserve">对象与约束</w:t>
       </w:r>
       <w:r>
         <w:rPr>
-          <w:rFonts w:ascii="Microsoft YaHei" w:hAnsi="Microsoft YaHei" w:eastAsia="Microsoft YaHei"/>
+          <w:rFonts w:ascii="Times New Roman" w:hAnsi="Times New Roman" w:eastAsia="SimSun"/>
+          <w:b w:val="0"/>
+          <w:color w:val="000000"/>
+          <w:sz w:val="24"/>
         </w:rPr>
         <w:t xml:space="preserve">（8分）：明确沿用</w:t>
       </w:r>
       <w:r>
         <w:rPr>
-          <w:rFonts w:ascii="Microsoft YaHei" w:hAnsi="Microsoft YaHei" w:eastAsia="Microsoft YaHei"/>
-        </w:rPr>
-        <w:t xml:space="preserve"> </w:t>
-      </w:r>
-      <w:r>
-        <w:rPr>
-          <w:rStyle w:val="VerbatimChar"/>
-          <w:rFonts w:ascii="Microsoft YaHei" w:hAnsi="Microsoft YaHei" w:eastAsia="Microsoft YaHei"/>
+          <w:rFonts w:ascii="Times New Roman" w:hAnsi="Times New Roman" w:eastAsia="SimSun"/>
+          <w:b w:val="0"/>
+          <w:color w:val="000000"/>
+          <w:sz w:val="24"/>
+        </w:rPr>
+        <w:t xml:space="preserve"> </w:t>
+      </w:r>
+      <w:r>
+        <w:rPr>
+          <w:rStyle w:val="VerbatimChar"/>
+          <w:rFonts w:ascii="Times New Roman" w:hAnsi="Times New Roman" w:eastAsia="SimSun"/>
+          <w:b w:val="0"/>
+          <w:color w:val="000000"/>
+          <w:sz w:val="24"/>
         </w:rPr>
         <w:t xml:space="preserve">O3</w:t>
       </w:r>
       <w:r>
         <w:rPr>
-          <w:rFonts w:ascii="Microsoft YaHei" w:hAnsi="Microsoft YaHei" w:eastAsia="Microsoft YaHei"/>
-        </w:rPr>
-        <w:t xml:space="preserve"> </w:t>
-      </w:r>
-      <w:r>
-        <w:rPr>
-          <w:rFonts w:ascii="Microsoft YaHei" w:hAnsi="Microsoft YaHei" w:eastAsia="Microsoft YaHei"/>
+          <w:rFonts w:ascii="Times New Roman" w:hAnsi="Times New Roman" w:eastAsia="SimSun"/>
+          <w:b w:val="0"/>
+          <w:color w:val="000000"/>
+          <w:sz w:val="24"/>
+        </w:rPr>
+        <w:t xml:space="preserve"> </w:t>
+      </w:r>
+      <w:r>
+        <w:rPr>
+          <w:rFonts w:ascii="Times New Roman" w:hAnsi="Times New Roman" w:eastAsia="SimSun"/>
+          <w:b w:val="0"/>
+          <w:color w:val="000000"/>
+          <w:sz w:val="24"/>
         </w:rPr>
         <w:t xml:space="preserve">的同一对象、模型和主要矛盾清单，不另起炉灶，并能说清本次比较为何受</w:t>
       </w:r>
       <w:r>
         <w:rPr>
-          <w:rFonts w:ascii="Microsoft YaHei" w:hAnsi="Microsoft YaHei" w:eastAsia="Microsoft YaHei"/>
-        </w:rPr>
-        <w:t xml:space="preserve"> </w:t>
-      </w:r>
-      <w:r>
-        <w:rPr>
-          <w:rStyle w:val="VerbatimChar"/>
-          <w:rFonts w:ascii="Microsoft YaHei" w:hAnsi="Microsoft YaHei" w:eastAsia="Microsoft YaHei"/>
+          <w:rFonts w:ascii="Times New Roman" w:hAnsi="Times New Roman" w:eastAsia="SimSun"/>
+          <w:b w:val="0"/>
+          <w:color w:val="000000"/>
+          <w:sz w:val="24"/>
+        </w:rPr>
+        <w:t xml:space="preserve"> </w:t>
+      </w:r>
+      <w:r>
+        <w:rPr>
+          <w:rStyle w:val="VerbatimChar"/>
+          <w:rFonts w:ascii="Times New Roman" w:hAnsi="Times New Roman" w:eastAsia="SimSun"/>
+          <w:b w:val="0"/>
+          <w:color w:val="000000"/>
+          <w:sz w:val="24"/>
         </w:rPr>
         <w:t xml:space="preserve">O3</w:t>
       </w:r>
       <w:r>
         <w:rPr>
-          <w:rFonts w:ascii="Microsoft YaHei" w:hAnsi="Microsoft YaHei" w:eastAsia="Microsoft YaHei"/>
-        </w:rPr>
-        <w:t xml:space="preserve"> </w:t>
-      </w:r>
-      <w:r>
-        <w:rPr>
-          <w:rFonts w:ascii="Microsoft YaHei" w:hAnsi="Microsoft YaHei" w:eastAsia="Microsoft YaHei"/>
+          <w:rFonts w:ascii="Times New Roman" w:hAnsi="Times New Roman" w:eastAsia="SimSun"/>
+          <w:b w:val="0"/>
+          <w:color w:val="000000"/>
+          <w:sz w:val="24"/>
+        </w:rPr>
+        <w:t xml:space="preserve"> </w:t>
+      </w:r>
+      <w:r>
+        <w:rPr>
+          <w:rFonts w:ascii="Times New Roman" w:hAnsi="Times New Roman" w:eastAsia="SimSun"/>
+          <w:b w:val="0"/>
+          <w:color w:val="000000"/>
+          <w:sz w:val="24"/>
         </w:rPr>
         <w:t xml:space="preserve">约束。</w:t>
       </w:r>
@@ -4789,112 +6207,165 @@
           <w:numId w:val="1014"/>
         </w:numPr>
         <w:pStyle w:val="Compact"/>
+        <w:spacing w:line="240" w:lineRule="auto" w:before="0" w:after="80"/>
+        <w:ind w:firstLine="480"/>
       </w:pPr>
       <w:r>
         <w:rPr>
           <w:bCs/>
-          <w:rFonts w:ascii="Microsoft YaHei" w:hAnsi="Microsoft YaHei" w:eastAsia="Microsoft YaHei"/>
-          <w:b/>
+          <w:rFonts w:ascii="Times New Roman" w:hAnsi="Times New Roman" w:eastAsia="SimHei"/>
+          <w:b w:val="0"/>
+          <w:i w:val="0"/>
+          <w:color w:val="000000"/>
+          <w:sz w:val="24"/>
         </w:rPr>
         <w:t xml:space="preserve">候选结构选择</w:t>
       </w:r>
       <w:r>
         <w:rPr>
-          <w:rFonts w:ascii="Microsoft YaHei" w:hAnsi="Microsoft YaHei" w:eastAsia="Microsoft YaHei"/>
+          <w:rFonts w:ascii="Times New Roman" w:hAnsi="Times New Roman" w:eastAsia="SimSun"/>
+          <w:b w:val="0"/>
+          <w:color w:val="000000"/>
+          <w:sz w:val="24"/>
         </w:rPr>
         <w:t xml:space="preserve">（10分）：提出</w:t>
       </w:r>
       <w:r>
         <w:rPr>
-          <w:rFonts w:ascii="Microsoft YaHei" w:hAnsi="Microsoft YaHei" w:eastAsia="Microsoft YaHei"/>
-        </w:rPr>
-        <w:t xml:space="preserve"> </w:t>
-      </w:r>
-      <w:r>
-        <w:rPr>
-          <w:rStyle w:val="VerbatimChar"/>
-          <w:rFonts w:ascii="Microsoft YaHei" w:hAnsi="Microsoft YaHei" w:eastAsia="Microsoft YaHei"/>
+          <w:rFonts w:ascii="Times New Roman" w:hAnsi="Times New Roman" w:eastAsia="SimSun"/>
+          <w:b w:val="0"/>
+          <w:color w:val="000000"/>
+          <w:sz w:val="24"/>
+        </w:rPr>
+        <w:t xml:space="preserve"> </w:t>
+      </w:r>
+      <w:r>
+        <w:rPr>
+          <w:rStyle w:val="VerbatimChar"/>
+          <w:rFonts w:ascii="Times New Roman" w:hAnsi="Times New Roman" w:eastAsia="SimSun"/>
+          <w:b w:val="0"/>
+          <w:color w:val="000000"/>
+          <w:sz w:val="24"/>
         </w:rPr>
         <w:t xml:space="preserve">2-3</w:t>
       </w:r>
       <w:r>
         <w:rPr>
-          <w:rFonts w:ascii="Microsoft YaHei" w:hAnsi="Microsoft YaHei" w:eastAsia="Microsoft YaHei"/>
-        </w:rPr>
-        <w:t xml:space="preserve"> </w:t>
-      </w:r>
-      <w:r>
-        <w:rPr>
-          <w:rFonts w:ascii="Microsoft YaHei" w:hAnsi="Microsoft YaHei" w:eastAsia="Microsoft YaHei"/>
+          <w:rFonts w:ascii="Times New Roman" w:hAnsi="Times New Roman" w:eastAsia="SimSun"/>
+          <w:b w:val="0"/>
+          <w:color w:val="000000"/>
+          <w:sz w:val="24"/>
+        </w:rPr>
+        <w:t xml:space="preserve"> </w:t>
+      </w:r>
+      <w:r>
+        <w:rPr>
+          <w:rFonts w:ascii="Times New Roman" w:hAnsi="Times New Roman" w:eastAsia="SimSun"/>
+          <w:b w:val="0"/>
+          <w:color w:val="000000"/>
+          <w:sz w:val="24"/>
         </w:rPr>
         <w:t xml:space="preserve">个与</w:t>
       </w:r>
       <w:r>
         <w:rPr>
-          <w:rFonts w:ascii="Microsoft YaHei" w:hAnsi="Microsoft YaHei" w:eastAsia="Microsoft YaHei"/>
-        </w:rPr>
-        <w:t xml:space="preserve"> </w:t>
-      </w:r>
-      <w:r>
-        <w:rPr>
-          <w:rStyle w:val="VerbatimChar"/>
-          <w:rFonts w:ascii="Microsoft YaHei" w:hAnsi="Microsoft YaHei" w:eastAsia="Microsoft YaHei"/>
+          <w:rFonts w:ascii="Times New Roman" w:hAnsi="Times New Roman" w:eastAsia="SimSun"/>
+          <w:b w:val="0"/>
+          <w:color w:val="000000"/>
+          <w:sz w:val="24"/>
+        </w:rPr>
+        <w:t xml:space="preserve"> </w:t>
+      </w:r>
+      <w:r>
+        <w:rPr>
+          <w:rStyle w:val="VerbatimChar"/>
+          <w:rFonts w:ascii="Times New Roman" w:hAnsi="Times New Roman" w:eastAsia="SimSun"/>
+          <w:b w:val="0"/>
+          <w:color w:val="000000"/>
+          <w:sz w:val="24"/>
         </w:rPr>
         <w:t xml:space="preserve">O3</w:t>
       </w:r>
       <w:r>
         <w:rPr>
-          <w:rFonts w:ascii="Microsoft YaHei" w:hAnsi="Microsoft YaHei" w:eastAsia="Microsoft YaHei"/>
-        </w:rPr>
-        <w:t xml:space="preserve"> </w:t>
-      </w:r>
-      <w:r>
-        <w:rPr>
-          <w:rFonts w:ascii="Microsoft YaHei" w:hAnsi="Microsoft YaHei" w:eastAsia="Microsoft YaHei"/>
+          <w:rFonts w:ascii="Times New Roman" w:hAnsi="Times New Roman" w:eastAsia="SimSun"/>
+          <w:b w:val="0"/>
+          <w:color w:val="000000"/>
+          <w:sz w:val="24"/>
+        </w:rPr>
+        <w:t xml:space="preserve"> </w:t>
+      </w:r>
+      <w:r>
+        <w:rPr>
+          <w:rFonts w:ascii="Times New Roman" w:hAnsi="Times New Roman" w:eastAsia="SimSun"/>
+          <w:b w:val="0"/>
+          <w:color w:val="000000"/>
+          <w:sz w:val="24"/>
         </w:rPr>
         <w:t xml:space="preserve">主矛盾一致的候选结构。若候选集合与</w:t>
       </w:r>
       <w:r>
         <w:rPr>
-          <w:rFonts w:ascii="Microsoft YaHei" w:hAnsi="Microsoft YaHei" w:eastAsia="Microsoft YaHei"/>
-        </w:rPr>
-        <w:t xml:space="preserve"> </w:t>
-      </w:r>
-      <w:r>
-        <w:rPr>
-          <w:rStyle w:val="VerbatimChar"/>
-          <w:rFonts w:ascii="Microsoft YaHei" w:hAnsi="Microsoft YaHei" w:eastAsia="Microsoft YaHei"/>
+          <w:rFonts w:ascii="Times New Roman" w:hAnsi="Times New Roman" w:eastAsia="SimSun"/>
+          <w:b w:val="0"/>
+          <w:color w:val="000000"/>
+          <w:sz w:val="24"/>
+        </w:rPr>
+        <w:t xml:space="preserve"> </w:t>
+      </w:r>
+      <w:r>
+        <w:rPr>
+          <w:rStyle w:val="VerbatimChar"/>
+          <w:rFonts w:ascii="Times New Roman" w:hAnsi="Times New Roman" w:eastAsia="SimSun"/>
+          <w:b w:val="0"/>
+          <w:color w:val="000000"/>
+          <w:sz w:val="24"/>
         </w:rPr>
         <w:t xml:space="preserve">O3</w:t>
       </w:r>
       <w:r>
         <w:rPr>
-          <w:rFonts w:ascii="Microsoft YaHei" w:hAnsi="Microsoft YaHei" w:eastAsia="Microsoft YaHei"/>
-        </w:rPr>
-        <w:t xml:space="preserve"> </w:t>
-      </w:r>
-      <w:r>
-        <w:rPr>
-          <w:rFonts w:ascii="Microsoft YaHei" w:hAnsi="Microsoft YaHei" w:eastAsia="Microsoft YaHei"/>
+          <w:rFonts w:ascii="Times New Roman" w:hAnsi="Times New Roman" w:eastAsia="SimSun"/>
+          <w:b w:val="0"/>
+          <w:color w:val="000000"/>
+          <w:sz w:val="24"/>
+        </w:rPr>
+        <w:t xml:space="preserve"> </w:t>
+      </w:r>
+      <w:r>
+        <w:rPr>
+          <w:rFonts w:ascii="Times New Roman" w:hAnsi="Times New Roman" w:eastAsia="SimSun"/>
+          <w:b w:val="0"/>
+          <w:color w:val="000000"/>
+          <w:sz w:val="24"/>
         </w:rPr>
         <w:t xml:space="preserve">证据明显错位，本项最多给</w:t>
       </w:r>
       <w:r>
         <w:rPr>
-          <w:rFonts w:ascii="Microsoft YaHei" w:hAnsi="Microsoft YaHei" w:eastAsia="Microsoft YaHei"/>
-        </w:rPr>
-        <w:t xml:space="preserve"> </w:t>
-      </w:r>
-      <w:r>
-        <w:rPr>
-          <w:rStyle w:val="VerbatimChar"/>
-          <w:rFonts w:ascii="Microsoft YaHei" w:hAnsi="Microsoft YaHei" w:eastAsia="Microsoft YaHei"/>
+          <w:rFonts w:ascii="Times New Roman" w:hAnsi="Times New Roman" w:eastAsia="SimSun"/>
+          <w:b w:val="0"/>
+          <w:color w:val="000000"/>
+          <w:sz w:val="24"/>
+        </w:rPr>
+        <w:t xml:space="preserve"> </w:t>
+      </w:r>
+      <w:r>
+        <w:rPr>
+          <w:rStyle w:val="VerbatimChar"/>
+          <w:rFonts w:ascii="Times New Roman" w:hAnsi="Times New Roman" w:eastAsia="SimSun"/>
+          <w:b w:val="0"/>
+          <w:color w:val="000000"/>
+          <w:sz w:val="24"/>
         </w:rPr>
         <w:t xml:space="preserve">4分</w:t>
       </w:r>
       <w:r>
         <w:rPr>
-          <w:rFonts w:ascii="Microsoft YaHei" w:hAnsi="Microsoft YaHei" w:eastAsia="Microsoft YaHei"/>
+          <w:rFonts w:ascii="Times New Roman" w:hAnsi="Times New Roman" w:eastAsia="SimSun"/>
+          <w:b w:val="0"/>
+          <w:color w:val="000000"/>
+          <w:sz w:val="24"/>
         </w:rPr>
         <w:t xml:space="preserve">。</w:t>
       </w:r>
@@ -4906,18 +6377,26 @@
           <w:numId w:val="1014"/>
         </w:numPr>
         <w:pStyle w:val="Compact"/>
+        <w:spacing w:line="240" w:lineRule="auto" w:before="0" w:after="80"/>
+        <w:ind w:firstLine="480"/>
       </w:pPr>
       <w:r>
         <w:rPr>
           <w:bCs/>
-          <w:rFonts w:ascii="Microsoft YaHei" w:hAnsi="Microsoft YaHei" w:eastAsia="Microsoft YaHei"/>
-          <w:b/>
+          <w:rFonts w:ascii="Times New Roman" w:hAnsi="Times New Roman" w:eastAsia="SimHei"/>
+          <w:b w:val="0"/>
+          <w:i w:val="0"/>
+          <w:color w:val="000000"/>
+          <w:sz w:val="24"/>
         </w:rPr>
         <w:t xml:space="preserve">收益与代价比较</w:t>
       </w:r>
       <w:r>
         <w:rPr>
-          <w:rFonts w:ascii="Microsoft YaHei" w:hAnsi="Microsoft YaHei" w:eastAsia="Microsoft YaHei"/>
+          <w:rFonts w:ascii="Times New Roman" w:hAnsi="Times New Roman" w:eastAsia="SimSun"/>
+          <w:b w:val="0"/>
+          <w:color w:val="000000"/>
+          <w:sz w:val="24"/>
         </w:rPr>
         <w:t xml:space="preserve">（10分）：对每个候选结构都写出“优先改善什么、主要代价是什么、为什么与当前对象有关”，比较逻辑完整且不空泛。</w:t>
       </w:r>
@@ -4929,43 +6408,63 @@
           <w:numId w:val="1014"/>
         </w:numPr>
         <w:pStyle w:val="Compact"/>
+        <w:spacing w:line="240" w:lineRule="auto" w:before="0" w:after="80"/>
+        <w:ind w:firstLine="480"/>
       </w:pPr>
       <w:r>
         <w:rPr>
           <w:bCs/>
-          <w:rFonts w:ascii="Microsoft YaHei" w:hAnsi="Microsoft YaHei" w:eastAsia="Microsoft YaHei"/>
-          <w:b/>
+          <w:rFonts w:ascii="Times New Roman" w:hAnsi="Times New Roman" w:eastAsia="SimHei"/>
+          <w:b w:val="0"/>
+          <w:i w:val="0"/>
+          <w:color w:val="000000"/>
+          <w:sz w:val="24"/>
         </w:rPr>
         <w:t xml:space="preserve">比较表或等价清单</w:t>
       </w:r>
       <w:r>
         <w:rPr>
-          <w:rFonts w:ascii="Microsoft YaHei" w:hAnsi="Microsoft YaHei" w:eastAsia="Microsoft YaHei"/>
+          <w:rFonts w:ascii="Times New Roman" w:hAnsi="Times New Roman" w:eastAsia="SimSun"/>
+          <w:b w:val="0"/>
+          <w:color w:val="000000"/>
+          <w:sz w:val="24"/>
         </w:rPr>
         <w:t xml:space="preserve">（8分）：给出结构化比较表或等价比较清单；若涉及性能比较，补齐</w:t>
       </w:r>
       <w:r>
         <w:rPr>
-          <w:rFonts w:ascii="Microsoft YaHei" w:hAnsi="Microsoft YaHei" w:eastAsia="Microsoft YaHei"/>
-        </w:rPr>
-        <w:t xml:space="preserve"> </w:t>
-      </w:r>
-      <w:r>
-        <w:rPr>
-          <w:rStyle w:val="VerbatimChar"/>
-          <w:rFonts w:ascii="Microsoft YaHei" w:hAnsi="Microsoft YaHei" w:eastAsia="Microsoft YaHei"/>
+          <w:rFonts w:ascii="Times New Roman" w:hAnsi="Times New Roman" w:eastAsia="SimSun"/>
+          <w:b w:val="0"/>
+          <w:color w:val="000000"/>
+          <w:sz w:val="24"/>
+        </w:rPr>
+        <w:t xml:space="preserve"> </w:t>
+      </w:r>
+      <w:r>
+        <w:rPr>
+          <w:rStyle w:val="VerbatimChar"/>
+          <w:rFonts w:ascii="Times New Roman" w:hAnsi="Times New Roman" w:eastAsia="SimSun"/>
+          <w:b w:val="0"/>
+          <w:color w:val="000000"/>
+          <w:sz w:val="24"/>
         </w:rPr>
         <w:t xml:space="preserve">MATLAB/Octave</w:t>
       </w:r>
       <w:r>
         <w:rPr>
-          <w:rFonts w:ascii="Microsoft YaHei" w:hAnsi="Microsoft YaHei" w:eastAsia="Microsoft YaHei"/>
-        </w:rPr>
-        <w:t xml:space="preserve"> </w:t>
-      </w:r>
-      <w:r>
-        <w:rPr>
-          <w:rFonts w:ascii="Microsoft YaHei" w:hAnsi="Microsoft YaHei" w:eastAsia="Microsoft YaHei"/>
+          <w:rFonts w:ascii="Times New Roman" w:hAnsi="Times New Roman" w:eastAsia="SimSun"/>
+          <w:b w:val="0"/>
+          <w:color w:val="000000"/>
+          <w:sz w:val="24"/>
+        </w:rPr>
+        <w:t xml:space="preserve"> </w:t>
+      </w:r>
+      <w:r>
+        <w:rPr>
+          <w:rFonts w:ascii="Times New Roman" w:hAnsi="Times New Roman" w:eastAsia="SimSun"/>
+          <w:b w:val="0"/>
+          <w:color w:val="000000"/>
+          <w:sz w:val="24"/>
         </w:rPr>
         <w:t xml:space="preserve">仿真代码、结果图与最小复现实验说明。</w:t>
       </w:r>
@@ -4977,37 +6476,54 @@
           <w:numId w:val="1014"/>
         </w:numPr>
         <w:pStyle w:val="Compact"/>
+        <w:spacing w:line="240" w:lineRule="auto" w:before="0" w:after="80"/>
+        <w:ind w:firstLine="480"/>
       </w:pPr>
       <w:r>
         <w:rPr>
           <w:bCs/>
-          <w:rFonts w:ascii="Microsoft YaHei" w:hAnsi="Microsoft YaHei" w:eastAsia="Microsoft YaHei"/>
-          <w:b/>
+          <w:rFonts w:ascii="Times New Roman" w:hAnsi="Times New Roman" w:eastAsia="SimHei"/>
+          <w:b w:val="0"/>
+          <w:i w:val="0"/>
+          <w:color w:val="000000"/>
+          <w:sz w:val="24"/>
         </w:rPr>
         <w:t xml:space="preserve">排序与 AI 使用记录</w:t>
       </w:r>
       <w:r>
         <w:rPr>
-          <w:rFonts w:ascii="Microsoft YaHei" w:hAnsi="Microsoft YaHei" w:eastAsia="Microsoft YaHei"/>
+          <w:rFonts w:ascii="Times New Roman" w:hAnsi="Times New Roman" w:eastAsia="SimSun"/>
+          <w:b w:val="0"/>
+          <w:color w:val="000000"/>
+          <w:sz w:val="24"/>
         </w:rPr>
         <w:t xml:space="preserve">（4分）：写出当前排序、首选保留理由、末位放弃理由，并附</w:t>
       </w:r>
       <w:r>
         <w:rPr>
-          <w:rFonts w:ascii="Microsoft YaHei" w:hAnsi="Microsoft YaHei" w:eastAsia="Microsoft YaHei"/>
-        </w:rPr>
-        <w:t xml:space="preserve"> </w:t>
-      </w:r>
-      <w:r>
-        <w:rPr>
-          <w:rStyle w:val="VerbatimChar"/>
-          <w:rFonts w:ascii="Microsoft YaHei" w:hAnsi="Microsoft YaHei" w:eastAsia="Microsoft YaHei"/>
+          <w:rFonts w:ascii="Times New Roman" w:hAnsi="Times New Roman" w:eastAsia="SimSun"/>
+          <w:b w:val="0"/>
+          <w:color w:val="000000"/>
+          <w:sz w:val="24"/>
+        </w:rPr>
+        <w:t xml:space="preserve"> </w:t>
+      </w:r>
+      <w:r>
+        <w:rPr>
+          <w:rStyle w:val="VerbatimChar"/>
+          <w:rFonts w:ascii="Times New Roman" w:hAnsi="Times New Roman" w:eastAsia="SimSun"/>
+          <w:b w:val="0"/>
+          <w:color w:val="000000"/>
+          <w:sz w:val="24"/>
         </w:rPr>
         <w:t xml:space="preserve">AI 使用记录摘要</w:t>
       </w:r>
       <w:r>
         <w:rPr>
-          <w:rFonts w:ascii="Microsoft YaHei" w:hAnsi="Microsoft YaHei" w:eastAsia="Microsoft YaHei"/>
+          <w:rFonts w:ascii="Times New Roman" w:hAnsi="Times New Roman" w:eastAsia="SimSun"/>
+          <w:b w:val="0"/>
+          <w:color w:val="000000"/>
+          <w:sz w:val="24"/>
         </w:rPr>
         <w:t xml:space="preserve">。</w:t>
       </w:r>
@@ -5015,12 +6531,17 @@
     <w:p>
       <w:pPr>
         <w:pStyle w:val="FirstParagraph"/>
+        <w:spacing w:line="240" w:lineRule="auto" w:before="0" w:after="80"/>
+        <w:ind w:firstLine="480"/>
       </w:pPr>
       <w:r>
         <w:rPr>
           <w:bCs/>
-          <w:rFonts w:ascii="Microsoft YaHei" w:hAnsi="Microsoft YaHei" w:eastAsia="Microsoft YaHei"/>
-          <w:b/>
+          <w:rFonts w:ascii="Times New Roman" w:hAnsi="Times New Roman" w:eastAsia="SimHei"/>
+          <w:b w:val="0"/>
+          <w:i w:val="0"/>
+          <w:color w:val="000000"/>
+          <w:sz w:val="24"/>
         </w:rPr>
         <w:t xml:space="preserve">总分：40分</w:t>
       </w:r>
@@ -5030,10 +6551,15 @@
     <w:p>
       <w:pPr>
         <w:pStyle w:val="Heading3"/>
-      </w:pPr>
-      <w:r>
-        <w:rPr>
-          <w:rFonts w:ascii="Microsoft YaHei" w:hAnsi="Microsoft YaHei" w:eastAsia="Microsoft YaHei"/>
+        <w:spacing w:line="240" w:lineRule="auto" w:before="0" w:after="80"/>
+        <w:ind w:firstLine="0"/>
+      </w:pPr>
+      <w:r>
+        <w:rPr>
+          <w:rFonts w:ascii="Times New Roman" w:hAnsi="Times New Roman" w:eastAsia="SimHei"/>
+          <w:b w:val="0"/>
+          <w:color w:val="000000"/>
+          <w:sz w:val="24"/>
         </w:rPr>
         <w:t xml:space="preserve">关键提醒</w:t>
       </w:r>
@@ -5045,48 +6571,71 @@
           <w:numId w:val="1015"/>
         </w:numPr>
         <w:pStyle w:val="Compact"/>
-      </w:pPr>
-      <w:r>
-        <w:rPr>
-          <w:rStyle w:val="VerbatimChar"/>
-          <w:rFonts w:ascii="Microsoft YaHei" w:hAnsi="Microsoft YaHei" w:eastAsia="Microsoft YaHei"/>
+        <w:spacing w:line="240" w:lineRule="auto" w:before="0" w:after="80"/>
+        <w:ind w:firstLine="480"/>
+      </w:pPr>
+      <w:r>
+        <w:rPr>
+          <w:rStyle w:val="VerbatimChar"/>
+          <w:rFonts w:ascii="Times New Roman" w:hAnsi="Times New Roman" w:eastAsia="SimSun"/>
+          <w:b w:val="0"/>
+          <w:color w:val="000000"/>
+          <w:sz w:val="24"/>
         </w:rPr>
         <w:t xml:space="preserve">O4</w:t>
       </w:r>
       <w:r>
         <w:rPr>
-          <w:rFonts w:ascii="Microsoft YaHei" w:hAnsi="Microsoft YaHei" w:eastAsia="Microsoft YaHei"/>
-        </w:rPr>
-        <w:t xml:space="preserve"> </w:t>
-      </w:r>
-      <w:r>
-        <w:rPr>
-          <w:rFonts w:ascii="Microsoft YaHei" w:hAnsi="Microsoft YaHei" w:eastAsia="Microsoft YaHei"/>
+          <w:rFonts w:ascii="Times New Roman" w:hAnsi="Times New Roman" w:eastAsia="SimSun"/>
+          <w:b w:val="0"/>
+          <w:color w:val="000000"/>
+          <w:sz w:val="24"/>
+        </w:rPr>
+        <w:t xml:space="preserve"> </w:t>
+      </w:r>
+      <w:r>
+        <w:rPr>
+          <w:rFonts w:ascii="Times New Roman" w:hAnsi="Times New Roman" w:eastAsia="SimSun"/>
+          <w:b w:val="0"/>
+          <w:color w:val="000000"/>
+          <w:sz w:val="24"/>
         </w:rPr>
         <w:t xml:space="preserve">的核心不是“已经把控制器设计完”，而是“根据</w:t>
       </w:r>
       <w:r>
         <w:rPr>
-          <w:rFonts w:ascii="Microsoft YaHei" w:hAnsi="Microsoft YaHei" w:eastAsia="Microsoft YaHei"/>
-        </w:rPr>
-        <w:t xml:space="preserve"> </w:t>
-      </w:r>
-      <w:r>
-        <w:rPr>
-          <w:rStyle w:val="VerbatimChar"/>
-          <w:rFonts w:ascii="Microsoft YaHei" w:hAnsi="Microsoft YaHei" w:eastAsia="Microsoft YaHei"/>
+          <w:rFonts w:ascii="Times New Roman" w:hAnsi="Times New Roman" w:eastAsia="SimSun"/>
+          <w:b w:val="0"/>
+          <w:color w:val="000000"/>
+          <w:sz w:val="24"/>
+        </w:rPr>
+        <w:t xml:space="preserve"> </w:t>
+      </w:r>
+      <w:r>
+        <w:rPr>
+          <w:rStyle w:val="VerbatimChar"/>
+          <w:rFonts w:ascii="Times New Roman" w:hAnsi="Times New Roman" w:eastAsia="SimSun"/>
+          <w:b w:val="0"/>
+          <w:color w:val="000000"/>
+          <w:sz w:val="24"/>
         </w:rPr>
         <w:t xml:space="preserve">O3</w:t>
       </w:r>
       <w:r>
         <w:rPr>
-          <w:rFonts w:ascii="Microsoft YaHei" w:hAnsi="Microsoft YaHei" w:eastAsia="Microsoft YaHei"/>
-        </w:rPr>
-        <w:t xml:space="preserve"> </w:t>
-      </w:r>
-      <w:r>
-        <w:rPr>
-          <w:rFonts w:ascii="Microsoft YaHei" w:hAnsi="Microsoft YaHei" w:eastAsia="Microsoft YaHei"/>
+          <w:rFonts w:ascii="Times New Roman" w:hAnsi="Times New Roman" w:eastAsia="SimSun"/>
+          <w:b w:val="0"/>
+          <w:color w:val="000000"/>
+          <w:sz w:val="24"/>
+        </w:rPr>
+        <w:t xml:space="preserve"> </w:t>
+      </w:r>
+      <w:r>
+        <w:rPr>
+          <w:rFonts w:ascii="Times New Roman" w:hAnsi="Times New Roman" w:eastAsia="SimSun"/>
+          <w:b w:val="0"/>
+          <w:color w:val="000000"/>
+          <w:sz w:val="24"/>
         </w:rPr>
         <w:t xml:space="preserve">的主矛盾，说明为什么某些结构更值得进入下一轮”。</w:t>
       </w:r>
@@ -5098,35 +6647,52 @@
           <w:numId w:val="1015"/>
         </w:numPr>
         <w:pStyle w:val="Compact"/>
-      </w:pPr>
-      <w:r>
-        <w:rPr>
-          <w:rFonts w:ascii="Microsoft YaHei" w:hAnsi="Microsoft YaHei" w:eastAsia="Microsoft YaHei"/>
+        <w:spacing w:line="240" w:lineRule="auto" w:before="0" w:after="80"/>
+        <w:ind w:firstLine="480"/>
+      </w:pPr>
+      <w:r>
+        <w:rPr>
+          <w:rFonts w:ascii="Times New Roman" w:hAnsi="Times New Roman" w:eastAsia="SimSun"/>
+          <w:b w:val="0"/>
+          <w:color w:val="000000"/>
+          <w:sz w:val="24"/>
         </w:rPr>
         <w:t xml:space="preserve">若</w:t>
       </w:r>
       <w:r>
         <w:rPr>
-          <w:rFonts w:ascii="Microsoft YaHei" w:hAnsi="Microsoft YaHei" w:eastAsia="Microsoft YaHei"/>
-        </w:rPr>
-        <w:t xml:space="preserve"> </w:t>
-      </w:r>
-      <w:r>
-        <w:rPr>
-          <w:rStyle w:val="VerbatimChar"/>
-          <w:rFonts w:ascii="Microsoft YaHei" w:hAnsi="Microsoft YaHei" w:eastAsia="Microsoft YaHei"/>
+          <w:rFonts w:ascii="Times New Roman" w:hAnsi="Times New Roman" w:eastAsia="SimSun"/>
+          <w:b w:val="0"/>
+          <w:color w:val="000000"/>
+          <w:sz w:val="24"/>
+        </w:rPr>
+        <w:t xml:space="preserve"> </w:t>
+      </w:r>
+      <w:r>
+        <w:rPr>
+          <w:rStyle w:val="VerbatimChar"/>
+          <w:rFonts w:ascii="Times New Roman" w:hAnsi="Times New Roman" w:eastAsia="SimSun"/>
+          <w:b w:val="0"/>
+          <w:color w:val="000000"/>
+          <w:sz w:val="24"/>
         </w:rPr>
         <w:t xml:space="preserve">O3</w:t>
       </w:r>
       <w:r>
         <w:rPr>
-          <w:rFonts w:ascii="Microsoft YaHei" w:hAnsi="Microsoft YaHei" w:eastAsia="Microsoft YaHei"/>
-        </w:rPr>
-        <w:t xml:space="preserve"> </w:t>
-      </w:r>
-      <w:r>
-        <w:rPr>
-          <w:rFonts w:ascii="Microsoft YaHei" w:hAnsi="Microsoft YaHei" w:eastAsia="Microsoft YaHei"/>
+          <w:rFonts w:ascii="Times New Roman" w:hAnsi="Times New Roman" w:eastAsia="SimSun"/>
+          <w:b w:val="0"/>
+          <w:color w:val="000000"/>
+          <w:sz w:val="24"/>
+        </w:rPr>
+        <w:t xml:space="preserve"> </w:t>
+      </w:r>
+      <w:r>
+        <w:rPr>
+          <w:rFonts w:ascii="Times New Roman" w:hAnsi="Times New Roman" w:eastAsia="SimSun"/>
+          <w:b w:val="0"/>
+          <w:color w:val="000000"/>
+          <w:sz w:val="24"/>
         </w:rPr>
         <w:t xml:space="preserve">的主要矛盾还是稳态偏差，却把纯动态改善结构排在首位而不给理由，按逻辑断裂扣分。</w:t>
       </w:r>
@@ -5138,10 +6704,15 @@
           <w:numId w:val="1015"/>
         </w:numPr>
         <w:pStyle w:val="Compact"/>
-      </w:pPr>
-      <w:r>
-        <w:rPr>
-          <w:rFonts w:ascii="Microsoft YaHei" w:hAnsi="Microsoft YaHei" w:eastAsia="Microsoft YaHei"/>
+        <w:spacing w:line="240" w:lineRule="auto" w:before="0" w:after="80"/>
+        <w:ind w:firstLine="480"/>
+      </w:pPr>
+      <w:r>
+        <w:rPr>
+          <w:rFonts w:ascii="Times New Roman" w:hAnsi="Times New Roman" w:eastAsia="SimSun"/>
+          <w:b w:val="0"/>
+          <w:color w:val="000000"/>
+          <w:sz w:val="24"/>
         </w:rPr>
         <w:t xml:space="preserve">若直接调用模块4的任务表达、约束激活、失败诊断或多目标排序语言，按越界处理。</w:t>
       </w:r>
@@ -5153,10 +6724,15 @@
           <w:numId w:val="1015"/>
         </w:numPr>
         <w:pStyle w:val="Compact"/>
-      </w:pPr>
-      <w:r>
-        <w:rPr>
-          <w:rFonts w:ascii="Microsoft YaHei" w:hAnsi="Microsoft YaHei" w:eastAsia="Microsoft YaHei"/>
+        <w:spacing w:line="240" w:lineRule="auto" w:before="0" w:after="80"/>
+        <w:ind w:firstLine="480"/>
+      </w:pPr>
+      <w:r>
+        <w:rPr>
+          <w:rFonts w:ascii="Times New Roman" w:hAnsi="Times New Roman" w:eastAsia="SimSun"/>
+          <w:b w:val="0"/>
+          <w:color w:val="000000"/>
+          <w:sz w:val="24"/>
         </w:rPr>
         <w:t xml:space="preserve">若比较表、正文叙述与最终排序三者互相对不上，按开放题统一规则扣分。</w:t>
       </w:r>
@@ -5164,7 +6740,9 @@
     <w:bookmarkEnd w:id="36"/>
     <w:bookmarkEnd w:id="37"/>
     <w:bookmarkEnd w:id="38"/>
-    <w:sectPr/>
+    <w:sectPr>
+      <w:pgMar w:top="720" w:bottom="720" w:left="720" w:right="720"/>
+    </w:sectPr>
   </w:body>
 </w:document>
 </file>
@@ -5612,7 +7190,8 @@
     <w:name w:val="Normal"/>
     <w:qFormat/>
     <w:rPr>
-      <w:rFonts w:ascii="Microsoft YaHei" w:hAnsi="Microsoft YaHei" w:eastAsia="Microsoft YaHei"/>
+      <w:rFonts w:ascii="Times New Roman" w:hAnsi="Times New Roman" w:eastAsia="SimSun"/>
+      <w:color w:val="000000"/>
     </w:rPr>
   </w:style>
   <w:style w:styleId="BodyText" w:type="paragraph">
@@ -5624,7 +7203,8 @@
     </w:pPr>
     <w:qFormat/>
     <w:rPr>
-      <w:rFonts w:ascii="Microsoft YaHei" w:hAnsi="Microsoft YaHei" w:eastAsia="Microsoft YaHei"/>
+      <w:rFonts w:ascii="Times New Roman" w:hAnsi="Times New Roman" w:eastAsia="SimSun"/>
+      <w:color w:val="000000"/>
     </w:rPr>
   </w:style>
   <w:style w:customStyle="1" w:styleId="FirstParagraph" w:type="paragraph">
@@ -5633,7 +7213,8 @@
     <w:next w:val="BodyText"/>
     <w:qFormat/>
     <w:rPr>
-      <w:rFonts w:ascii="Microsoft YaHei" w:hAnsi="Microsoft YaHei" w:eastAsia="Microsoft YaHei"/>
+      <w:rFonts w:ascii="Times New Roman" w:hAnsi="Times New Roman" w:eastAsia="SimSun"/>
+      <w:color w:val="000000"/>
     </w:rPr>
   </w:style>
   <w:style w:customStyle="1" w:styleId="Compact" w:type="paragraph">
@@ -5644,7 +7225,8 @@
       <w:spacing w:after="36" w:before="36"/>
     </w:pPr>
     <w:rPr>
-      <w:rFonts w:ascii="Microsoft YaHei" w:hAnsi="Microsoft YaHei" w:eastAsia="Microsoft YaHei"/>
+      <w:rFonts w:ascii="Times New Roman" w:hAnsi="Times New Roman" w:eastAsia="SimSun"/>
+      <w:color w:val="000000"/>
     </w:rPr>
   </w:style>
   <w:style w:styleId="Title" w:type="paragraph">
@@ -5659,10 +7241,10 @@
       <w:jc w:val="center"/>
     </w:pPr>
     <w:rPr>
-      <w:rFonts w:asciiTheme="majorHAnsi" w:cstheme="majorBidi" w:eastAsiaTheme="majorEastAsia" w:hAnsiTheme="majorHAnsi" w:ascii="Microsoft YaHei" w:hAnsi="Microsoft YaHei" w:eastAsia="Microsoft YaHei"/>
+      <w:rFonts w:asciiTheme="majorHAnsi" w:cstheme="majorBidi" w:eastAsiaTheme="majorEastAsia" w:hAnsiTheme="majorHAnsi" w:ascii="Times New Roman" w:hAnsi="Times New Roman" w:eastAsia="SimSun"/>
       <w:b/>
       <w:bCs/>
-      <w:color w:themeColor="accent1" w:themeShade="B5" w:val="345A8A"/>
+      <w:color w:val="000000"/>
       <w:sz w:val="36"/>
       <w:szCs w:val="36"/>
     </w:rPr>
@@ -5679,7 +7261,8 @@
       <w:jc w:val="center"/>
     </w:pPr>
     <w:rPr>
-      <w:rFonts w:ascii="Microsoft YaHei" w:hAnsi="Microsoft YaHei" w:eastAsia="Microsoft YaHei"/>
+      <w:rFonts w:ascii="Times New Roman" w:hAnsi="Times New Roman" w:eastAsia="SimSun"/>
+      <w:color w:val="000000"/>
       <w:sz w:val="30"/>
       <w:szCs w:val="30"/>
     </w:rPr>
@@ -5694,7 +7277,8 @@
       <w:jc w:val="center"/>
     </w:pPr>
     <w:rPr>
-      <w:rFonts w:ascii="Microsoft YaHei" w:hAnsi="Microsoft YaHei" w:eastAsia="Microsoft YaHei"/>
+      <w:rFonts w:ascii="Times New Roman" w:hAnsi="Times New Roman" w:eastAsia="SimSun"/>
+      <w:color w:val="000000"/>
     </w:rPr>
   </w:style>
   <w:style w:styleId="Date" w:type="paragraph">
@@ -5707,7 +7291,8 @@
       <w:jc w:val="center"/>
     </w:pPr>
     <w:rPr>
-      <w:rFonts w:ascii="Microsoft YaHei" w:hAnsi="Microsoft YaHei" w:eastAsia="Microsoft YaHei"/>
+      <w:rFonts w:ascii="Times New Roman" w:hAnsi="Times New Roman" w:eastAsia="SimSun"/>
+      <w:color w:val="000000"/>
     </w:rPr>
   </w:style>
   <w:style w:customStyle="1" w:styleId="AbstractTitle" w:type="paragraph">
@@ -5722,12 +7307,11 @@
       <w:spacing w:after="0" w:before="300"/>
     </w:pPr>
     <w:rPr>
+      <w:color w:val="000000"/>
       <w:sz w:val="20"/>
       <w:szCs w:val="20"/>
-      <w:rFonts w:ascii="Microsoft YaHei" w:hAnsi="Microsoft YaHei" w:eastAsia="Microsoft YaHei"/>
+      <w:rFonts w:ascii="Times New Roman" w:hAnsi="Times New Roman" w:eastAsia="SimSun"/>
       <w:b/>
-      <w:color w:val="345A8A"/>
-      &gt;
     </w:rPr>
   </w:style>
   <w:style w:customStyle="1" w:styleId="Abstract" w:type="paragraph">
@@ -5741,7 +7325,8 @@
       <w:spacing w:after="300" w:before="100"/>
     </w:pPr>
     <w:rPr>
-      <w:rFonts w:ascii="Microsoft YaHei" w:hAnsi="Microsoft YaHei" w:eastAsia="Microsoft YaHei"/>
+      <w:rFonts w:ascii="Times New Roman" w:hAnsi="Times New Roman" w:eastAsia="SimSun"/>
+      <w:color w:val="000000"/>
       <w:sz w:val="20"/>
       <w:szCs w:val="20"/>
     </w:rPr>
@@ -5753,7 +7338,8 @@
     <w:qFormat/>
     <w:pPr/>
     <w:rPr>
-      <w:rFonts w:ascii="Microsoft YaHei" w:hAnsi="Microsoft YaHei" w:eastAsia="Microsoft YaHei"/>
+      <w:rFonts w:ascii="Times New Roman" w:hAnsi="Times New Roman" w:eastAsia="SimSun"/>
+      <w:color w:val="000000"/>
     </w:rPr>
   </w:style>
   <w:style w:styleId="Heading1" w:type="paragraph">
@@ -5769,10 +7355,10 @@
       <w:outlineLvl w:val="0"/>
     </w:pPr>
     <w:rPr>
-      <w:rFonts w:asciiTheme="majorHAnsi" w:cstheme="majorBidi" w:eastAsiaTheme="majorEastAsia" w:hAnsiTheme="majorHAnsi" w:ascii="Microsoft YaHei" w:hAnsi="Microsoft YaHei" w:eastAsia="Microsoft YaHei"/>
+      <w:rFonts w:asciiTheme="majorHAnsi" w:cstheme="majorBidi" w:eastAsiaTheme="majorEastAsia" w:hAnsiTheme="majorHAnsi" w:ascii="Times New Roman" w:hAnsi="Times New Roman" w:eastAsia="SimSun"/>
       <w:b/>
       <w:bCs/>
-      <w:color w:themeColor="accent1" w:val="4F81BD"/>
+      <w:color w:val="000000"/>
       <w:sz w:val="32"/>
       <w:szCs w:val="32"/>
     </w:rPr>
@@ -5791,10 +7377,10 @@
       <w:outlineLvl w:val="1"/>
     </w:pPr>
     <w:rPr>
-      <w:rFonts w:asciiTheme="majorHAnsi" w:cstheme="majorBidi" w:eastAsiaTheme="majorEastAsia" w:hAnsiTheme="majorHAnsi" w:ascii="Microsoft YaHei" w:hAnsi="Microsoft YaHei" w:eastAsia="Microsoft YaHei"/>
+      <w:rFonts w:asciiTheme="majorHAnsi" w:cstheme="majorBidi" w:eastAsiaTheme="majorEastAsia" w:hAnsiTheme="majorHAnsi" w:ascii="Times New Roman" w:hAnsi="Times New Roman" w:eastAsia="SimSun"/>
       <w:b/>
       <w:bCs/>
-      <w:color w:themeColor="accent1" w:val="4F81BD"/>
+      <w:color w:val="000000"/>
       <w:sz w:val="28"/>
       <w:szCs w:val="28"/>
     </w:rPr>
@@ -5813,10 +7399,10 @@
       <w:outlineLvl w:val="2"/>
     </w:pPr>
     <w:rPr>
-      <w:rFonts w:asciiTheme="majorHAnsi" w:cstheme="majorBidi" w:eastAsiaTheme="majorEastAsia" w:hAnsiTheme="majorHAnsi" w:ascii="Microsoft YaHei" w:hAnsi="Microsoft YaHei" w:eastAsia="Microsoft YaHei"/>
+      <w:rFonts w:asciiTheme="majorHAnsi" w:cstheme="majorBidi" w:eastAsiaTheme="majorEastAsia" w:hAnsiTheme="majorHAnsi" w:ascii="Times New Roman" w:hAnsi="Times New Roman" w:eastAsia="SimSun"/>
       <w:b/>
       <w:bCs/>
-      <w:color w:themeColor="accent1" w:val="4F81BD"/>
+      <w:color w:val="000000"/>
       <w:sz w:val="24"/>
       <w:szCs w:val="24"/>
     </w:rPr>
@@ -5835,10 +7421,10 @@
       <w:outlineLvl w:val="3"/>
     </w:pPr>
     <w:rPr>
-      <w:rFonts w:asciiTheme="majorHAnsi" w:cstheme="majorBidi" w:eastAsiaTheme="majorEastAsia" w:hAnsiTheme="majorHAnsi" w:ascii="Microsoft YaHei" w:hAnsi="Microsoft YaHei" w:eastAsia="Microsoft YaHei"/>
+      <w:rFonts w:asciiTheme="majorHAnsi" w:cstheme="majorBidi" w:eastAsiaTheme="majorEastAsia" w:hAnsiTheme="majorHAnsi" w:ascii="Times New Roman" w:hAnsi="Times New Roman" w:eastAsia="SimSun"/>
       <w:i/>
       <w:bCs/>
-      <w:color w:themeColor="accent1" w:val="4F81BD"/>
+      <w:color w:val="000000"/>
       <w:sz w:val="24"/>
       <w:szCs w:val="24"/>
     </w:rPr>
@@ -5857,9 +7443,9 @@
       <w:outlineLvl w:val="4"/>
     </w:pPr>
     <w:rPr>
-      <w:rFonts w:asciiTheme="majorHAnsi" w:cstheme="majorBidi" w:eastAsiaTheme="majorEastAsia" w:hAnsiTheme="majorHAnsi" w:ascii="Microsoft YaHei" w:hAnsi="Microsoft YaHei" w:eastAsia="Microsoft YaHei"/>
+      <w:rFonts w:asciiTheme="majorHAnsi" w:cstheme="majorBidi" w:eastAsiaTheme="majorEastAsia" w:hAnsiTheme="majorHAnsi" w:ascii="Times New Roman" w:hAnsi="Times New Roman" w:eastAsia="SimSun"/>
       <w:iCs/>
-      <w:color w:themeColor="accent1" w:val="4F81BD"/>
+      <w:color w:val="000000"/>
       <w:sz w:val="24"/>
       <w:szCs w:val="24"/>
     </w:rPr>
@@ -5878,8 +7464,8 @@
       <w:outlineLvl w:val="5"/>
     </w:pPr>
     <w:rPr>
-      <w:rFonts w:asciiTheme="majorHAnsi" w:cstheme="majorBidi" w:eastAsiaTheme="majorEastAsia" w:hAnsiTheme="majorHAnsi" w:ascii="Microsoft YaHei" w:hAnsi="Microsoft YaHei" w:eastAsia="Microsoft YaHei"/>
-      <w:color w:themeColor="accent1" w:val="4F81BD"/>
+      <w:rFonts w:asciiTheme="majorHAnsi" w:cstheme="majorBidi" w:eastAsiaTheme="majorEastAsia" w:hAnsiTheme="majorHAnsi" w:ascii="Times New Roman" w:hAnsi="Times New Roman" w:eastAsia="SimSun"/>
+      <w:color w:val="000000"/>
       <w:sz w:val="24"/>
       <w:szCs w:val="24"/>
     </w:rPr>
@@ -5898,8 +7484,8 @@
       <w:outlineLvl w:val="6"/>
     </w:pPr>
     <w:rPr>
-      <w:rFonts w:asciiTheme="majorHAnsi" w:cstheme="majorBidi" w:eastAsiaTheme="majorEastAsia" w:hAnsiTheme="majorHAnsi" w:ascii="Microsoft YaHei" w:hAnsi="Microsoft YaHei" w:eastAsia="Microsoft YaHei"/>
-      <w:color w:themeColor="accent1" w:val="4F81BD"/>
+      <w:rFonts w:asciiTheme="majorHAnsi" w:cstheme="majorBidi" w:eastAsiaTheme="majorEastAsia" w:hAnsiTheme="majorHAnsi" w:ascii="Times New Roman" w:hAnsi="Times New Roman" w:eastAsia="SimSun"/>
+      <w:color w:val="000000"/>
       <w:sz w:val="24"/>
       <w:szCs w:val="24"/>
     </w:rPr>
@@ -5918,8 +7504,8 @@
       <w:outlineLvl w:val="7"/>
     </w:pPr>
     <w:rPr>
-      <w:rFonts w:asciiTheme="majorHAnsi" w:cstheme="majorBidi" w:eastAsiaTheme="majorEastAsia" w:hAnsiTheme="majorHAnsi" w:ascii="Microsoft YaHei" w:hAnsi="Microsoft YaHei" w:eastAsia="Microsoft YaHei"/>
-      <w:color w:themeColor="accent1" w:val="4F81BD"/>
+      <w:rFonts w:asciiTheme="majorHAnsi" w:cstheme="majorBidi" w:eastAsiaTheme="majorEastAsia" w:hAnsiTheme="majorHAnsi" w:ascii="Times New Roman" w:hAnsi="Times New Roman" w:eastAsia="SimSun"/>
+      <w:color w:val="000000"/>
       <w:sz w:val="24"/>
       <w:szCs w:val="24"/>
     </w:rPr>
@@ -5938,8 +7524,8 @@
       <w:outlineLvl w:val="8"/>
     </w:pPr>
     <w:rPr>
-      <w:rFonts w:asciiTheme="majorHAnsi" w:cstheme="majorBidi" w:eastAsiaTheme="majorEastAsia" w:hAnsiTheme="majorHAnsi" w:ascii="Microsoft YaHei" w:hAnsi="Microsoft YaHei" w:eastAsia="Microsoft YaHei"/>
-      <w:color w:themeColor="accent1" w:val="4F81BD"/>
+      <w:rFonts w:asciiTheme="majorHAnsi" w:cstheme="majorBidi" w:eastAsiaTheme="majorEastAsia" w:hAnsiTheme="majorHAnsi" w:ascii="Times New Roman" w:hAnsi="Times New Roman" w:eastAsia="SimSun"/>
+      <w:color w:val="000000"/>
       <w:sz w:val="24"/>
       <w:szCs w:val="24"/>
     </w:rPr>
@@ -5956,7 +7542,8 @@
       <w:ind w:firstLine="0" w:left="480" w:right="480"/>
     </w:pPr>
     <w:rPr>
-      <w:rFonts w:ascii="Microsoft YaHei" w:hAnsi="Microsoft YaHei" w:eastAsia="Microsoft YaHei"/>
+      <w:rFonts w:ascii="Times New Roman" w:hAnsi="Times New Roman" w:eastAsia="SimSun"/>
+      <w:color w:val="000000"/>
     </w:rPr>
   </w:style>
   <w:style w:styleId="FootnoteText" w:type="paragraph">
@@ -5967,7 +7554,8 @@
     <w:unhideWhenUsed/>
     <w:qFormat/>
     <w:rPr>
-      <w:rFonts w:ascii="Microsoft YaHei" w:hAnsi="Microsoft YaHei" w:eastAsia="Microsoft YaHei"/>
+      <w:rFonts w:ascii="Times New Roman" w:hAnsi="Times New Roman" w:eastAsia="SimSun"/>
+      <w:color w:val="000000"/>
     </w:rPr>
   </w:style>
   <w:style w:default="1" w:styleId="DefaultParagraphFont" w:type="character">
@@ -5975,7 +7563,8 @@
     <w:semiHidden/>
     <w:unhideWhenUsed/>
     <w:rPr>
-      <w:rFonts w:ascii="Microsoft YaHei" w:hAnsi="Microsoft YaHei" w:eastAsia="Microsoft YaHei"/>
+      <w:rFonts w:ascii="Times New Roman" w:hAnsi="Times New Roman" w:eastAsia="SimSun"/>
+      <w:color w:val="000000"/>
     </w:rPr>
   </w:style>
   <w:style w:default="1" w:styleId="Table" w:type="table">
@@ -5985,7 +7574,8 @@
     <w:unhideWhenUsed/>
     <w:qFormat/>
     <w:rPr>
-      <w:rFonts w:ascii="Microsoft YaHei" w:hAnsi="Microsoft YaHei" w:eastAsia="Microsoft YaHei"/>
+      <w:rFonts w:ascii="Times New Roman" w:hAnsi="Times New Roman" w:eastAsia="SimSun"/>
+      <w:color w:val="000000"/>
     </w:rPr>
     <w:tblPr>
       <w:tblInd w:type="dxa" w:w="0"/>
@@ -6022,15 +7612,17 @@
       <w:spacing w:after="0"/>
     </w:pPr>
     <w:rPr>
-      <w:rFonts w:ascii="Microsoft YaHei" w:hAnsi="Microsoft YaHei" w:eastAsia="Microsoft YaHei"/>
+      <w:rFonts w:ascii="Times New Roman" w:hAnsi="Times New Roman" w:eastAsia="SimSun"/>
       <w:b/>
+      <w:color w:val="000000"/>
     </w:rPr>
   </w:style>
   <w:style w:customStyle="1" w:styleId="Definition" w:type="paragraph">
     <w:name w:val="Definition"/>
     <w:basedOn w:val="Normal"/>
     <w:rPr>
-      <w:rFonts w:ascii="Microsoft YaHei" w:hAnsi="Microsoft YaHei" w:eastAsia="Microsoft YaHei"/>
+      <w:rFonts w:ascii="Times New Roman" w:hAnsi="Times New Roman" w:eastAsia="SimSun"/>
+      <w:color w:val="000000"/>
     </w:rPr>
   </w:style>
   <w:style w:styleId="Caption" w:type="paragraph">
@@ -6041,8 +7633,9 @@
       <w:spacing w:after="120" w:before="0"/>
     </w:pPr>
     <w:rPr>
-      <w:rFonts w:ascii="Microsoft YaHei" w:hAnsi="Microsoft YaHei" w:eastAsia="Microsoft YaHei"/>
+      <w:rFonts w:ascii="Times New Roman" w:hAnsi="Times New Roman" w:eastAsia="SimSun"/>
       <w:i/>
+      <w:color w:val="000000"/>
     </w:rPr>
   </w:style>
   <w:style w:customStyle="1" w:styleId="TableCaption" w:type="paragraph">
@@ -6052,21 +7645,24 @@
       <w:keepNext/>
     </w:pPr>
     <w:rPr>
-      <w:rFonts w:ascii="Microsoft YaHei" w:hAnsi="Microsoft YaHei" w:eastAsia="Microsoft YaHei"/>
+      <w:rFonts w:ascii="Times New Roman" w:hAnsi="Times New Roman" w:eastAsia="SimSun"/>
+      <w:color w:val="000000"/>
     </w:rPr>
   </w:style>
   <w:style w:customStyle="1" w:styleId="ImageCaption" w:type="paragraph">
     <w:name w:val="Image Caption"/>
     <w:basedOn w:val="Caption"/>
     <w:rPr>
-      <w:rFonts w:ascii="Microsoft YaHei" w:hAnsi="Microsoft YaHei" w:eastAsia="Microsoft YaHei"/>
+      <w:rFonts w:ascii="Times New Roman" w:hAnsi="Times New Roman" w:eastAsia="SimSun"/>
+      <w:color w:val="000000"/>
     </w:rPr>
   </w:style>
   <w:style w:customStyle="1" w:styleId="Figure" w:type="paragraph">
     <w:name w:val="Figure"/>
     <w:basedOn w:val="Normal"/>
     <w:rPr>
-      <w:rFonts w:ascii="Microsoft YaHei" w:hAnsi="Microsoft YaHei" w:eastAsia="Microsoft YaHei"/>
+      <w:rFonts w:ascii="Times New Roman" w:hAnsi="Times New Roman" w:eastAsia="SimSun"/>
+      <w:color w:val="000000"/>
     </w:rPr>
   </w:style>
   <w:style w:customStyle="1" w:styleId="CaptionedFigure" w:type="paragraph">
@@ -6076,7 +7672,8 @@
       <w:keepNext/>
     </w:pPr>
     <w:rPr>
-      <w:rFonts w:ascii="Microsoft YaHei" w:hAnsi="Microsoft YaHei" w:eastAsia="Microsoft YaHei"/>
+      <w:rFonts w:ascii="Times New Roman" w:hAnsi="Times New Roman" w:eastAsia="SimSun"/>
+      <w:color w:val="000000"/>
     </w:rPr>
   </w:style>
   <w:style w:customStyle="1" w:styleId="BodyTextChar" w:type="character">
@@ -6084,14 +7681,16 @@
     <w:basedOn w:val="DefaultParagraphFont"/>
     <w:link w:val="BodyText"/>
     <w:rPr>
-      <w:rFonts w:ascii="Microsoft YaHei" w:hAnsi="Microsoft YaHei" w:eastAsia="Microsoft YaHei"/>
+      <w:rFonts w:ascii="Times New Roman" w:hAnsi="Times New Roman" w:eastAsia="SimSun"/>
+      <w:color w:val="000000"/>
     </w:rPr>
   </w:style>
   <w:style w:customStyle="1" w:styleId="VerbatimChar" w:type="character">
     <w:name w:val="Verbatim Char"/>
     <w:basedOn w:val="BodyTextChar"/>
     <w:rPr>
-      <w:rFonts w:ascii="Microsoft YaHei" w:hAnsi="Microsoft YaHei" w:eastAsia="Microsoft YaHei"/>
+      <w:rFonts w:ascii="Times New Roman" w:hAnsi="Times New Roman" w:eastAsia="SimSun"/>
+      <w:color w:val="000000"/>
       <w:sz w:val="22"/>
     </w:rPr>
   </w:style>
@@ -6099,14 +7698,16 @@
     <w:name w:val="Section Number"/>
     <w:basedOn w:val="BodyTextChar"/>
     <w:rPr>
-      <w:rFonts w:ascii="Microsoft YaHei" w:hAnsi="Microsoft YaHei" w:eastAsia="Microsoft YaHei"/>
+      <w:rFonts w:ascii="Times New Roman" w:hAnsi="Times New Roman" w:eastAsia="SimSun"/>
+      <w:color w:val="000000"/>
     </w:rPr>
   </w:style>
   <w:style w:styleId="FootnoteReference" w:type="character">
     <w:name w:val="Footnote Reference"/>
     <w:basedOn w:val="BodyTextChar"/>
     <w:rPr>
-      <w:rFonts w:ascii="Microsoft YaHei" w:hAnsi="Microsoft YaHei" w:eastAsia="Microsoft YaHei"/>
+      <w:rFonts w:ascii="Times New Roman" w:hAnsi="Times New Roman" w:eastAsia="SimSun"/>
+      <w:color w:val="000000"/>
       <w:vertAlign w:val="superscript"/>
     </w:rPr>
   </w:style>
@@ -6114,8 +7715,8 @@
     <w:name w:val="Hyperlink"/>
     <w:basedOn w:val="BodyTextChar"/>
     <w:rPr>
-      <w:rFonts w:ascii="Microsoft YaHei" w:hAnsi="Microsoft YaHei" w:eastAsia="Microsoft YaHei"/>
-      <w:color w:themeColor="accent1" w:val="4F81BD"/>
+      <w:rFonts w:ascii="Times New Roman" w:hAnsi="Times New Roman" w:eastAsia="SimSun"/>
+      <w:color w:val="000000"/>
     </w:rPr>
   </w:style>
   <w:style w:styleId="TOCHeading" w:type="paragraph">
@@ -6130,10 +7731,10 @@
       <w:outlineLvl w:val="9"/>
     </w:pPr>
     <w:rPr>
-      <w:rFonts w:asciiTheme="majorHAnsi" w:cstheme="majorBidi" w:eastAsiaTheme="majorEastAsia" w:hAnsiTheme="majorHAnsi" w:ascii="Microsoft YaHei" w:hAnsi="Microsoft YaHei" w:eastAsia="Microsoft YaHei"/>
+      <w:rFonts w:asciiTheme="majorHAnsi" w:cstheme="majorBidi" w:eastAsiaTheme="majorEastAsia" w:hAnsiTheme="majorHAnsi" w:ascii="Times New Roman" w:hAnsi="Times New Roman" w:eastAsia="SimSun"/>
       <w:b w:val="0"/>
       <w:bCs w:val="0"/>
-      <w:color w:themeColor="accent1" w:themeShade="BF" w:val="365F91"/>
+      <w:color w:val="000000"/>
     </w:rPr>
   </w:style>
   <w:style w:type="paragraph" w:customStyle="1" w:styleId="SourceCode">
@@ -6144,267 +7745,271 @@
       <w:wordWrap w:val="off"/>
     </w:pPr>
     <w:rPr>
-      <w:rFonts w:ascii="Microsoft YaHei" w:hAnsi="Microsoft YaHei" w:eastAsia="Microsoft YaHei"/>
+      <w:rFonts w:ascii="Times New Roman" w:hAnsi="Times New Roman" w:eastAsia="SimSun"/>
+      <w:color w:val="000000"/>
     </w:rPr>
   </w:style>
   <w:style w:type="character" w:customStyle="1" w:styleId="KeywordTok">
     <w:name w:val="KeywordTok"/>
     <w:basedOn w:val="VerbatimChar"/>
     <w:rPr>
-      <w:color w:val="007020"/>
-      <w:rFonts w:ascii="Microsoft YaHei" w:hAnsi="Microsoft YaHei" w:eastAsia="Microsoft YaHei"/>
+      <w:rFonts w:ascii="Times New Roman" w:hAnsi="Times New Roman" w:eastAsia="SimSun"/>
       <w:b/>
+      <w:color w:val="000000"/>
     </w:rPr>
   </w:style>
   <w:style w:type="character" w:customStyle="1" w:styleId="DataTypeTok">
     <w:name w:val="DataTypeTok"/>
     <w:basedOn w:val="VerbatimChar"/>
     <w:rPr>
-      <w:rFonts w:ascii="Microsoft YaHei" w:hAnsi="Microsoft YaHei" w:eastAsia="Microsoft YaHei"/>
-      <w:color w:val="902000"/>
+      <w:rFonts w:ascii="Times New Roman" w:hAnsi="Times New Roman" w:eastAsia="SimSun"/>
+      <w:color w:val="000000"/>
     </w:rPr>
   </w:style>
   <w:style w:type="character" w:customStyle="1" w:styleId="DecValTok">
     <w:name w:val="DecValTok"/>
     <w:basedOn w:val="VerbatimChar"/>
     <w:rPr>
-      <w:rFonts w:ascii="Microsoft YaHei" w:hAnsi="Microsoft YaHei" w:eastAsia="Microsoft YaHei"/>
-      <w:color w:val="40a070"/>
+      <w:rFonts w:ascii="Times New Roman" w:hAnsi="Times New Roman" w:eastAsia="SimSun"/>
+      <w:color w:val="000000"/>
     </w:rPr>
   </w:style>
   <w:style w:type="character" w:customStyle="1" w:styleId="BaseNTok">
     <w:name w:val="BaseNTok"/>
     <w:basedOn w:val="VerbatimChar"/>
     <w:rPr>
-      <w:rFonts w:ascii="Microsoft YaHei" w:hAnsi="Microsoft YaHei" w:eastAsia="Microsoft YaHei"/>
-      <w:color w:val="40a070"/>
+      <w:rFonts w:ascii="Times New Roman" w:hAnsi="Times New Roman" w:eastAsia="SimSun"/>
+      <w:color w:val="000000"/>
     </w:rPr>
   </w:style>
   <w:style w:type="character" w:customStyle="1" w:styleId="FloatTok">
     <w:name w:val="FloatTok"/>
     <w:basedOn w:val="VerbatimChar"/>
     <w:rPr>
-      <w:rFonts w:ascii="Microsoft YaHei" w:hAnsi="Microsoft YaHei" w:eastAsia="Microsoft YaHei"/>
-      <w:color w:val="40a070"/>
+      <w:rFonts w:ascii="Times New Roman" w:hAnsi="Times New Roman" w:eastAsia="SimSun"/>
+      <w:color w:val="000000"/>
     </w:rPr>
   </w:style>
   <w:style w:type="character" w:customStyle="1" w:styleId="ConstantTok">
     <w:name w:val="ConstantTok"/>
     <w:basedOn w:val="VerbatimChar"/>
     <w:rPr>
-      <w:rFonts w:ascii="Microsoft YaHei" w:hAnsi="Microsoft YaHei" w:eastAsia="Microsoft YaHei"/>
-      <w:color w:val="880000"/>
+      <w:rFonts w:ascii="Times New Roman" w:hAnsi="Times New Roman" w:eastAsia="SimSun"/>
+      <w:color w:val="000000"/>
     </w:rPr>
   </w:style>
   <w:style w:type="character" w:customStyle="1" w:styleId="CharTok">
     <w:name w:val="CharTok"/>
     <w:basedOn w:val="VerbatimChar"/>
     <w:rPr>
-      <w:rFonts w:ascii="Microsoft YaHei" w:hAnsi="Microsoft YaHei" w:eastAsia="Microsoft YaHei"/>
-      <w:color w:val="4070a0"/>
+      <w:rFonts w:ascii="Times New Roman" w:hAnsi="Times New Roman" w:eastAsia="SimSun"/>
+      <w:color w:val="000000"/>
     </w:rPr>
   </w:style>
   <w:style w:type="character" w:customStyle="1" w:styleId="SpecialCharTok">
     <w:name w:val="SpecialCharTok"/>
     <w:basedOn w:val="VerbatimChar"/>
     <w:rPr>
-      <w:rFonts w:ascii="Microsoft YaHei" w:hAnsi="Microsoft YaHei" w:eastAsia="Microsoft YaHei"/>
-      <w:color w:val="4070a0"/>
+      <w:rFonts w:ascii="Times New Roman" w:hAnsi="Times New Roman" w:eastAsia="SimSun"/>
+      <w:color w:val="000000"/>
     </w:rPr>
   </w:style>
   <w:style w:type="character" w:customStyle="1" w:styleId="StringTok">
     <w:name w:val="StringTok"/>
     <w:basedOn w:val="VerbatimChar"/>
     <w:rPr>
-      <w:rFonts w:ascii="Microsoft YaHei" w:hAnsi="Microsoft YaHei" w:eastAsia="Microsoft YaHei"/>
-      <w:color w:val="4070a0"/>
+      <w:rFonts w:ascii="Times New Roman" w:hAnsi="Times New Roman" w:eastAsia="SimSun"/>
+      <w:color w:val="000000"/>
     </w:rPr>
   </w:style>
   <w:style w:type="character" w:customStyle="1" w:styleId="VerbatimStringTok">
     <w:name w:val="VerbatimStringTok"/>
     <w:basedOn w:val="VerbatimChar"/>
     <w:rPr>
-      <w:rFonts w:ascii="Microsoft YaHei" w:hAnsi="Microsoft YaHei" w:eastAsia="Microsoft YaHei"/>
-      <w:color w:val="4070a0"/>
+      <w:rFonts w:ascii="Times New Roman" w:hAnsi="Times New Roman" w:eastAsia="SimSun"/>
+      <w:color w:val="000000"/>
     </w:rPr>
   </w:style>
   <w:style w:type="character" w:customStyle="1" w:styleId="SpecialStringTok">
     <w:name w:val="SpecialStringTok"/>
     <w:basedOn w:val="VerbatimChar"/>
     <w:rPr>
-      <w:rFonts w:ascii="Microsoft YaHei" w:hAnsi="Microsoft YaHei" w:eastAsia="Microsoft YaHei"/>
-      <w:color w:val="bb6688"/>
+      <w:rFonts w:ascii="Times New Roman" w:hAnsi="Times New Roman" w:eastAsia="SimSun"/>
+      <w:color w:val="000000"/>
     </w:rPr>
   </w:style>
   <w:style w:type="character" w:customStyle="1" w:styleId="ImportTok">
     <w:name w:val="ImportTok"/>
     <w:basedOn w:val="VerbatimChar"/>
     <w:rPr>
-      <w:color w:val="008000"/>
-      <w:rFonts w:ascii="Microsoft YaHei" w:hAnsi="Microsoft YaHei" w:eastAsia="Microsoft YaHei"/>
+      <w:rFonts w:ascii="Times New Roman" w:hAnsi="Times New Roman" w:eastAsia="SimSun"/>
       <w:b/>
+      <w:color w:val="000000"/>
     </w:rPr>
   </w:style>
   <w:style w:type="character" w:customStyle="1" w:styleId="CommentTok">
     <w:name w:val="CommentTok"/>
     <w:basedOn w:val="VerbatimChar"/>
     <w:rPr>
-      <w:color w:val="60a0b0"/>
-      <w:rFonts w:ascii="Microsoft YaHei" w:hAnsi="Microsoft YaHei" w:eastAsia="Microsoft YaHei"/>
+      <w:rFonts w:ascii="Times New Roman" w:hAnsi="Times New Roman" w:eastAsia="SimSun"/>
       <w:i/>
+      <w:color w:val="000000"/>
     </w:rPr>
   </w:style>
   <w:style w:type="character" w:customStyle="1" w:styleId="DocumentationTok">
     <w:name w:val="DocumentationTok"/>
     <w:basedOn w:val="VerbatimChar"/>
     <w:rPr>
-      <w:color w:val="ba2121"/>
-      <w:rFonts w:ascii="Microsoft YaHei" w:hAnsi="Microsoft YaHei" w:eastAsia="Microsoft YaHei"/>
+      <w:rFonts w:ascii="Times New Roman" w:hAnsi="Times New Roman" w:eastAsia="SimSun"/>
       <w:i/>
+      <w:color w:val="000000"/>
     </w:rPr>
   </w:style>
   <w:style w:type="character" w:customStyle="1" w:styleId="AnnotationTok">
     <w:name w:val="AnnotationTok"/>
     <w:basedOn w:val="VerbatimChar"/>
     <w:rPr>
-      <w:color w:val="60a0b0"/>
-      <w:rFonts w:ascii="Microsoft YaHei" w:hAnsi="Microsoft YaHei" w:eastAsia="Microsoft YaHei"/>
+      <w:rFonts w:ascii="Times New Roman" w:hAnsi="Times New Roman" w:eastAsia="SimSun"/>
       <w:b/>
       <w:i/>
+      <w:color w:val="000000"/>
     </w:rPr>
   </w:style>
   <w:style w:type="character" w:customStyle="1" w:styleId="CommentVarTok">
     <w:name w:val="CommentVarTok"/>
     <w:basedOn w:val="VerbatimChar"/>
     <w:rPr>
-      <w:color w:val="60a0b0"/>
-      <w:rFonts w:ascii="Microsoft YaHei" w:hAnsi="Microsoft YaHei" w:eastAsia="Microsoft YaHei"/>
+      <w:rFonts w:ascii="Times New Roman" w:hAnsi="Times New Roman" w:eastAsia="SimSun"/>
       <w:b/>
       <w:i/>
+      <w:color w:val="000000"/>
     </w:rPr>
   </w:style>
   <w:style w:type="character" w:customStyle="1" w:styleId="OtherTok">
     <w:name w:val="OtherTok"/>
     <w:basedOn w:val="VerbatimChar"/>
     <w:rPr>
-      <w:rFonts w:ascii="Microsoft YaHei" w:hAnsi="Microsoft YaHei" w:eastAsia="Microsoft YaHei"/>
-      <w:color w:val="007020"/>
+      <w:rFonts w:ascii="Times New Roman" w:hAnsi="Times New Roman" w:eastAsia="SimSun"/>
+      <w:color w:val="000000"/>
     </w:rPr>
   </w:style>
   <w:style w:type="character" w:customStyle="1" w:styleId="FunctionTok">
     <w:name w:val="FunctionTok"/>
     <w:basedOn w:val="VerbatimChar"/>
     <w:rPr>
-      <w:rFonts w:ascii="Microsoft YaHei" w:hAnsi="Microsoft YaHei" w:eastAsia="Microsoft YaHei"/>
-      <w:color w:val="06287e"/>
+      <w:rFonts w:ascii="Times New Roman" w:hAnsi="Times New Roman" w:eastAsia="SimSun"/>
+      <w:color w:val="000000"/>
     </w:rPr>
   </w:style>
   <w:style w:type="character" w:customStyle="1" w:styleId="VariableTok">
     <w:name w:val="VariableTok"/>
     <w:basedOn w:val="VerbatimChar"/>
     <w:rPr>
-      <w:rFonts w:ascii="Microsoft YaHei" w:hAnsi="Microsoft YaHei" w:eastAsia="Microsoft YaHei"/>
-      <w:color w:val="19177c"/>
+      <w:rFonts w:ascii="Times New Roman" w:hAnsi="Times New Roman" w:eastAsia="SimSun"/>
+      <w:color w:val="000000"/>
     </w:rPr>
   </w:style>
   <w:style w:type="character" w:customStyle="1" w:styleId="ControlFlowTok">
     <w:name w:val="ControlFlowTok"/>
     <w:basedOn w:val="VerbatimChar"/>
     <w:rPr>
-      <w:color w:val="007020"/>
-      <w:rFonts w:ascii="Microsoft YaHei" w:hAnsi="Microsoft YaHei" w:eastAsia="Microsoft YaHei"/>
+      <w:rFonts w:ascii="Times New Roman" w:hAnsi="Times New Roman" w:eastAsia="SimSun"/>
       <w:b/>
+      <w:color w:val="000000"/>
     </w:rPr>
   </w:style>
   <w:style w:type="character" w:customStyle="1" w:styleId="OperatorTok">
     <w:name w:val="OperatorTok"/>
     <w:basedOn w:val="VerbatimChar"/>
     <w:rPr>
-      <w:rFonts w:ascii="Microsoft YaHei" w:hAnsi="Microsoft YaHei" w:eastAsia="Microsoft YaHei"/>
-      <w:color w:val="666666"/>
+      <w:rFonts w:ascii="Times New Roman" w:hAnsi="Times New Roman" w:eastAsia="SimSun"/>
+      <w:color w:val="000000"/>
     </w:rPr>
   </w:style>
   <w:style w:type="character" w:customStyle="1" w:styleId="BuiltInTok">
     <w:name w:val="BuiltInTok"/>
     <w:basedOn w:val="VerbatimChar"/>
     <w:rPr>
-      <w:rFonts w:ascii="Microsoft YaHei" w:hAnsi="Microsoft YaHei" w:eastAsia="Microsoft YaHei"/>
-      <w:color w:val="008000"/>
+      <w:rFonts w:ascii="Times New Roman" w:hAnsi="Times New Roman" w:eastAsia="SimSun"/>
+      <w:color w:val="000000"/>
     </w:rPr>
   </w:style>
   <w:style w:type="character" w:customStyle="1" w:styleId="ExtensionTok">
     <w:name w:val="ExtensionTok"/>
     <w:basedOn w:val="VerbatimChar"/>
     <w:rPr>
-      <w:rFonts w:ascii="Microsoft YaHei" w:hAnsi="Microsoft YaHei" w:eastAsia="Microsoft YaHei"/>
+      <w:rFonts w:ascii="Times New Roman" w:hAnsi="Times New Roman" w:eastAsia="SimSun"/>
+      <w:color w:val="000000"/>
     </w:rPr>
   </w:style>
   <w:style w:type="character" w:customStyle="1" w:styleId="PreprocessorTok">
     <w:name w:val="PreprocessorTok"/>
     <w:basedOn w:val="VerbatimChar"/>
     <w:rPr>
-      <w:rFonts w:ascii="Microsoft YaHei" w:hAnsi="Microsoft YaHei" w:eastAsia="Microsoft YaHei"/>
-      <w:color w:val="bc7a00"/>
+      <w:rFonts w:ascii="Times New Roman" w:hAnsi="Times New Roman" w:eastAsia="SimSun"/>
+      <w:color w:val="000000"/>
     </w:rPr>
   </w:style>
   <w:style w:type="character" w:customStyle="1" w:styleId="AttributeTok">
     <w:name w:val="AttributeTok"/>
     <w:basedOn w:val="VerbatimChar"/>
     <w:rPr>
-      <w:rFonts w:ascii="Microsoft YaHei" w:hAnsi="Microsoft YaHei" w:eastAsia="Microsoft YaHei"/>
-      <w:color w:val="7d9029"/>
+      <w:rFonts w:ascii="Times New Roman" w:hAnsi="Times New Roman" w:eastAsia="SimSun"/>
+      <w:color w:val="000000"/>
     </w:rPr>
   </w:style>
   <w:style w:type="character" w:customStyle="1" w:styleId="RegionMarkerTok">
     <w:name w:val="RegionMarkerTok"/>
     <w:basedOn w:val="VerbatimChar"/>
     <w:rPr>
-      <w:rFonts w:ascii="Microsoft YaHei" w:hAnsi="Microsoft YaHei" w:eastAsia="Microsoft YaHei"/>
+      <w:rFonts w:ascii="Times New Roman" w:hAnsi="Times New Roman" w:eastAsia="SimSun"/>
+      <w:color w:val="000000"/>
     </w:rPr>
   </w:style>
   <w:style w:type="character" w:customStyle="1" w:styleId="InformationTok">
     <w:name w:val="InformationTok"/>
     <w:basedOn w:val="VerbatimChar"/>
     <w:rPr>
-      <w:color w:val="60a0b0"/>
-      <w:rFonts w:ascii="Microsoft YaHei" w:hAnsi="Microsoft YaHei" w:eastAsia="Microsoft YaHei"/>
+      <w:rFonts w:ascii="Times New Roman" w:hAnsi="Times New Roman" w:eastAsia="SimSun"/>
       <w:b/>
       <w:i/>
+      <w:color w:val="000000"/>
     </w:rPr>
   </w:style>
   <w:style w:type="character" w:customStyle="1" w:styleId="WarningTok">
     <w:name w:val="WarningTok"/>
     <w:basedOn w:val="VerbatimChar"/>
     <w:rPr>
-      <w:color w:val="60a0b0"/>
-      <w:rFonts w:ascii="Microsoft YaHei" w:hAnsi="Microsoft YaHei" w:eastAsia="Microsoft YaHei"/>
+      <w:rFonts w:ascii="Times New Roman" w:hAnsi="Times New Roman" w:eastAsia="SimSun"/>
       <w:b/>
       <w:i/>
+      <w:color w:val="000000"/>
     </w:rPr>
   </w:style>
   <w:style w:type="character" w:customStyle="1" w:styleId="AlertTok">
     <w:name w:val="AlertTok"/>
     <w:basedOn w:val="VerbatimChar"/>
     <w:rPr>
-      <w:color w:val="ff0000"/>
-      <w:rFonts w:ascii="Microsoft YaHei" w:hAnsi="Microsoft YaHei" w:eastAsia="Microsoft YaHei"/>
+      <w:rFonts w:ascii="Times New Roman" w:hAnsi="Times New Roman" w:eastAsia="SimSun"/>
       <w:b/>
+      <w:color w:val="000000"/>
     </w:rPr>
   </w:style>
   <w:style w:type="character" w:customStyle="1" w:styleId="ErrorTok">
     <w:name w:val="ErrorTok"/>
     <w:basedOn w:val="VerbatimChar"/>
     <w:rPr>
-      <w:color w:val="ff0000"/>
-      <w:rFonts w:ascii="Microsoft YaHei" w:hAnsi="Microsoft YaHei" w:eastAsia="Microsoft YaHei"/>
+      <w:rFonts w:ascii="Times New Roman" w:hAnsi="Times New Roman" w:eastAsia="SimSun"/>
       <w:b/>
+      <w:color w:val="000000"/>
     </w:rPr>
   </w:style>
   <w:style w:type="character" w:customStyle="1" w:styleId="NormalTok">
     <w:name w:val="NormalTok"/>
     <w:basedOn w:val="VerbatimChar"/>
     <w:rPr>
-      <w:rFonts w:ascii="Microsoft YaHei" w:hAnsi="Microsoft YaHei" w:eastAsia="Microsoft YaHei"/>
+      <w:rFonts w:ascii="Times New Roman" w:hAnsi="Times New Roman" w:eastAsia="SimSun"/>
+      <w:color w:val="000000"/>
     </w:rPr>
   </w:style>
 </w:styles>
